--- a/manuscript/submission/supplementary.docx
+++ b/manuscript/submission/supplementary.docx
@@ -56,7 +56,7 @@
           <w:b w:val="0"/>
           <w:sz w:val="21"/>
         </w:rPr>
-        <w:t>Supplementary Tables S1-S8.</w:t>
+        <w:t>Supplementary Tables S1-S9.</w:t>
       </w:r>
     </w:p>
     <w:p>
@@ -72,7 +72,7 @@
           <w:b w:val="0"/>
           <w:sz w:val="21"/>
         </w:rPr>
-        <w:t>All underlying machine-readable tables and pipeline code (scripts 01-37) are archived with the manuscript at https://github.com/hmjpan/protein-ai-disagreement (results/ and figures/ directories). Statistical aggregation is protein-level with bootstrap inference throughout; the analysis plan and GO/NO-GO thresholds were fixed in config.yaml before the final analyses.</w:t>
+        <w:t>All underlying machine-readable tables and pipeline code (scripts 01-37) are archived with the manuscript at https://github.com/hmjpan/protein-ai-disagreement (results/ and figures/ directories). Primary inferential summaries aggregate at the protein level where applicable, with bootstrap inference used for the principal effect estimates; assay-, residue- and variant-level quantities are labelled as such at each point of use. The analysis plan and GO/NO-GO thresholds were fixed in config.yaml before the final analyses.</w:t>
       </w:r>
     </w:p>
     <w:p>
@@ -312,7 +312,7 @@
           <w:b/>
           <w:sz w:val="21"/>
         </w:rPr>
-        <w:t>Figure S5. BioGate and XGBoost ablations (scores-only, context-only, scores+context; Table S5).</w:t>
+        <w:t>Figure S5. BioGate context-feature ablation: validation Spearman for the full gate versus removal of pLDDT (no_plddt), functional annotations (no_ann) or MSA-depth (no_msa) context features. The scores-only / context-only / scores+context XGBoost comparison is in Table S5.</w:t>
       </w:r>
     </w:p>
     <w:p>
@@ -697,7 +697,7 @@
           <w:b/>
           <w:sz w:val="21"/>
         </w:rPr>
-        <w:t>Table S1. Residue-level pLDDT association across disagreement definitions.** D_std -0.078, D_MAD -0.076, D_pair -0.089, D_u -0.115 (median rho; all CIs exclude zero; 71-77% of proteins negative; four complementary definitions). Effect sizes (D_evo_struct): lowest-vs-highest pLDDT decile difference +0.057 (CI +0.013 to +0.084); Cohen's d 0.15 (CI 0.04-0.23); enrichment OR (low-pLDDT decile vs top-disagreement decile) median 1.84 (CI 1.62-2.04), pooled 1.49 (CI 1.35-1.65).</w:t>
+        <w:t>Table S1. Residue-level pLDDT association across disagreement definitions. D_std -0.078, D_MAD -0.076, D_pair -0.089, D_u -0.115 (median rho; all CIs exclude zero; 71-77% of proteins negative; four complementary definitions). Effect sizes (D_evo_struct): lowest-vs-highest pLDDT decile difference +0.057 (CI +0.013 to +0.084); Cohen's d 0.15 (CI 0.04-0.23); enrichment OR (low-pLDDT decile vs top-disagreement decile) median 1.84 (CI 1.62-2.04), pooled 1.49 (CI 1.35-1.65).</w:t>
       </w:r>
     </w:p>
     <w:tbl>
@@ -1065,7 +1065,7 @@
           <w:b/>
           <w:sz w:val="21"/>
         </w:rPr>
-        <w:t>Table S2. Confound controls for the shared AlphaFold input.** (i) Asymmetry: residue-level rho(seq-vs-struct, pLDDT) = +0.01 vs rho(evo-vs-struct, pLDDT) = -0.04 (65% of proteins in the evo-struct direction); (ii) structure-model DMS correlation by pLDDT bin (ESM-IF1: 0.04 at &lt;50, 0.47 at &gt;=90; MIF: 0.03 vs 0.43; ProteinMPNN: 0.01 vs 0.22); (iii) structure-model score coverage = 100% at all pLDDT levels.</w:t>
+        <w:t>Table S2. Confound controls for the shared AlphaFold input. (i) Asymmetry: residue-level rho(seq-vs-struct, pLDDT) = +0.01 vs rho(evo-vs-struct, pLDDT) = -0.04 (65% of proteins in the evo-struct direction); (ii) structure-model DMS association as median |Spearman rho| with the DMS fitness score (released structure scores are oriented toward deleteriousness, so signed correlations are negative; absolute values are used here and in panel (ii) of Table S2): ESM-IF1 0.04 at &lt;50 vs 0.47 at &gt;=90; MIF 0.03 vs 0.43; ProteinMPNN 0.01 vs 0.22; (iii) structure-model score coverage = 100% at all pLDDT levels; (iv) protein-fixed-effects regression of residue-level evo-vs-structure disagreement on pLDDT, adjusted for disorder, contact density, secondary structure, normalized position, MSA depth and structure coverage, with protein-clustered standard errors.</w:t>
       </w:r>
     </w:p>
     <w:p>
@@ -1269,7 +1269,7 @@
           <w:b/>
           <w:sz w:val="20"/>
         </w:rPr>
-        <w:t>(ii) Structure-model DMS correlation by pLDDT bin:</w:t>
+        <w:t>(ii) Structure-model DMS association, median |Spearman rho| with the DMS fitness score (released structure scores are oriented to deleteriousness, so signed correlations are negative):</w:t>
       </w:r>
     </w:p>
     <w:tbl>
@@ -1352,7 +1352,7 @@
                 <w:b/>
                 <w:sz w:val="18"/>
               </w:rPr>
-              <w:t>median rho DMS</w:t>
+              <w:t>median |rho| vs DMS</w:t>
             </w:r>
           </w:p>
         </w:tc>
@@ -1419,7 +1419,7 @@
               <w:rPr>
                 <w:sz w:val="18"/>
               </w:rPr>
-              <w:t>-0.032</w:t>
+              <w:t>0.032</w:t>
             </w:r>
           </w:p>
         </w:tc>
@@ -1486,7 +1486,7 @@
               <w:rPr>
                 <w:sz w:val="18"/>
               </w:rPr>
-              <w:t>-0.037</w:t>
+              <w:t>0.037</w:t>
             </w:r>
           </w:p>
         </w:tc>
@@ -1553,7 +1553,7 @@
               <w:rPr>
                 <w:sz w:val="18"/>
               </w:rPr>
-              <w:t>-0.007</w:t>
+              <w:t>0.007</w:t>
             </w:r>
           </w:p>
         </w:tc>
@@ -1620,7 +1620,7 @@
               <w:rPr>
                 <w:sz w:val="18"/>
               </w:rPr>
-              <w:t>-0.123</w:t>
+              <w:t>0.123</w:t>
             </w:r>
           </w:p>
         </w:tc>
@@ -1687,7 +1687,7 @@
               <w:rPr>
                 <w:sz w:val="18"/>
               </w:rPr>
-              <w:t>-0.116</w:t>
+              <w:t>0.116</w:t>
             </w:r>
           </w:p>
         </w:tc>
@@ -1754,7 +1754,7 @@
               <w:rPr>
                 <w:sz w:val="18"/>
               </w:rPr>
-              <w:t>-0.054</w:t>
+              <w:t>0.054</w:t>
             </w:r>
           </w:p>
         </w:tc>
@@ -1821,7 +1821,7 @@
               <w:rPr>
                 <w:sz w:val="18"/>
               </w:rPr>
-              <w:t>-0.263</w:t>
+              <w:t>0.263</w:t>
             </w:r>
           </w:p>
         </w:tc>
@@ -1888,7 +1888,7 @@
               <w:rPr>
                 <w:sz w:val="18"/>
               </w:rPr>
-              <w:t>-0.317</w:t>
+              <w:t>0.317</w:t>
             </w:r>
           </w:p>
         </w:tc>
@@ -1955,7 +1955,7 @@
               <w:rPr>
                 <w:sz w:val="18"/>
               </w:rPr>
-              <w:t>-0.142</w:t>
+              <w:t>0.142</w:t>
             </w:r>
           </w:p>
         </w:tc>
@@ -2022,7 +2022,7 @@
               <w:rPr>
                 <w:sz w:val="18"/>
               </w:rPr>
-              <w:t>-0.433</w:t>
+              <w:t>0.433</w:t>
             </w:r>
           </w:p>
         </w:tc>
@@ -2089,7 +2089,7 @@
               <w:rPr>
                 <w:sz w:val="18"/>
               </w:rPr>
-              <w:t>-0.474</w:t>
+              <w:t>0.474</w:t>
             </w:r>
           </w:p>
         </w:tc>
@@ -2156,7 +2156,7 @@
               <w:rPr>
                 <w:sz w:val="18"/>
               </w:rPr>
-              <w:t>-0.225</w:t>
+              <w:t>0.225</w:t>
             </w:r>
           </w:p>
         </w:tc>
@@ -2728,6 +2728,374 @@
     </w:tbl>
     <w:p>
       <w:r>
+        <w:rPr>
+          <w:b w:val="0"/>
+        </w:rPr>
+      </w:r>
+    </w:p>
+    <w:p>
+      <w:r>
+        <w:rPr>
+          <w:b/>
+          <w:sz w:val="20"/>
+        </w:rPr>
+        <w:t>(iv) Protein-fixed-effects regression of residue-level evo-vs-structure disagreement on pLDDT (dependent variable: per-residue median disagreement; within-protein demeaning = protein dummies; protein-clustered standard errors; beta per 10 pLDDT units):</w:t>
+      </w:r>
+    </w:p>
+    <w:tbl>
+      <w:tblPr>
+        <w:tblStyle w:val="TableGrid"/>
+        <w:tblW w:type="auto" w:w="0"/>
+        <w:tblLook w:firstColumn="1" w:firstRow="1" w:lastColumn="0" w:lastRow="0" w:noHBand="0" w:noVBand="1" w:val="04A0"/>
+      </w:tblPr>
+      <w:tblGrid>
+        <w:gridCol w:w="1080"/>
+        <w:gridCol w:w="1080"/>
+        <w:gridCol w:w="1080"/>
+        <w:gridCol w:w="1080"/>
+        <w:gridCol w:w="1080"/>
+        <w:gridCol w:w="1080"/>
+        <w:gridCol w:w="1080"/>
+        <w:gridCol w:w="1080"/>
+      </w:tblGrid>
+      <w:tr>
+        <w:tc>
+          <w:tcPr>
+            <w:tcW w:type="dxa" w:w="1080"/>
+          </w:tcPr>
+          <w:p>
+            <w:r>
+              <w:rPr>
+                <w:b/>
+                <w:sz w:val="18"/>
+              </w:rPr>
+              <w:t>Model</w:t>
+            </w:r>
+          </w:p>
+        </w:tc>
+        <w:tc>
+          <w:tcPr>
+            <w:tcW w:type="dxa" w:w="1080"/>
+          </w:tcPr>
+          <w:p>
+            <w:r>
+              <w:rPr>
+                <w:b/>
+                <w:sz w:val="18"/>
+              </w:rPr>
+              <w:t>beta pLDDT (per 10 units)</w:t>
+            </w:r>
+          </w:p>
+        </w:tc>
+        <w:tc>
+          <w:tcPr>
+            <w:tcW w:type="dxa" w:w="1080"/>
+          </w:tcPr>
+          <w:p>
+            <w:r>
+              <w:rPr>
+                <w:b/>
+                <w:sz w:val="18"/>
+              </w:rPr>
+              <w:t>95% CI</w:t>
+            </w:r>
+          </w:p>
+        </w:tc>
+        <w:tc>
+          <w:tcPr>
+            <w:tcW w:type="dxa" w:w="1080"/>
+          </w:tcPr>
+          <w:p>
+            <w:r>
+              <w:rPr>
+                <w:b/>
+                <w:sz w:val="18"/>
+              </w:rPr>
+              <w:t>clustered SE</w:t>
+            </w:r>
+          </w:p>
+        </w:tc>
+        <w:tc>
+          <w:tcPr>
+            <w:tcW w:type="dxa" w:w="1080"/>
+          </w:tcPr>
+          <w:p>
+            <w:r>
+              <w:rPr>
+                <w:b/>
+                <w:sz w:val="18"/>
+              </w:rPr>
+              <w:t>P</w:t>
+            </w:r>
+          </w:p>
+        </w:tc>
+        <w:tc>
+          <w:tcPr>
+            <w:tcW w:type="dxa" w:w="1080"/>
+          </w:tcPr>
+          <w:p>
+            <w:r>
+              <w:rPr>
+                <w:b/>
+                <w:sz w:val="18"/>
+              </w:rPr>
+              <w:t>n residues</w:t>
+            </w:r>
+          </w:p>
+        </w:tc>
+        <w:tc>
+          <w:tcPr>
+            <w:tcW w:type="dxa" w:w="1080"/>
+          </w:tcPr>
+          <w:p>
+            <w:r>
+              <w:rPr>
+                <w:b/>
+                <w:sz w:val="18"/>
+              </w:rPr>
+              <w:t>proteins</w:t>
+            </w:r>
+          </w:p>
+        </w:tc>
+        <w:tc>
+          <w:tcPr>
+            <w:tcW w:type="dxa" w:w="1080"/>
+          </w:tcPr>
+          <w:p>
+            <w:r>
+              <w:rPr>
+                <w:b/>
+                <w:sz w:val="18"/>
+              </w:rPr>
+              <w:t>R2</w:t>
+            </w:r>
+          </w:p>
+        </w:tc>
+      </w:tr>
+      <w:tr>
+        <w:tc>
+          <w:tcPr>
+            <w:tcW w:type="dxa" w:w="1080"/>
+          </w:tcPr>
+          <w:p>
+            <w:r>
+              <w:rPr>
+                <w:sz w:val="18"/>
+              </w:rPr>
+              <w:t>pLDDT only</w:t>
+            </w:r>
+          </w:p>
+        </w:tc>
+        <w:tc>
+          <w:tcPr>
+            <w:tcW w:type="dxa" w:w="1080"/>
+          </w:tcPr>
+          <w:p>
+            <w:r>
+              <w:rPr>
+                <w:sz w:val="18"/>
+              </w:rPr>
+              <w:t>-0.0122</w:t>
+            </w:r>
+          </w:p>
+        </w:tc>
+        <w:tc>
+          <w:tcPr>
+            <w:tcW w:type="dxa" w:w="1080"/>
+          </w:tcPr>
+          <w:p>
+            <w:r>
+              <w:rPr>
+                <w:sz w:val="18"/>
+              </w:rPr>
+              <w:t>[-0.0208, -0.0037]</w:t>
+            </w:r>
+          </w:p>
+        </w:tc>
+        <w:tc>
+          <w:tcPr>
+            <w:tcW w:type="dxa" w:w="1080"/>
+          </w:tcPr>
+          <w:p>
+            <w:r>
+              <w:rPr>
+                <w:sz w:val="18"/>
+              </w:rPr>
+              <w:t>0.0043</w:t>
+            </w:r>
+          </w:p>
+        </w:tc>
+        <w:tc>
+          <w:tcPr>
+            <w:tcW w:type="dxa" w:w="1080"/>
+          </w:tcPr>
+          <w:p>
+            <w:r>
+              <w:rPr>
+                <w:sz w:val="18"/>
+              </w:rPr>
+              <w:t>0.0048</w:t>
+            </w:r>
+          </w:p>
+        </w:tc>
+        <w:tc>
+          <w:tcPr>
+            <w:tcW w:type="dxa" w:w="1080"/>
+          </w:tcPr>
+          <w:p>
+            <w:r>
+              <w:rPr>
+                <w:sz w:val="18"/>
+              </w:rPr>
+              <w:t>37,187</w:t>
+            </w:r>
+          </w:p>
+        </w:tc>
+        <w:tc>
+          <w:tcPr>
+            <w:tcW w:type="dxa" w:w="1080"/>
+          </w:tcPr>
+          <w:p>
+            <w:r>
+              <w:rPr>
+                <w:sz w:val="18"/>
+              </w:rPr>
+              <w:t>185</w:t>
+            </w:r>
+          </w:p>
+        </w:tc>
+        <w:tc>
+          <w:tcPr>
+            <w:tcW w:type="dxa" w:w="1080"/>
+          </w:tcPr>
+          <w:p>
+            <w:r>
+              <w:rPr>
+                <w:sz w:val="18"/>
+              </w:rPr>
+              <w:t>0.0024</w:t>
+            </w:r>
+          </w:p>
+        </w:tc>
+      </w:tr>
+      <w:tr>
+        <w:tc>
+          <w:tcPr>
+            <w:tcW w:type="dxa" w:w="1080"/>
+          </w:tcPr>
+          <w:p>
+            <w:r>
+              <w:rPr>
+                <w:sz w:val="18"/>
+              </w:rPr>
+              <w:t>full covariates</w:t>
+            </w:r>
+          </w:p>
+        </w:tc>
+        <w:tc>
+          <w:tcPr>
+            <w:tcW w:type="dxa" w:w="1080"/>
+          </w:tcPr>
+          <w:p>
+            <w:r>
+              <w:rPr>
+                <w:sz w:val="18"/>
+              </w:rPr>
+              <w:t>-0.0182</w:t>
+            </w:r>
+          </w:p>
+        </w:tc>
+        <w:tc>
+          <w:tcPr>
+            <w:tcW w:type="dxa" w:w="1080"/>
+          </w:tcPr>
+          <w:p>
+            <w:r>
+              <w:rPr>
+                <w:sz w:val="18"/>
+              </w:rPr>
+              <w:t>[-0.0289, -0.0076]</w:t>
+            </w:r>
+          </w:p>
+        </w:tc>
+        <w:tc>
+          <w:tcPr>
+            <w:tcW w:type="dxa" w:w="1080"/>
+          </w:tcPr>
+          <w:p>
+            <w:r>
+              <w:rPr>
+                <w:sz w:val="18"/>
+              </w:rPr>
+              <w:t>0.0054</w:t>
+            </w:r>
+          </w:p>
+        </w:tc>
+        <w:tc>
+          <w:tcPr>
+            <w:tcW w:type="dxa" w:w="1080"/>
+          </w:tcPr>
+          <w:p>
+            <w:r>
+              <w:rPr>
+                <w:sz w:val="18"/>
+              </w:rPr>
+              <w:t>0.0008</w:t>
+            </w:r>
+          </w:p>
+        </w:tc>
+        <w:tc>
+          <w:tcPr>
+            <w:tcW w:type="dxa" w:w="1080"/>
+          </w:tcPr>
+          <w:p>
+            <w:r>
+              <w:rPr>
+                <w:sz w:val="18"/>
+              </w:rPr>
+              <w:t>37,187</w:t>
+            </w:r>
+          </w:p>
+        </w:tc>
+        <w:tc>
+          <w:tcPr>
+            <w:tcW w:type="dxa" w:w="1080"/>
+          </w:tcPr>
+          <w:p>
+            <w:r>
+              <w:rPr>
+                <w:sz w:val="18"/>
+              </w:rPr>
+              <w:t>185</w:t>
+            </w:r>
+          </w:p>
+        </w:tc>
+        <w:tc>
+          <w:tcPr>
+            <w:tcW w:type="dxa" w:w="1080"/>
+          </w:tcPr>
+          <w:p>
+            <w:r>
+              <w:rPr>
+                <w:sz w:val="18"/>
+              </w:rPr>
+              <w:t>0.0056</w:t>
+            </w:r>
+          </w:p>
+        </w:tc>
+      </w:tr>
+    </w:tbl>
+    <w:p>
+      <w:r>
+        <w:rPr>
+          <w:b w:val="0"/>
+          <w:sz w:val="18"/>
+        </w:rPr>
+        <w:t>Adjusted model covariates (standardized direction of median coefficients): disorder beta -0.046 (P 0.082), contact density +0.006, helix -0.008, sheet -0.033, normalized position, MSA-depth category and structure coverage (full coefficients in results/statistics/multivariable_regression.csv). The pLDDT term remains negative and significant after adjustment.</w:t>
+      </w:r>
+    </w:p>
+    <w:p>
+      <w:r>
         <w:br w:type="page"/>
       </w:r>
     </w:p>
@@ -2737,7 +3105,7 @@
           <w:b/>
           <w:sz w:val="21"/>
         </w:rPr>
-        <w:t>Table S3. Regime robustness across K = 4-7.** Consensus regimes track experimental Y at every K (Y_tolerant 0.26-0.30; Y_damaging 0.73-0.79); cross-assay position-level agreement 0.75-0.84 at every K; the structure-dissenting pattern emerges at K &gt;= 6; ARI vs K = 6: 0.35 (K = 4), 0.58 (K = 5), 0.46 (K = 7).</w:t>
+        <w:t>Table S3. Regime robustness across K = 4-7. Consensus regimes track experimental Y at every K (Y_tolerant 0.26-0.30; Y_damaging 0.73-0.79); cross-assay position-level agreement 0.75-0.84 at every K (pair count 30 at every K, using assay pairs with &gt;= 20 shared positions; the phenotype-replication criterion of Section 2.4 -- &gt;= 3 regimes with &gt;= 20 variants -- yields 37 pairs); the structure-dissenting pattern emerges at K &gt;= 6; ARI vs K = 6: 0.35 (K = 4), 0.58 (K = 5), 0.46 (K = 7).</w:t>
       </w:r>
     </w:p>
     <w:tbl>
@@ -3239,7 +3607,7 @@
           <w:b/>
           <w:sz w:val="21"/>
         </w:rPr>
-        <w:t>Table S4. Identity-threshold sensitivity.** 30% / 50% / 70% each exclude the same 35 clinical proteins; uniform AUROC 0.905 (n = 2,490) in all three settings.</w:t>
+        <w:t>Table S4. Identity-threshold sensitivity. 30% / 50% / 70% each exclude the same 35 clinical proteins; uniform AUROC 0.905 (n = 2,490) in all three settings. The maximum-identity distribution is strongly bimodal (2,490 proteins &lt; 0.05; 35 at &gt;= 0.80), so thresholds between 0.3 and 0.7 select the identical set; this table is a consistency check, not a graded homology control.</w:t>
       </w:r>
     </w:p>
     <w:tbl>
@@ -3540,7 +3908,7 @@
           <w:b/>
           <w:sz w:val="21"/>
         </w:rPr>
-        <w:t>Table S5. XGBoost ablations (5-fold UniProt-grouped CV, percentile space; median of per-fold medians).** scores only 0.509; context only 0.167; scores + context 0.551; uniform ensemble 0.542.</w:t>
+        <w:t>Table S5. XGBoost ablations (5-fold UniProt-grouped CV, percentile space; median of per-fold medians). scores only 0.509; context only 0.167; scores + context 0.551; uniform ensemble 0.542.</w:t>
       </w:r>
     </w:p>
     <w:tbl>
@@ -3707,7 +4075,7 @@
           <w:b/>
           <w:sz w:val="21"/>
         </w:rPr>
-        <w:t>Table S6. Model panel composition.** Per core model: architecture, input modalities, AlphaFold-structure input, mechanistic-panel membership (model_panel_table.csv).</w:t>
+        <w:t>Table S6. Model panel composition. Per core model: architecture, input modalities, AlphaFold-structure input, mechanistic-panel membership (model_panel_table.csv).</w:t>
       </w:r>
     </w:p>
     <w:tbl>
@@ -3717,18 +4085,19 @@
         <w:tblLook w:firstColumn="1" w:firstRow="1" w:lastColumn="0" w:lastRow="0" w:noHBand="0" w:noVBand="1" w:val="04A0"/>
       </w:tblPr>
       <w:tblGrid>
-        <w:gridCol w:w="1234"/>
-        <w:gridCol w:w="1234"/>
-        <w:gridCol w:w="1234"/>
-        <w:gridCol w:w="1234"/>
-        <w:gridCol w:w="1234"/>
-        <w:gridCol w:w="1234"/>
-        <w:gridCol w:w="1234"/>
+        <w:gridCol w:w="1080"/>
+        <w:gridCol w:w="1080"/>
+        <w:gridCol w:w="1080"/>
+        <w:gridCol w:w="1080"/>
+        <w:gridCol w:w="1080"/>
+        <w:gridCol w:w="1080"/>
+        <w:gridCol w:w="1080"/>
+        <w:gridCol w:w="1080"/>
       </w:tblGrid>
       <w:tr>
         <w:tc>
           <w:tcPr>
-            <w:tcW w:type="dxa" w:w="1234"/>
+            <w:tcW w:type="dxa" w:w="1080"/>
           </w:tcPr>
           <w:p>
             <w:r>
@@ -3742,7 +4111,7 @@
         </w:tc>
         <w:tc>
           <w:tcPr>
-            <w:tcW w:type="dxa" w:w="1234"/>
+            <w:tcW w:type="dxa" w:w="1080"/>
           </w:tcPr>
           <w:p>
             <w:r>
@@ -3756,7 +4125,7 @@
         </w:tc>
         <w:tc>
           <w:tcPr>
-            <w:tcW w:type="dxa" w:w="1234"/>
+            <w:tcW w:type="dxa" w:w="1080"/>
           </w:tcPr>
           <w:p>
             <w:r>
@@ -3770,7 +4139,7 @@
         </w:tc>
         <w:tc>
           <w:tcPr>
-            <w:tcW w:type="dxa" w:w="1234"/>
+            <w:tcW w:type="dxa" w:w="1080"/>
           </w:tcPr>
           <w:p>
             <w:r>
@@ -3784,7 +4153,7 @@
         </w:tc>
         <w:tc>
           <w:tcPr>
-            <w:tcW w:type="dxa" w:w="1234"/>
+            <w:tcW w:type="dxa" w:w="1080"/>
           </w:tcPr>
           <w:p>
             <w:r>
@@ -3798,7 +4167,7 @@
         </w:tc>
         <w:tc>
           <w:tcPr>
-            <w:tcW w:type="dxa" w:w="1234"/>
+            <w:tcW w:type="dxa" w:w="1080"/>
           </w:tcPr>
           <w:p>
             <w:r>
@@ -3812,7 +4181,7 @@
         </w:tc>
         <w:tc>
           <w:tcPr>
-            <w:tcW w:type="dxa" w:w="1234"/>
+            <w:tcW w:type="dxa" w:w="1080"/>
           </w:tcPr>
           <w:p>
             <w:r>
@@ -3821,6 +4190,20 @@
                 <w:sz w:val="18"/>
               </w:rPr>
               <w:t>In mechanistic panel</w:t>
+            </w:r>
+          </w:p>
+        </w:tc>
+        <w:tc>
+          <w:tcPr>
+            <w:tcW w:type="dxa" w:w="1080"/>
+          </w:tcPr>
+          <w:p>
+            <w:r>
+              <w:rPr>
+                <w:b/>
+                <w:sz w:val="18"/>
+              </w:rPr>
+              <w:t>Notes</w:t>
             </w:r>
           </w:p>
         </w:tc>
@@ -3828,7 +4211,7 @@
       <w:tr>
         <w:tc>
           <w:tcPr>
-            <w:tcW w:type="dxa" w:w="1234"/>
+            <w:tcW w:type="dxa" w:w="1080"/>
           </w:tcPr>
           <w:p>
             <w:r>
@@ -3841,7 +4224,7 @@
         </w:tc>
         <w:tc>
           <w:tcPr>
-            <w:tcW w:type="dxa" w:w="1234"/>
+            <w:tcW w:type="dxa" w:w="1080"/>
           </w:tcPr>
           <w:p>
             <w:r>
@@ -3854,7 +4237,7 @@
         </w:tc>
         <w:tc>
           <w:tcPr>
-            <w:tcW w:type="dxa" w:w="1234"/>
+            <w:tcW w:type="dxa" w:w="1080"/>
           </w:tcPr>
           <w:p>
             <w:r>
@@ -3867,7 +4250,7 @@
         </w:tc>
         <w:tc>
           <w:tcPr>
-            <w:tcW w:type="dxa" w:w="1234"/>
+            <w:tcW w:type="dxa" w:w="1080"/>
           </w:tcPr>
           <w:p>
             <w:r>
@@ -3880,7 +4263,7 @@
         </w:tc>
         <w:tc>
           <w:tcPr>
-            <w:tcW w:type="dxa" w:w="1234"/>
+            <w:tcW w:type="dxa" w:w="1080"/>
           </w:tcPr>
           <w:p>
             <w:r>
@@ -3893,7 +4276,7 @@
         </w:tc>
         <w:tc>
           <w:tcPr>
-            <w:tcW w:type="dxa" w:w="1234"/>
+            <w:tcW w:type="dxa" w:w="1080"/>
           </w:tcPr>
           <w:p>
             <w:r>
@@ -3906,7 +4289,7 @@
         </w:tc>
         <w:tc>
           <w:tcPr>
-            <w:tcW w:type="dxa" w:w="1234"/>
+            <w:tcW w:type="dxa" w:w="1080"/>
           </w:tcPr>
           <w:p>
             <w:r>
@@ -3914,6 +4297,18 @@
                 <w:sz w:val="18"/>
               </w:rPr>
               <w:t>True</w:t>
+            </w:r>
+          </w:p>
+        </w:tc>
+        <w:tc>
+          <w:tcPr>
+            <w:tcW w:type="dxa" w:w="1080"/>
+          </w:tcPr>
+          <w:p>
+            <w:r>
+              <w:rPr>
+                <w:sz w:val="18"/>
+              </w:rPr>
             </w:r>
           </w:p>
         </w:tc>
@@ -3921,7 +4316,7 @@
       <w:tr>
         <w:tc>
           <w:tcPr>
-            <w:tcW w:type="dxa" w:w="1234"/>
+            <w:tcW w:type="dxa" w:w="1080"/>
           </w:tcPr>
           <w:p>
             <w:r>
@@ -3934,7 +4329,7 @@
         </w:tc>
         <w:tc>
           <w:tcPr>
-            <w:tcW w:type="dxa" w:w="1234"/>
+            <w:tcW w:type="dxa" w:w="1080"/>
           </w:tcPr>
           <w:p>
             <w:r>
@@ -3947,7 +4342,7 @@
         </w:tc>
         <w:tc>
           <w:tcPr>
-            <w:tcW w:type="dxa" w:w="1234"/>
+            <w:tcW w:type="dxa" w:w="1080"/>
           </w:tcPr>
           <w:p>
             <w:r>
@@ -3960,7 +4355,7 @@
         </w:tc>
         <w:tc>
           <w:tcPr>
-            <w:tcW w:type="dxa" w:w="1234"/>
+            <w:tcW w:type="dxa" w:w="1080"/>
           </w:tcPr>
           <w:p>
             <w:r>
@@ -3973,7 +4368,7 @@
         </w:tc>
         <w:tc>
           <w:tcPr>
-            <w:tcW w:type="dxa" w:w="1234"/>
+            <w:tcW w:type="dxa" w:w="1080"/>
           </w:tcPr>
           <w:p>
             <w:r>
@@ -3986,7 +4381,7 @@
         </w:tc>
         <w:tc>
           <w:tcPr>
-            <w:tcW w:type="dxa" w:w="1234"/>
+            <w:tcW w:type="dxa" w:w="1080"/>
           </w:tcPr>
           <w:p>
             <w:r>
@@ -3999,7 +4394,7 @@
         </w:tc>
         <w:tc>
           <w:tcPr>
-            <w:tcW w:type="dxa" w:w="1234"/>
+            <w:tcW w:type="dxa" w:w="1080"/>
           </w:tcPr>
           <w:p>
             <w:r>
@@ -4007,6 +4402,18 @@
                 <w:sz w:val="18"/>
               </w:rPr>
               <w:t>True</w:t>
+            </w:r>
+          </w:p>
+        </w:tc>
+        <w:tc>
+          <w:tcPr>
+            <w:tcW w:type="dxa" w:w="1080"/>
+          </w:tcPr>
+          <w:p>
+            <w:r>
+              <w:rPr>
+                <w:sz w:val="18"/>
+              </w:rPr>
             </w:r>
           </w:p>
         </w:tc>
@@ -4014,7 +4421,7 @@
       <w:tr>
         <w:tc>
           <w:tcPr>
-            <w:tcW w:type="dxa" w:w="1234"/>
+            <w:tcW w:type="dxa" w:w="1080"/>
           </w:tcPr>
           <w:p>
             <w:r>
@@ -4027,7 +4434,7 @@
         </w:tc>
         <w:tc>
           <w:tcPr>
-            <w:tcW w:type="dxa" w:w="1234"/>
+            <w:tcW w:type="dxa" w:w="1080"/>
           </w:tcPr>
           <w:p>
             <w:r>
@@ -4040,7 +4447,7 @@
         </w:tc>
         <w:tc>
           <w:tcPr>
-            <w:tcW w:type="dxa" w:w="1234"/>
+            <w:tcW w:type="dxa" w:w="1080"/>
           </w:tcPr>
           <w:p>
             <w:r>
@@ -4053,7 +4460,7 @@
         </w:tc>
         <w:tc>
           <w:tcPr>
-            <w:tcW w:type="dxa" w:w="1234"/>
+            <w:tcW w:type="dxa" w:w="1080"/>
           </w:tcPr>
           <w:p>
             <w:r>
@@ -4066,7 +4473,7 @@
         </w:tc>
         <w:tc>
           <w:tcPr>
-            <w:tcW w:type="dxa" w:w="1234"/>
+            <w:tcW w:type="dxa" w:w="1080"/>
           </w:tcPr>
           <w:p>
             <w:r>
@@ -4079,7 +4486,7 @@
         </w:tc>
         <w:tc>
           <w:tcPr>
-            <w:tcW w:type="dxa" w:w="1234"/>
+            <w:tcW w:type="dxa" w:w="1080"/>
           </w:tcPr>
           <w:p>
             <w:r>
@@ -4092,7 +4499,7 @@
         </w:tc>
         <w:tc>
           <w:tcPr>
-            <w:tcW w:type="dxa" w:w="1234"/>
+            <w:tcW w:type="dxa" w:w="1080"/>
           </w:tcPr>
           <w:p>
             <w:r>
@@ -4100,6 +4507,18 @@
                 <w:sz w:val="18"/>
               </w:rPr>
               <w:t>True</w:t>
+            </w:r>
+          </w:p>
+        </w:tc>
+        <w:tc>
+          <w:tcPr>
+            <w:tcW w:type="dxa" w:w="1080"/>
+          </w:tcPr>
+          <w:p>
+            <w:r>
+              <w:rPr>
+                <w:sz w:val="18"/>
+              </w:rPr>
             </w:r>
           </w:p>
         </w:tc>
@@ -4107,7 +4526,7 @@
       <w:tr>
         <w:tc>
           <w:tcPr>
-            <w:tcW w:type="dxa" w:w="1234"/>
+            <w:tcW w:type="dxa" w:w="1080"/>
           </w:tcPr>
           <w:p>
             <w:r>
@@ -4120,7 +4539,7 @@
         </w:tc>
         <w:tc>
           <w:tcPr>
-            <w:tcW w:type="dxa" w:w="1234"/>
+            <w:tcW w:type="dxa" w:w="1080"/>
           </w:tcPr>
           <w:p>
             <w:r>
@@ -4133,7 +4552,7 @@
         </w:tc>
         <w:tc>
           <w:tcPr>
-            <w:tcW w:type="dxa" w:w="1234"/>
+            <w:tcW w:type="dxa" w:w="1080"/>
           </w:tcPr>
           <w:p>
             <w:r>
@@ -4146,7 +4565,7 @@
         </w:tc>
         <w:tc>
           <w:tcPr>
-            <w:tcW w:type="dxa" w:w="1234"/>
+            <w:tcW w:type="dxa" w:w="1080"/>
           </w:tcPr>
           <w:p>
             <w:r>
@@ -4159,7 +4578,7 @@
         </w:tc>
         <w:tc>
           <w:tcPr>
-            <w:tcW w:type="dxa" w:w="1234"/>
+            <w:tcW w:type="dxa" w:w="1080"/>
           </w:tcPr>
           <w:p>
             <w:r>
@@ -4172,7 +4591,7 @@
         </w:tc>
         <w:tc>
           <w:tcPr>
-            <w:tcW w:type="dxa" w:w="1234"/>
+            <w:tcW w:type="dxa" w:w="1080"/>
           </w:tcPr>
           <w:p>
             <w:r>
@@ -4185,7 +4604,7 @@
         </w:tc>
         <w:tc>
           <w:tcPr>
-            <w:tcW w:type="dxa" w:w="1234"/>
+            <w:tcW w:type="dxa" w:w="1080"/>
           </w:tcPr>
           <w:p>
             <w:r>
@@ -4193,6 +4612,18 @@
                 <w:sz w:val="18"/>
               </w:rPr>
               <w:t>True</w:t>
+            </w:r>
+          </w:p>
+        </w:tc>
+        <w:tc>
+          <w:tcPr>
+            <w:tcW w:type="dxa" w:w="1080"/>
+          </w:tcPr>
+          <w:p>
+            <w:r>
+              <w:rPr>
+                <w:sz w:val="18"/>
+              </w:rPr>
             </w:r>
           </w:p>
         </w:tc>
@@ -4200,7 +4631,7 @@
       <w:tr>
         <w:tc>
           <w:tcPr>
-            <w:tcW w:type="dxa" w:w="1234"/>
+            <w:tcW w:type="dxa" w:w="1080"/>
           </w:tcPr>
           <w:p>
             <w:r>
@@ -4213,7 +4644,7 @@
         </w:tc>
         <w:tc>
           <w:tcPr>
-            <w:tcW w:type="dxa" w:w="1234"/>
+            <w:tcW w:type="dxa" w:w="1080"/>
           </w:tcPr>
           <w:p>
             <w:r>
@@ -4226,7 +4657,7 @@
         </w:tc>
         <w:tc>
           <w:tcPr>
-            <w:tcW w:type="dxa" w:w="1234"/>
+            <w:tcW w:type="dxa" w:w="1080"/>
           </w:tcPr>
           <w:p>
             <w:r>
@@ -4239,7 +4670,7 @@
         </w:tc>
         <w:tc>
           <w:tcPr>
-            <w:tcW w:type="dxa" w:w="1234"/>
+            <w:tcW w:type="dxa" w:w="1080"/>
           </w:tcPr>
           <w:p>
             <w:r>
@@ -4252,7 +4683,7 @@
         </w:tc>
         <w:tc>
           <w:tcPr>
-            <w:tcW w:type="dxa" w:w="1234"/>
+            <w:tcW w:type="dxa" w:w="1080"/>
           </w:tcPr>
           <w:p>
             <w:r>
@@ -4265,7 +4696,7 @@
         </w:tc>
         <w:tc>
           <w:tcPr>
-            <w:tcW w:type="dxa" w:w="1234"/>
+            <w:tcW w:type="dxa" w:w="1080"/>
           </w:tcPr>
           <w:p>
             <w:r>
@@ -4278,7 +4709,7 @@
         </w:tc>
         <w:tc>
           <w:tcPr>
-            <w:tcW w:type="dxa" w:w="1234"/>
+            <w:tcW w:type="dxa" w:w="1080"/>
           </w:tcPr>
           <w:p>
             <w:r>
@@ -4286,6 +4717,18 @@
                 <w:sz w:val="18"/>
               </w:rPr>
               <w:t>True</w:t>
+            </w:r>
+          </w:p>
+        </w:tc>
+        <w:tc>
+          <w:tcPr>
+            <w:tcW w:type="dxa" w:w="1080"/>
+          </w:tcPr>
+          <w:p>
+            <w:r>
+              <w:rPr>
+                <w:sz w:val="18"/>
+              </w:rPr>
             </w:r>
           </w:p>
         </w:tc>
@@ -4293,7 +4736,7 @@
       <w:tr>
         <w:tc>
           <w:tcPr>
-            <w:tcW w:type="dxa" w:w="1234"/>
+            <w:tcW w:type="dxa" w:w="1080"/>
           </w:tcPr>
           <w:p>
             <w:r>
@@ -4306,7 +4749,7 @@
         </w:tc>
         <w:tc>
           <w:tcPr>
-            <w:tcW w:type="dxa" w:w="1234"/>
+            <w:tcW w:type="dxa" w:w="1080"/>
           </w:tcPr>
           <w:p>
             <w:r>
@@ -4319,7 +4762,7 @@
         </w:tc>
         <w:tc>
           <w:tcPr>
-            <w:tcW w:type="dxa" w:w="1234"/>
+            <w:tcW w:type="dxa" w:w="1080"/>
           </w:tcPr>
           <w:p>
             <w:r>
@@ -4332,7 +4775,7 @@
         </w:tc>
         <w:tc>
           <w:tcPr>
-            <w:tcW w:type="dxa" w:w="1234"/>
+            <w:tcW w:type="dxa" w:w="1080"/>
           </w:tcPr>
           <w:p>
             <w:r>
@@ -4345,7 +4788,7 @@
         </w:tc>
         <w:tc>
           <w:tcPr>
-            <w:tcW w:type="dxa" w:w="1234"/>
+            <w:tcW w:type="dxa" w:w="1080"/>
           </w:tcPr>
           <w:p>
             <w:r>
@@ -4358,7 +4801,7 @@
         </w:tc>
         <w:tc>
           <w:tcPr>
-            <w:tcW w:type="dxa" w:w="1234"/>
+            <w:tcW w:type="dxa" w:w="1080"/>
           </w:tcPr>
           <w:p>
             <w:r>
@@ -4371,7 +4814,7 @@
         </w:tc>
         <w:tc>
           <w:tcPr>
-            <w:tcW w:type="dxa" w:w="1234"/>
+            <w:tcW w:type="dxa" w:w="1080"/>
           </w:tcPr>
           <w:p>
             <w:r>
@@ -4379,6 +4822,18 @@
                 <w:sz w:val="18"/>
               </w:rPr>
               <w:t>True</w:t>
+            </w:r>
+          </w:p>
+        </w:tc>
+        <w:tc>
+          <w:tcPr>
+            <w:tcW w:type="dxa" w:w="1080"/>
+          </w:tcPr>
+          <w:p>
+            <w:r>
+              <w:rPr>
+                <w:sz w:val="18"/>
+              </w:rPr>
             </w:r>
           </w:p>
         </w:tc>
@@ -4386,7 +4841,7 @@
       <w:tr>
         <w:tc>
           <w:tcPr>
-            <w:tcW w:type="dxa" w:w="1234"/>
+            <w:tcW w:type="dxa" w:w="1080"/>
           </w:tcPr>
           <w:p>
             <w:r>
@@ -4399,7 +4854,7 @@
         </w:tc>
         <w:tc>
           <w:tcPr>
-            <w:tcW w:type="dxa" w:w="1234"/>
+            <w:tcW w:type="dxa" w:w="1080"/>
           </w:tcPr>
           <w:p>
             <w:r>
@@ -4412,7 +4867,7 @@
         </w:tc>
         <w:tc>
           <w:tcPr>
-            <w:tcW w:type="dxa" w:w="1234"/>
+            <w:tcW w:type="dxa" w:w="1080"/>
           </w:tcPr>
           <w:p>
             <w:r>
@@ -4425,7 +4880,7 @@
         </w:tc>
         <w:tc>
           <w:tcPr>
-            <w:tcW w:type="dxa" w:w="1234"/>
+            <w:tcW w:type="dxa" w:w="1080"/>
           </w:tcPr>
           <w:p>
             <w:r>
@@ -4438,7 +4893,7 @@
         </w:tc>
         <w:tc>
           <w:tcPr>
-            <w:tcW w:type="dxa" w:w="1234"/>
+            <w:tcW w:type="dxa" w:w="1080"/>
           </w:tcPr>
           <w:p>
             <w:r>
@@ -4451,7 +4906,7 @@
         </w:tc>
         <w:tc>
           <w:tcPr>
-            <w:tcW w:type="dxa" w:w="1234"/>
+            <w:tcW w:type="dxa" w:w="1080"/>
           </w:tcPr>
           <w:p>
             <w:r>
@@ -4464,7 +4919,7 @@
         </w:tc>
         <w:tc>
           <w:tcPr>
-            <w:tcW w:type="dxa" w:w="1234"/>
+            <w:tcW w:type="dxa" w:w="1080"/>
           </w:tcPr>
           <w:p>
             <w:r>
@@ -4472,6 +4927,18 @@
                 <w:sz w:val="18"/>
               </w:rPr>
               <w:t>True</w:t>
+            </w:r>
+          </w:p>
+        </w:tc>
+        <w:tc>
+          <w:tcPr>
+            <w:tcW w:type="dxa" w:w="1080"/>
+          </w:tcPr>
+          <w:p>
+            <w:r>
+              <w:rPr>
+                <w:sz w:val="18"/>
+              </w:rPr>
             </w:r>
           </w:p>
         </w:tc>
@@ -4479,7 +4946,7 @@
       <w:tr>
         <w:tc>
           <w:tcPr>
-            <w:tcW w:type="dxa" w:w="1234"/>
+            <w:tcW w:type="dxa" w:w="1080"/>
           </w:tcPr>
           <w:p>
             <w:r>
@@ -4492,7 +4959,7 @@
         </w:tc>
         <w:tc>
           <w:tcPr>
-            <w:tcW w:type="dxa" w:w="1234"/>
+            <w:tcW w:type="dxa" w:w="1080"/>
           </w:tcPr>
           <w:p>
             <w:r>
@@ -4505,7 +4972,7 @@
         </w:tc>
         <w:tc>
           <w:tcPr>
-            <w:tcW w:type="dxa" w:w="1234"/>
+            <w:tcW w:type="dxa" w:w="1080"/>
           </w:tcPr>
           <w:p>
             <w:r>
@@ -4518,7 +4985,7 @@
         </w:tc>
         <w:tc>
           <w:tcPr>
-            <w:tcW w:type="dxa" w:w="1234"/>
+            <w:tcW w:type="dxa" w:w="1080"/>
           </w:tcPr>
           <w:p>
             <w:r>
@@ -4531,7 +4998,7 @@
         </w:tc>
         <w:tc>
           <w:tcPr>
-            <w:tcW w:type="dxa" w:w="1234"/>
+            <w:tcW w:type="dxa" w:w="1080"/>
           </w:tcPr>
           <w:p>
             <w:r>
@@ -4544,7 +5011,7 @@
         </w:tc>
         <w:tc>
           <w:tcPr>
-            <w:tcW w:type="dxa" w:w="1234"/>
+            <w:tcW w:type="dxa" w:w="1080"/>
           </w:tcPr>
           <w:p>
             <w:r>
@@ -4557,7 +5024,7 @@
         </w:tc>
         <w:tc>
           <w:tcPr>
-            <w:tcW w:type="dxa" w:w="1234"/>
+            <w:tcW w:type="dxa" w:w="1080"/>
           </w:tcPr>
           <w:p>
             <w:r>
@@ -4565,6 +5032,18 @@
                 <w:sz w:val="18"/>
               </w:rPr>
               <w:t>True</w:t>
+            </w:r>
+          </w:p>
+        </w:tc>
+        <w:tc>
+          <w:tcPr>
+            <w:tcW w:type="dxa" w:w="1080"/>
+          </w:tcPr>
+          <w:p>
+            <w:r>
+              <w:rPr>
+                <w:sz w:val="18"/>
+              </w:rPr>
             </w:r>
           </w:p>
         </w:tc>
@@ -4572,7 +5051,7 @@
       <w:tr>
         <w:tc>
           <w:tcPr>
-            <w:tcW w:type="dxa" w:w="1234"/>
+            <w:tcW w:type="dxa" w:w="1080"/>
           </w:tcPr>
           <w:p>
             <w:r>
@@ -4585,7 +5064,7 @@
         </w:tc>
         <w:tc>
           <w:tcPr>
-            <w:tcW w:type="dxa" w:w="1234"/>
+            <w:tcW w:type="dxa" w:w="1080"/>
           </w:tcPr>
           <w:p>
             <w:r>
@@ -4598,7 +5077,7 @@
         </w:tc>
         <w:tc>
           <w:tcPr>
-            <w:tcW w:type="dxa" w:w="1234"/>
+            <w:tcW w:type="dxa" w:w="1080"/>
           </w:tcPr>
           <w:p>
             <w:r>
@@ -4611,7 +5090,7 @@
         </w:tc>
         <w:tc>
           <w:tcPr>
-            <w:tcW w:type="dxa" w:w="1234"/>
+            <w:tcW w:type="dxa" w:w="1080"/>
           </w:tcPr>
           <w:p>
             <w:r>
@@ -4624,7 +5103,7 @@
         </w:tc>
         <w:tc>
           <w:tcPr>
-            <w:tcW w:type="dxa" w:w="1234"/>
+            <w:tcW w:type="dxa" w:w="1080"/>
           </w:tcPr>
           <w:p>
             <w:r>
@@ -4637,7 +5116,7 @@
         </w:tc>
         <w:tc>
           <w:tcPr>
-            <w:tcW w:type="dxa" w:w="1234"/>
+            <w:tcW w:type="dxa" w:w="1080"/>
           </w:tcPr>
           <w:p>
             <w:r>
@@ -4650,7 +5129,7 @@
         </w:tc>
         <w:tc>
           <w:tcPr>
-            <w:tcW w:type="dxa" w:w="1234"/>
+            <w:tcW w:type="dxa" w:w="1080"/>
           </w:tcPr>
           <w:p>
             <w:r>
@@ -4658,6 +5137,18 @@
                 <w:sz w:val="18"/>
               </w:rPr>
               <w:t>True</w:t>
+            </w:r>
+          </w:p>
+        </w:tc>
+        <w:tc>
+          <w:tcPr>
+            <w:tcW w:type="dxa" w:w="1080"/>
+          </w:tcPr>
+          <w:p>
+            <w:r>
+              <w:rPr>
+                <w:sz w:val="18"/>
+              </w:rPr>
             </w:r>
           </w:p>
         </w:tc>
@@ -4665,7 +5156,7 @@
       <w:tr>
         <w:tc>
           <w:tcPr>
-            <w:tcW w:type="dxa" w:w="1234"/>
+            <w:tcW w:type="dxa" w:w="1080"/>
           </w:tcPr>
           <w:p>
             <w:r>
@@ -4678,7 +5169,7 @@
         </w:tc>
         <w:tc>
           <w:tcPr>
-            <w:tcW w:type="dxa" w:w="1234"/>
+            <w:tcW w:type="dxa" w:w="1080"/>
           </w:tcPr>
           <w:p>
             <w:r>
@@ -4691,7 +5182,7 @@
         </w:tc>
         <w:tc>
           <w:tcPr>
-            <w:tcW w:type="dxa" w:w="1234"/>
+            <w:tcW w:type="dxa" w:w="1080"/>
           </w:tcPr>
           <w:p>
             <w:r>
@@ -4704,7 +5195,7 @@
         </w:tc>
         <w:tc>
           <w:tcPr>
-            <w:tcW w:type="dxa" w:w="1234"/>
+            <w:tcW w:type="dxa" w:w="1080"/>
           </w:tcPr>
           <w:p>
             <w:r>
@@ -4717,7 +5208,7 @@
         </w:tc>
         <w:tc>
           <w:tcPr>
-            <w:tcW w:type="dxa" w:w="1234"/>
+            <w:tcW w:type="dxa" w:w="1080"/>
           </w:tcPr>
           <w:p>
             <w:r>
@@ -4730,7 +5221,7 @@
         </w:tc>
         <w:tc>
           <w:tcPr>
-            <w:tcW w:type="dxa" w:w="1234"/>
+            <w:tcW w:type="dxa" w:w="1080"/>
           </w:tcPr>
           <w:p>
             <w:r>
@@ -4743,7 +5234,7 @@
         </w:tc>
         <w:tc>
           <w:tcPr>
-            <w:tcW w:type="dxa" w:w="1234"/>
+            <w:tcW w:type="dxa" w:w="1080"/>
           </w:tcPr>
           <w:p>
             <w:r>
@@ -4751,6 +5242,18 @@
                 <w:sz w:val="18"/>
               </w:rPr>
               <w:t>True</w:t>
+            </w:r>
+          </w:p>
+        </w:tc>
+        <w:tc>
+          <w:tcPr>
+            <w:tcW w:type="dxa" w:w="1080"/>
+          </w:tcPr>
+          <w:p>
+            <w:r>
+              <w:rPr>
+                <w:sz w:val="18"/>
+              </w:rPr>
             </w:r>
           </w:p>
         </w:tc>
@@ -4758,7 +5261,7 @@
       <w:tr>
         <w:tc>
           <w:tcPr>
-            <w:tcW w:type="dxa" w:w="1234"/>
+            <w:tcW w:type="dxa" w:w="1080"/>
           </w:tcPr>
           <w:p>
             <w:r>
@@ -4771,7 +5274,7 @@
         </w:tc>
         <w:tc>
           <w:tcPr>
-            <w:tcW w:type="dxa" w:w="1234"/>
+            <w:tcW w:type="dxa" w:w="1080"/>
           </w:tcPr>
           <w:p>
             <w:r>
@@ -4784,7 +5287,7 @@
         </w:tc>
         <w:tc>
           <w:tcPr>
-            <w:tcW w:type="dxa" w:w="1234"/>
+            <w:tcW w:type="dxa" w:w="1080"/>
           </w:tcPr>
           <w:p>
             <w:r>
@@ -4797,7 +5300,7 @@
         </w:tc>
         <w:tc>
           <w:tcPr>
-            <w:tcW w:type="dxa" w:w="1234"/>
+            <w:tcW w:type="dxa" w:w="1080"/>
           </w:tcPr>
           <w:p>
             <w:r>
@@ -4810,7 +5313,7 @@
         </w:tc>
         <w:tc>
           <w:tcPr>
-            <w:tcW w:type="dxa" w:w="1234"/>
+            <w:tcW w:type="dxa" w:w="1080"/>
           </w:tcPr>
           <w:p>
             <w:r>
@@ -4823,7 +5326,7 @@
         </w:tc>
         <w:tc>
           <w:tcPr>
-            <w:tcW w:type="dxa" w:w="1234"/>
+            <w:tcW w:type="dxa" w:w="1080"/>
           </w:tcPr>
           <w:p>
             <w:r>
@@ -4836,7 +5339,7 @@
         </w:tc>
         <w:tc>
           <w:tcPr>
-            <w:tcW w:type="dxa" w:w="1234"/>
+            <w:tcW w:type="dxa" w:w="1080"/>
           </w:tcPr>
           <w:p>
             <w:r>
@@ -4844,6 +5347,18 @@
                 <w:sz w:val="18"/>
               </w:rPr>
               <w:t>True</w:t>
+            </w:r>
+          </w:p>
+        </w:tc>
+        <w:tc>
+          <w:tcPr>
+            <w:tcW w:type="dxa" w:w="1080"/>
+          </w:tcPr>
+          <w:p>
+            <w:r>
+              <w:rPr>
+                <w:sz w:val="18"/>
+              </w:rPr>
             </w:r>
           </w:p>
         </w:tc>
@@ -4851,7 +5366,7 @@
       <w:tr>
         <w:tc>
           <w:tcPr>
-            <w:tcW w:type="dxa" w:w="1234"/>
+            <w:tcW w:type="dxa" w:w="1080"/>
           </w:tcPr>
           <w:p>
             <w:r>
@@ -4864,7 +5379,7 @@
         </w:tc>
         <w:tc>
           <w:tcPr>
-            <w:tcW w:type="dxa" w:w="1234"/>
+            <w:tcW w:type="dxa" w:w="1080"/>
           </w:tcPr>
           <w:p>
             <w:r>
@@ -4877,7 +5392,7 @@
         </w:tc>
         <w:tc>
           <w:tcPr>
-            <w:tcW w:type="dxa" w:w="1234"/>
+            <w:tcW w:type="dxa" w:w="1080"/>
           </w:tcPr>
           <w:p>
             <w:r>
@@ -4890,7 +5405,7 @@
         </w:tc>
         <w:tc>
           <w:tcPr>
-            <w:tcW w:type="dxa" w:w="1234"/>
+            <w:tcW w:type="dxa" w:w="1080"/>
           </w:tcPr>
           <w:p>
             <w:r>
@@ -4903,7 +5418,7 @@
         </w:tc>
         <w:tc>
           <w:tcPr>
-            <w:tcW w:type="dxa" w:w="1234"/>
+            <w:tcW w:type="dxa" w:w="1080"/>
           </w:tcPr>
           <w:p>
             <w:r>
@@ -4916,7 +5431,7 @@
         </w:tc>
         <w:tc>
           <w:tcPr>
-            <w:tcW w:type="dxa" w:w="1234"/>
+            <w:tcW w:type="dxa" w:w="1080"/>
           </w:tcPr>
           <w:p>
             <w:r>
@@ -4929,7 +5444,7 @@
         </w:tc>
         <w:tc>
           <w:tcPr>
-            <w:tcW w:type="dxa" w:w="1234"/>
+            <w:tcW w:type="dxa" w:w="1080"/>
           </w:tcPr>
           <w:p>
             <w:r>
@@ -4937,6 +5452,18 @@
                 <w:sz w:val="18"/>
               </w:rPr>
               <w:t>True</w:t>
+            </w:r>
+          </w:p>
+        </w:tc>
+        <w:tc>
+          <w:tcPr>
+            <w:tcW w:type="dxa" w:w="1080"/>
+          </w:tcPr>
+          <w:p>
+            <w:r>
+              <w:rPr>
+                <w:sz w:val="18"/>
+              </w:rPr>
             </w:r>
           </w:p>
         </w:tc>
@@ -4944,7 +5471,7 @@
       <w:tr>
         <w:tc>
           <w:tcPr>
-            <w:tcW w:type="dxa" w:w="1234"/>
+            <w:tcW w:type="dxa" w:w="1080"/>
           </w:tcPr>
           <w:p>
             <w:r>
@@ -4957,7 +5484,7 @@
         </w:tc>
         <w:tc>
           <w:tcPr>
-            <w:tcW w:type="dxa" w:w="1234"/>
+            <w:tcW w:type="dxa" w:w="1080"/>
           </w:tcPr>
           <w:p>
             <w:r>
@@ -4970,7 +5497,7 @@
         </w:tc>
         <w:tc>
           <w:tcPr>
-            <w:tcW w:type="dxa" w:w="1234"/>
+            <w:tcW w:type="dxa" w:w="1080"/>
           </w:tcPr>
           <w:p>
             <w:r>
@@ -4983,7 +5510,7 @@
         </w:tc>
         <w:tc>
           <w:tcPr>
-            <w:tcW w:type="dxa" w:w="1234"/>
+            <w:tcW w:type="dxa" w:w="1080"/>
           </w:tcPr>
           <w:p>
             <w:r>
@@ -4996,7 +5523,7 @@
         </w:tc>
         <w:tc>
           <w:tcPr>
-            <w:tcW w:type="dxa" w:w="1234"/>
+            <w:tcW w:type="dxa" w:w="1080"/>
           </w:tcPr>
           <w:p>
             <w:r>
@@ -5009,7 +5536,7 @@
         </w:tc>
         <w:tc>
           <w:tcPr>
-            <w:tcW w:type="dxa" w:w="1234"/>
+            <w:tcW w:type="dxa" w:w="1080"/>
           </w:tcPr>
           <w:p>
             <w:r>
@@ -5022,7 +5549,7 @@
         </w:tc>
         <w:tc>
           <w:tcPr>
-            <w:tcW w:type="dxa" w:w="1234"/>
+            <w:tcW w:type="dxa" w:w="1080"/>
           </w:tcPr>
           <w:p>
             <w:r>
@@ -5030,6 +5557,18 @@
                 <w:sz w:val="18"/>
               </w:rPr>
               <w:t>True</w:t>
+            </w:r>
+          </w:p>
+        </w:tc>
+        <w:tc>
+          <w:tcPr>
+            <w:tcW w:type="dxa" w:w="1080"/>
+          </w:tcPr>
+          <w:p>
+            <w:r>
+              <w:rPr>
+                <w:sz w:val="18"/>
+              </w:rPr>
             </w:r>
           </w:p>
         </w:tc>
@@ -5037,7 +5576,7 @@
       <w:tr>
         <w:tc>
           <w:tcPr>
-            <w:tcW w:type="dxa" w:w="1234"/>
+            <w:tcW w:type="dxa" w:w="1080"/>
           </w:tcPr>
           <w:p>
             <w:r>
@@ -5050,7 +5589,7 @@
         </w:tc>
         <w:tc>
           <w:tcPr>
-            <w:tcW w:type="dxa" w:w="1234"/>
+            <w:tcW w:type="dxa" w:w="1080"/>
           </w:tcPr>
           <w:p>
             <w:r>
@@ -5063,7 +5602,7 @@
         </w:tc>
         <w:tc>
           <w:tcPr>
-            <w:tcW w:type="dxa" w:w="1234"/>
+            <w:tcW w:type="dxa" w:w="1080"/>
           </w:tcPr>
           <w:p>
             <w:r>
@@ -5076,7 +5615,7 @@
         </w:tc>
         <w:tc>
           <w:tcPr>
-            <w:tcW w:type="dxa" w:w="1234"/>
+            <w:tcW w:type="dxa" w:w="1080"/>
           </w:tcPr>
           <w:p>
             <w:r>
@@ -5089,7 +5628,7 @@
         </w:tc>
         <w:tc>
           <w:tcPr>
-            <w:tcW w:type="dxa" w:w="1234"/>
+            <w:tcW w:type="dxa" w:w="1080"/>
           </w:tcPr>
           <w:p>
             <w:r>
@@ -5102,7 +5641,7 @@
         </w:tc>
         <w:tc>
           <w:tcPr>
-            <w:tcW w:type="dxa" w:w="1234"/>
+            <w:tcW w:type="dxa" w:w="1080"/>
           </w:tcPr>
           <w:p>
             <w:r>
@@ -5115,7 +5654,7 @@
         </w:tc>
         <w:tc>
           <w:tcPr>
-            <w:tcW w:type="dxa" w:w="1234"/>
+            <w:tcW w:type="dxa" w:w="1080"/>
           </w:tcPr>
           <w:p>
             <w:r>
@@ -5123,6 +5662,18 @@
                 <w:sz w:val="18"/>
               </w:rPr>
               <w:t>True</w:t>
+            </w:r>
+          </w:p>
+        </w:tc>
+        <w:tc>
+          <w:tcPr>
+            <w:tcW w:type="dxa" w:w="1080"/>
+          </w:tcPr>
+          <w:p>
+            <w:r>
+              <w:rPr>
+                <w:sz w:val="18"/>
+              </w:rPr>
             </w:r>
           </w:p>
         </w:tc>
@@ -5130,7 +5681,7 @@
       <w:tr>
         <w:tc>
           <w:tcPr>
-            <w:tcW w:type="dxa" w:w="1234"/>
+            <w:tcW w:type="dxa" w:w="1080"/>
           </w:tcPr>
           <w:p>
             <w:r>
@@ -5143,7 +5694,7 @@
         </w:tc>
         <w:tc>
           <w:tcPr>
-            <w:tcW w:type="dxa" w:w="1234"/>
+            <w:tcW w:type="dxa" w:w="1080"/>
           </w:tcPr>
           <w:p>
             <w:r>
@@ -5156,7 +5707,7 @@
         </w:tc>
         <w:tc>
           <w:tcPr>
-            <w:tcW w:type="dxa" w:w="1234"/>
+            <w:tcW w:type="dxa" w:w="1080"/>
           </w:tcPr>
           <w:p>
             <w:r>
@@ -5169,7 +5720,7 @@
         </w:tc>
         <w:tc>
           <w:tcPr>
-            <w:tcW w:type="dxa" w:w="1234"/>
+            <w:tcW w:type="dxa" w:w="1080"/>
           </w:tcPr>
           <w:p>
             <w:r>
@@ -5182,7 +5733,7 @@
         </w:tc>
         <w:tc>
           <w:tcPr>
-            <w:tcW w:type="dxa" w:w="1234"/>
+            <w:tcW w:type="dxa" w:w="1080"/>
           </w:tcPr>
           <w:p>
             <w:r>
@@ -5195,7 +5746,7 @@
         </w:tc>
         <w:tc>
           <w:tcPr>
-            <w:tcW w:type="dxa" w:w="1234"/>
+            <w:tcW w:type="dxa" w:w="1080"/>
           </w:tcPr>
           <w:p>
             <w:r>
@@ -5208,7 +5759,7 @@
         </w:tc>
         <w:tc>
           <w:tcPr>
-            <w:tcW w:type="dxa" w:w="1234"/>
+            <w:tcW w:type="dxa" w:w="1080"/>
           </w:tcPr>
           <w:p>
             <w:r>
@@ -5216,6 +5767,18 @@
                 <w:sz w:val="18"/>
               </w:rPr>
               <w:t>True</w:t>
+            </w:r>
+          </w:p>
+        </w:tc>
+        <w:tc>
+          <w:tcPr>
+            <w:tcW w:type="dxa" w:w="1080"/>
+          </w:tcPr>
+          <w:p>
+            <w:r>
+              <w:rPr>
+                <w:sz w:val="18"/>
+              </w:rPr>
             </w:r>
           </w:p>
         </w:tc>
@@ -5223,7 +5786,7 @@
       <w:tr>
         <w:tc>
           <w:tcPr>
-            <w:tcW w:type="dxa" w:w="1234"/>
+            <w:tcW w:type="dxa" w:w="1080"/>
           </w:tcPr>
           <w:p>
             <w:r>
@@ -5236,7 +5799,7 @@
         </w:tc>
         <w:tc>
           <w:tcPr>
-            <w:tcW w:type="dxa" w:w="1234"/>
+            <w:tcW w:type="dxa" w:w="1080"/>
           </w:tcPr>
           <w:p>
             <w:r>
@@ -5249,7 +5812,7 @@
         </w:tc>
         <w:tc>
           <w:tcPr>
-            <w:tcW w:type="dxa" w:w="1234"/>
+            <w:tcW w:type="dxa" w:w="1080"/>
           </w:tcPr>
           <w:p>
             <w:r>
@@ -5262,7 +5825,7 @@
         </w:tc>
         <w:tc>
           <w:tcPr>
-            <w:tcW w:type="dxa" w:w="1234"/>
+            <w:tcW w:type="dxa" w:w="1080"/>
           </w:tcPr>
           <w:p>
             <w:r>
@@ -5275,7 +5838,7 @@
         </w:tc>
         <w:tc>
           <w:tcPr>
-            <w:tcW w:type="dxa" w:w="1234"/>
+            <w:tcW w:type="dxa" w:w="1080"/>
           </w:tcPr>
           <w:p>
             <w:r>
@@ -5288,7 +5851,7 @@
         </w:tc>
         <w:tc>
           <w:tcPr>
-            <w:tcW w:type="dxa" w:w="1234"/>
+            <w:tcW w:type="dxa" w:w="1080"/>
           </w:tcPr>
           <w:p>
             <w:r>
@@ -5301,7 +5864,7 @@
         </w:tc>
         <w:tc>
           <w:tcPr>
-            <w:tcW w:type="dxa" w:w="1234"/>
+            <w:tcW w:type="dxa" w:w="1080"/>
           </w:tcPr>
           <w:p>
             <w:r>
@@ -5309,6 +5872,18 @@
                 <w:sz w:val="18"/>
               </w:rPr>
               <w:t>True</w:t>
+            </w:r>
+          </w:p>
+        </w:tc>
+        <w:tc>
+          <w:tcPr>
+            <w:tcW w:type="dxa" w:w="1080"/>
+          </w:tcPr>
+          <w:p>
+            <w:r>
+              <w:rPr>
+                <w:sz w:val="18"/>
+              </w:rPr>
             </w:r>
           </w:p>
         </w:tc>
@@ -5316,7 +5891,7 @@
       <w:tr>
         <w:tc>
           <w:tcPr>
-            <w:tcW w:type="dxa" w:w="1234"/>
+            <w:tcW w:type="dxa" w:w="1080"/>
           </w:tcPr>
           <w:p>
             <w:r>
@@ -5329,7 +5904,7 @@
         </w:tc>
         <w:tc>
           <w:tcPr>
-            <w:tcW w:type="dxa" w:w="1234"/>
+            <w:tcW w:type="dxa" w:w="1080"/>
           </w:tcPr>
           <w:p>
             <w:r>
@@ -5342,7 +5917,7 @@
         </w:tc>
         <w:tc>
           <w:tcPr>
-            <w:tcW w:type="dxa" w:w="1234"/>
+            <w:tcW w:type="dxa" w:w="1080"/>
           </w:tcPr>
           <w:p>
             <w:r>
@@ -5355,7 +5930,7 @@
         </w:tc>
         <w:tc>
           <w:tcPr>
-            <w:tcW w:type="dxa" w:w="1234"/>
+            <w:tcW w:type="dxa" w:w="1080"/>
           </w:tcPr>
           <w:p>
             <w:r>
@@ -5368,7 +5943,7 @@
         </w:tc>
         <w:tc>
           <w:tcPr>
-            <w:tcW w:type="dxa" w:w="1234"/>
+            <w:tcW w:type="dxa" w:w="1080"/>
           </w:tcPr>
           <w:p>
             <w:r>
@@ -5381,7 +5956,7 @@
         </w:tc>
         <w:tc>
           <w:tcPr>
-            <w:tcW w:type="dxa" w:w="1234"/>
+            <w:tcW w:type="dxa" w:w="1080"/>
           </w:tcPr>
           <w:p>
             <w:r>
@@ -5394,7 +5969,7 @@
         </w:tc>
         <w:tc>
           <w:tcPr>
-            <w:tcW w:type="dxa" w:w="1234"/>
+            <w:tcW w:type="dxa" w:w="1080"/>
           </w:tcPr>
           <w:p>
             <w:r>
@@ -5402,6 +5977,18 @@
                 <w:sz w:val="18"/>
               </w:rPr>
               <w:t>True</w:t>
+            </w:r>
+          </w:p>
+        </w:tc>
+        <w:tc>
+          <w:tcPr>
+            <w:tcW w:type="dxa" w:w="1080"/>
+          </w:tcPr>
+          <w:p>
+            <w:r>
+              <w:rPr>
+                <w:sz w:val="18"/>
+              </w:rPr>
             </w:r>
           </w:p>
         </w:tc>
@@ -5409,7 +5996,7 @@
       <w:tr>
         <w:tc>
           <w:tcPr>
-            <w:tcW w:type="dxa" w:w="1234"/>
+            <w:tcW w:type="dxa" w:w="1080"/>
           </w:tcPr>
           <w:p>
             <w:r>
@@ -5422,7 +6009,7 @@
         </w:tc>
         <w:tc>
           <w:tcPr>
-            <w:tcW w:type="dxa" w:w="1234"/>
+            <w:tcW w:type="dxa" w:w="1080"/>
           </w:tcPr>
           <w:p>
             <w:r>
@@ -5435,7 +6022,7 @@
         </w:tc>
         <w:tc>
           <w:tcPr>
-            <w:tcW w:type="dxa" w:w="1234"/>
+            <w:tcW w:type="dxa" w:w="1080"/>
           </w:tcPr>
           <w:p>
             <w:r>
@@ -5448,7 +6035,7 @@
         </w:tc>
         <w:tc>
           <w:tcPr>
-            <w:tcW w:type="dxa" w:w="1234"/>
+            <w:tcW w:type="dxa" w:w="1080"/>
           </w:tcPr>
           <w:p>
             <w:r>
@@ -5461,7 +6048,7 @@
         </w:tc>
         <w:tc>
           <w:tcPr>
-            <w:tcW w:type="dxa" w:w="1234"/>
+            <w:tcW w:type="dxa" w:w="1080"/>
           </w:tcPr>
           <w:p>
             <w:r>
@@ -5474,7 +6061,7 @@
         </w:tc>
         <w:tc>
           <w:tcPr>
-            <w:tcW w:type="dxa" w:w="1234"/>
+            <w:tcW w:type="dxa" w:w="1080"/>
           </w:tcPr>
           <w:p>
             <w:r>
@@ -5487,7 +6074,7 @@
         </w:tc>
         <w:tc>
           <w:tcPr>
-            <w:tcW w:type="dxa" w:w="1234"/>
+            <w:tcW w:type="dxa" w:w="1080"/>
           </w:tcPr>
           <w:p>
             <w:r>
@@ -5495,6 +6082,18 @@
                 <w:sz w:val="18"/>
               </w:rPr>
               <w:t>True</w:t>
+            </w:r>
+          </w:p>
+        </w:tc>
+        <w:tc>
+          <w:tcPr>
+            <w:tcW w:type="dxa" w:w="1080"/>
+          </w:tcPr>
+          <w:p>
+            <w:r>
+              <w:rPr>
+                <w:sz w:val="18"/>
+              </w:rPr>
             </w:r>
           </w:p>
         </w:tc>
@@ -5502,7 +6101,7 @@
       <w:tr>
         <w:tc>
           <w:tcPr>
-            <w:tcW w:type="dxa" w:w="1234"/>
+            <w:tcW w:type="dxa" w:w="1080"/>
           </w:tcPr>
           <w:p>
             <w:r>
@@ -5515,7 +6114,7 @@
         </w:tc>
         <w:tc>
           <w:tcPr>
-            <w:tcW w:type="dxa" w:w="1234"/>
+            <w:tcW w:type="dxa" w:w="1080"/>
           </w:tcPr>
           <w:p>
             <w:r>
@@ -5528,7 +6127,7 @@
         </w:tc>
         <w:tc>
           <w:tcPr>
-            <w:tcW w:type="dxa" w:w="1234"/>
+            <w:tcW w:type="dxa" w:w="1080"/>
           </w:tcPr>
           <w:p>
             <w:r>
@@ -5541,7 +6140,7 @@
         </w:tc>
         <w:tc>
           <w:tcPr>
-            <w:tcW w:type="dxa" w:w="1234"/>
+            <w:tcW w:type="dxa" w:w="1080"/>
           </w:tcPr>
           <w:p>
             <w:r>
@@ -5554,7 +6153,33 @@
         </w:tc>
         <w:tc>
           <w:tcPr>
-            <w:tcW w:type="dxa" w:w="1234"/>
+            <w:tcW w:type="dxa" w:w="1080"/>
+          </w:tcPr>
+          <w:p>
+            <w:r>
+              <w:rPr>
+                <w:sz w:val="18"/>
+              </w:rPr>
+              <w:t>False</w:t>
+            </w:r>
+          </w:p>
+        </w:tc>
+        <w:tc>
+          <w:tcPr>
+            <w:tcW w:type="dxa" w:w="1080"/>
+          </w:tcPr>
+          <w:p>
+            <w:r>
+              <w:rPr>
+                <w:sz w:val="18"/>
+              </w:rPr>
+              <w:t>False</w:t>
+            </w:r>
+          </w:p>
+        </w:tc>
+        <w:tc>
+          <w:tcPr>
+            <w:tcW w:type="dxa" w:w="1080"/>
           </w:tcPr>
           <w:p>
             <w:r>
@@ -5567,27 +6192,14 @@
         </w:tc>
         <w:tc>
           <w:tcPr>
-            <w:tcW w:type="dxa" w:w="1234"/>
-          </w:tcPr>
-          <w:p>
-            <w:r>
-              <w:rPr>
-                <w:sz w:val="18"/>
-              </w:rPr>
-              <w:t>True</w:t>
-            </w:r>
-          </w:p>
-        </w:tc>
-        <w:tc>
-          <w:tcPr>
-            <w:tcW w:type="dxa" w:w="1234"/>
-          </w:tcPr>
-          <w:p>
-            <w:r>
-              <w:rPr>
-                <w:sz w:val="18"/>
-              </w:rPr>
-              <w:t>True</w:t>
+            <w:tcW w:type="dxa" w:w="1080"/>
+          </w:tcPr>
+          <w:p>
+            <w:r>
+              <w:rPr>
+                <w:sz w:val="18"/>
+              </w:rPr>
+              <w:t>MSA used only for inference-time homolog retrieval; autoregressive single-sequence transformer is scored</w:t>
             </w:r>
           </w:p>
         </w:tc>
@@ -5595,7 +6207,7 @@
       <w:tr>
         <w:tc>
           <w:tcPr>
-            <w:tcW w:type="dxa" w:w="1234"/>
+            <w:tcW w:type="dxa" w:w="1080"/>
           </w:tcPr>
           <w:p>
             <w:r>
@@ -5608,7 +6220,7 @@
         </w:tc>
         <w:tc>
           <w:tcPr>
-            <w:tcW w:type="dxa" w:w="1234"/>
+            <w:tcW w:type="dxa" w:w="1080"/>
           </w:tcPr>
           <w:p>
             <w:r>
@@ -5621,7 +6233,7 @@
         </w:tc>
         <w:tc>
           <w:tcPr>
-            <w:tcW w:type="dxa" w:w="1234"/>
+            <w:tcW w:type="dxa" w:w="1080"/>
           </w:tcPr>
           <w:p>
             <w:r>
@@ -5634,7 +6246,7 @@
         </w:tc>
         <w:tc>
           <w:tcPr>
-            <w:tcW w:type="dxa" w:w="1234"/>
+            <w:tcW w:type="dxa" w:w="1080"/>
           </w:tcPr>
           <w:p>
             <w:r>
@@ -5647,7 +6259,33 @@
         </w:tc>
         <w:tc>
           <w:tcPr>
-            <w:tcW w:type="dxa" w:w="1234"/>
+            <w:tcW w:type="dxa" w:w="1080"/>
+          </w:tcPr>
+          <w:p>
+            <w:r>
+              <w:rPr>
+                <w:sz w:val="18"/>
+              </w:rPr>
+              <w:t>False</w:t>
+            </w:r>
+          </w:p>
+        </w:tc>
+        <w:tc>
+          <w:tcPr>
+            <w:tcW w:type="dxa" w:w="1080"/>
+          </w:tcPr>
+          <w:p>
+            <w:r>
+              <w:rPr>
+                <w:sz w:val="18"/>
+              </w:rPr>
+              <w:t>False</w:t>
+            </w:r>
+          </w:p>
+        </w:tc>
+        <w:tc>
+          <w:tcPr>
+            <w:tcW w:type="dxa" w:w="1080"/>
           </w:tcPr>
           <w:p>
             <w:r>
@@ -5660,27 +6298,14 @@
         </w:tc>
         <w:tc>
           <w:tcPr>
-            <w:tcW w:type="dxa" w:w="1234"/>
-          </w:tcPr>
-          <w:p>
-            <w:r>
-              <w:rPr>
-                <w:sz w:val="18"/>
-              </w:rPr>
-              <w:t>True</w:t>
-            </w:r>
-          </w:p>
-        </w:tc>
-        <w:tc>
-          <w:tcPr>
-            <w:tcW w:type="dxa" w:w="1234"/>
-          </w:tcPr>
-          <w:p>
-            <w:r>
-              <w:rPr>
-                <w:sz w:val="18"/>
-              </w:rPr>
-              <w:t>True</w:t>
+            <w:tcW w:type="dxa" w:w="1080"/>
+          </w:tcPr>
+          <w:p>
+            <w:r>
+              <w:rPr>
+                <w:sz w:val="18"/>
+              </w:rPr>
+              <w:t>MSA used only for inference-time homolog retrieval; autoregressive transformer + EVE prior; not structure-based</w:t>
             </w:r>
           </w:p>
         </w:tc>
@@ -5688,7 +6313,7 @@
       <w:tr>
         <w:tc>
           <w:tcPr>
-            <w:tcW w:type="dxa" w:w="1234"/>
+            <w:tcW w:type="dxa" w:w="1080"/>
           </w:tcPr>
           <w:p>
             <w:r>
@@ -5701,7 +6326,7 @@
         </w:tc>
         <w:tc>
           <w:tcPr>
-            <w:tcW w:type="dxa" w:w="1234"/>
+            <w:tcW w:type="dxa" w:w="1080"/>
           </w:tcPr>
           <w:p>
             <w:r>
@@ -5714,7 +6339,7 @@
         </w:tc>
         <w:tc>
           <w:tcPr>
-            <w:tcW w:type="dxa" w:w="1234"/>
+            <w:tcW w:type="dxa" w:w="1080"/>
           </w:tcPr>
           <w:p>
             <w:r>
@@ -5727,7 +6352,7 @@
         </w:tc>
         <w:tc>
           <w:tcPr>
-            <w:tcW w:type="dxa" w:w="1234"/>
+            <w:tcW w:type="dxa" w:w="1080"/>
           </w:tcPr>
           <w:p>
             <w:r>
@@ -5740,7 +6365,7 @@
         </w:tc>
         <w:tc>
           <w:tcPr>
-            <w:tcW w:type="dxa" w:w="1234"/>
+            <w:tcW w:type="dxa" w:w="1080"/>
           </w:tcPr>
           <w:p>
             <w:r>
@@ -5753,7 +6378,7 @@
         </w:tc>
         <w:tc>
           <w:tcPr>
-            <w:tcW w:type="dxa" w:w="1234"/>
+            <w:tcW w:type="dxa" w:w="1080"/>
           </w:tcPr>
           <w:p>
             <w:r>
@@ -5766,7 +6391,7 @@
         </w:tc>
         <w:tc>
           <w:tcPr>
-            <w:tcW w:type="dxa" w:w="1234"/>
+            <w:tcW w:type="dxa" w:w="1080"/>
           </w:tcPr>
           <w:p>
             <w:r>
@@ -5774,6 +6399,18 @@
                 <w:sz w:val="18"/>
               </w:rPr>
               <w:t>True</w:t>
+            </w:r>
+          </w:p>
+        </w:tc>
+        <w:tc>
+          <w:tcPr>
+            <w:tcW w:type="dxa" w:w="1080"/>
+          </w:tcPr>
+          <w:p>
+            <w:r>
+              <w:rPr>
+                <w:sz w:val="18"/>
+              </w:rPr>
             </w:r>
           </w:p>
         </w:tc>
@@ -5781,7 +6418,7 @@
       <w:tr>
         <w:tc>
           <w:tcPr>
-            <w:tcW w:type="dxa" w:w="1234"/>
+            <w:tcW w:type="dxa" w:w="1080"/>
           </w:tcPr>
           <w:p>
             <w:r>
@@ -5794,7 +6431,7 @@
         </w:tc>
         <w:tc>
           <w:tcPr>
-            <w:tcW w:type="dxa" w:w="1234"/>
+            <w:tcW w:type="dxa" w:w="1080"/>
           </w:tcPr>
           <w:p>
             <w:r>
@@ -5807,7 +6444,7 @@
         </w:tc>
         <w:tc>
           <w:tcPr>
-            <w:tcW w:type="dxa" w:w="1234"/>
+            <w:tcW w:type="dxa" w:w="1080"/>
           </w:tcPr>
           <w:p>
             <w:r>
@@ -5820,7 +6457,7 @@
         </w:tc>
         <w:tc>
           <w:tcPr>
-            <w:tcW w:type="dxa" w:w="1234"/>
+            <w:tcW w:type="dxa" w:w="1080"/>
           </w:tcPr>
           <w:p>
             <w:r>
@@ -5833,7 +6470,7 @@
         </w:tc>
         <w:tc>
           <w:tcPr>
-            <w:tcW w:type="dxa" w:w="1234"/>
+            <w:tcW w:type="dxa" w:w="1080"/>
           </w:tcPr>
           <w:p>
             <w:r>
@@ -5846,7 +6483,7 @@
         </w:tc>
         <w:tc>
           <w:tcPr>
-            <w:tcW w:type="dxa" w:w="1234"/>
+            <w:tcW w:type="dxa" w:w="1080"/>
           </w:tcPr>
           <w:p>
             <w:r>
@@ -5859,7 +6496,7 @@
         </w:tc>
         <w:tc>
           <w:tcPr>
-            <w:tcW w:type="dxa" w:w="1234"/>
+            <w:tcW w:type="dxa" w:w="1080"/>
           </w:tcPr>
           <w:p>
             <w:r>
@@ -5867,6 +6504,18 @@
                 <w:sz w:val="18"/>
               </w:rPr>
               <w:t>True</w:t>
+            </w:r>
+          </w:p>
+        </w:tc>
+        <w:tc>
+          <w:tcPr>
+            <w:tcW w:type="dxa" w:w="1080"/>
+          </w:tcPr>
+          <w:p>
+            <w:r>
+              <w:rPr>
+                <w:sz w:val="18"/>
+              </w:rPr>
             </w:r>
           </w:p>
         </w:tc>
@@ -5874,7 +6523,7 @@
       <w:tr>
         <w:tc>
           <w:tcPr>
-            <w:tcW w:type="dxa" w:w="1234"/>
+            <w:tcW w:type="dxa" w:w="1080"/>
           </w:tcPr>
           <w:p>
             <w:r>
@@ -5887,7 +6536,7 @@
         </w:tc>
         <w:tc>
           <w:tcPr>
-            <w:tcW w:type="dxa" w:w="1234"/>
+            <w:tcW w:type="dxa" w:w="1080"/>
           </w:tcPr>
           <w:p>
             <w:r>
@@ -5900,7 +6549,7 @@
         </w:tc>
         <w:tc>
           <w:tcPr>
-            <w:tcW w:type="dxa" w:w="1234"/>
+            <w:tcW w:type="dxa" w:w="1080"/>
           </w:tcPr>
           <w:p>
             <w:r>
@@ -5913,7 +6562,20 @@
         </w:tc>
         <w:tc>
           <w:tcPr>
-            <w:tcW w:type="dxa" w:w="1234"/>
+            <w:tcW w:type="dxa" w:w="1080"/>
+          </w:tcPr>
+          <w:p>
+            <w:r>
+              <w:rPr>
+                <w:sz w:val="18"/>
+              </w:rPr>
+              <w:t>False</w:t>
+            </w:r>
+          </w:p>
+        </w:tc>
+        <w:tc>
+          <w:tcPr>
+            <w:tcW w:type="dxa" w:w="1080"/>
           </w:tcPr>
           <w:p>
             <w:r>
@@ -5926,7 +6588,7 @@
         </w:tc>
         <w:tc>
           <w:tcPr>
-            <w:tcW w:type="dxa" w:w="1234"/>
+            <w:tcW w:type="dxa" w:w="1080"/>
           </w:tcPr>
           <w:p>
             <w:r>
@@ -5939,20 +6601,7 @@
         </w:tc>
         <w:tc>
           <w:tcPr>
-            <w:tcW w:type="dxa" w:w="1234"/>
-          </w:tcPr>
-          <w:p>
-            <w:r>
-              <w:rPr>
-                <w:sz w:val="18"/>
-              </w:rPr>
-              <w:t>True</w:t>
-            </w:r>
-          </w:p>
-        </w:tc>
-        <w:tc>
-          <w:tcPr>
-            <w:tcW w:type="dxa" w:w="1234"/>
+            <w:tcW w:type="dxa" w:w="1080"/>
           </w:tcPr>
           <w:p>
             <w:r>
@@ -5960,6 +6609,19 @@
                 <w:sz w:val="18"/>
               </w:rPr>
               <w:t>False</w:t>
+            </w:r>
+          </w:p>
+        </w:tc>
+        <w:tc>
+          <w:tcPr>
+            <w:tcW w:type="dxa" w:w="1080"/>
+          </w:tcPr>
+          <w:p>
+            <w:r>
+              <w:rPr>
+                <w:sz w:val="18"/>
+              </w:rPr>
+              <w:t>no MSA input; sequence representations transferred from a pretrained single-sequence language model</w:t>
             </w:r>
           </w:p>
         </w:tc>
@@ -5967,7 +6629,7 @@
       <w:tr>
         <w:tc>
           <w:tcPr>
-            <w:tcW w:type="dxa" w:w="1234"/>
+            <w:tcW w:type="dxa" w:w="1080"/>
           </w:tcPr>
           <w:p>
             <w:r>
@@ -5980,7 +6642,7 @@
         </w:tc>
         <w:tc>
           <w:tcPr>
-            <w:tcW w:type="dxa" w:w="1234"/>
+            <w:tcW w:type="dxa" w:w="1080"/>
           </w:tcPr>
           <w:p>
             <w:r>
@@ -5993,7 +6655,7 @@
         </w:tc>
         <w:tc>
           <w:tcPr>
-            <w:tcW w:type="dxa" w:w="1234"/>
+            <w:tcW w:type="dxa" w:w="1080"/>
           </w:tcPr>
           <w:p>
             <w:r>
@@ -6006,7 +6668,7 @@
         </w:tc>
         <w:tc>
           <w:tcPr>
-            <w:tcW w:type="dxa" w:w="1234"/>
+            <w:tcW w:type="dxa" w:w="1080"/>
           </w:tcPr>
           <w:p>
             <w:r>
@@ -6019,7 +6681,7 @@
         </w:tc>
         <w:tc>
           <w:tcPr>
-            <w:tcW w:type="dxa" w:w="1234"/>
+            <w:tcW w:type="dxa" w:w="1080"/>
           </w:tcPr>
           <w:p>
             <w:r>
@@ -6032,7 +6694,7 @@
         </w:tc>
         <w:tc>
           <w:tcPr>
-            <w:tcW w:type="dxa" w:w="1234"/>
+            <w:tcW w:type="dxa" w:w="1080"/>
           </w:tcPr>
           <w:p>
             <w:r>
@@ -6045,7 +6707,7 @@
         </w:tc>
         <w:tc>
           <w:tcPr>
-            <w:tcW w:type="dxa" w:w="1234"/>
+            <w:tcW w:type="dxa" w:w="1080"/>
           </w:tcPr>
           <w:p>
             <w:r>
@@ -6053,6 +6715,18 @@
                 <w:sz w:val="18"/>
               </w:rPr>
               <w:t>True</w:t>
+            </w:r>
+          </w:p>
+        </w:tc>
+        <w:tc>
+          <w:tcPr>
+            <w:tcW w:type="dxa" w:w="1080"/>
+          </w:tcPr>
+          <w:p>
+            <w:r>
+              <w:rPr>
+                <w:sz w:val="18"/>
+              </w:rPr>
             </w:r>
           </w:p>
         </w:tc>
@@ -6060,7 +6734,7 @@
       <w:tr>
         <w:tc>
           <w:tcPr>
-            <w:tcW w:type="dxa" w:w="1234"/>
+            <w:tcW w:type="dxa" w:w="1080"/>
           </w:tcPr>
           <w:p>
             <w:r>
@@ -6073,7 +6747,7 @@
         </w:tc>
         <w:tc>
           <w:tcPr>
-            <w:tcW w:type="dxa" w:w="1234"/>
+            <w:tcW w:type="dxa" w:w="1080"/>
           </w:tcPr>
           <w:p>
             <w:r>
@@ -6086,7 +6760,7 @@
         </w:tc>
         <w:tc>
           <w:tcPr>
-            <w:tcW w:type="dxa" w:w="1234"/>
+            <w:tcW w:type="dxa" w:w="1080"/>
           </w:tcPr>
           <w:p>
             <w:r>
@@ -6099,7 +6773,7 @@
         </w:tc>
         <w:tc>
           <w:tcPr>
-            <w:tcW w:type="dxa" w:w="1234"/>
+            <w:tcW w:type="dxa" w:w="1080"/>
           </w:tcPr>
           <w:p>
             <w:r>
@@ -6112,7 +6786,7 @@
         </w:tc>
         <w:tc>
           <w:tcPr>
-            <w:tcW w:type="dxa" w:w="1234"/>
+            <w:tcW w:type="dxa" w:w="1080"/>
           </w:tcPr>
           <w:p>
             <w:r>
@@ -6125,7 +6799,7 @@
         </w:tc>
         <w:tc>
           <w:tcPr>
-            <w:tcW w:type="dxa" w:w="1234"/>
+            <w:tcW w:type="dxa" w:w="1080"/>
           </w:tcPr>
           <w:p>
             <w:r>
@@ -6138,7 +6812,7 @@
         </w:tc>
         <w:tc>
           <w:tcPr>
-            <w:tcW w:type="dxa" w:w="1234"/>
+            <w:tcW w:type="dxa" w:w="1080"/>
           </w:tcPr>
           <w:p>
             <w:r>
@@ -6146,6 +6820,18 @@
                 <w:sz w:val="18"/>
               </w:rPr>
               <w:t>True</w:t>
+            </w:r>
+          </w:p>
+        </w:tc>
+        <w:tc>
+          <w:tcPr>
+            <w:tcW w:type="dxa" w:w="1080"/>
+          </w:tcPr>
+          <w:p>
+            <w:r>
+              <w:rPr>
+                <w:sz w:val="18"/>
+              </w:rPr>
             </w:r>
           </w:p>
         </w:tc>
@@ -6153,7 +6839,7 @@
       <w:tr>
         <w:tc>
           <w:tcPr>
-            <w:tcW w:type="dxa" w:w="1234"/>
+            <w:tcW w:type="dxa" w:w="1080"/>
           </w:tcPr>
           <w:p>
             <w:r>
@@ -6166,7 +6852,7 @@
         </w:tc>
         <w:tc>
           <w:tcPr>
-            <w:tcW w:type="dxa" w:w="1234"/>
+            <w:tcW w:type="dxa" w:w="1080"/>
           </w:tcPr>
           <w:p>
             <w:r>
@@ -6179,7 +6865,7 @@
         </w:tc>
         <w:tc>
           <w:tcPr>
-            <w:tcW w:type="dxa" w:w="1234"/>
+            <w:tcW w:type="dxa" w:w="1080"/>
           </w:tcPr>
           <w:p>
             <w:r>
@@ -6192,7 +6878,7 @@
         </w:tc>
         <w:tc>
           <w:tcPr>
-            <w:tcW w:type="dxa" w:w="1234"/>
+            <w:tcW w:type="dxa" w:w="1080"/>
           </w:tcPr>
           <w:p>
             <w:r>
@@ -6205,7 +6891,7 @@
         </w:tc>
         <w:tc>
           <w:tcPr>
-            <w:tcW w:type="dxa" w:w="1234"/>
+            <w:tcW w:type="dxa" w:w="1080"/>
           </w:tcPr>
           <w:p>
             <w:r>
@@ -6218,7 +6904,20 @@
         </w:tc>
         <w:tc>
           <w:tcPr>
-            <w:tcW w:type="dxa" w:w="1234"/>
+            <w:tcW w:type="dxa" w:w="1080"/>
+          </w:tcPr>
+          <w:p>
+            <w:r>
+              <w:rPr>
+                <w:sz w:val="18"/>
+              </w:rPr>
+              <w:t>True</w:t>
+            </w:r>
+          </w:p>
+        </w:tc>
+        <w:tc>
+          <w:tcPr>
+            <w:tcW w:type="dxa" w:w="1080"/>
           </w:tcPr>
           <w:p>
             <w:r>
@@ -6231,14 +6930,13 @@
         </w:tc>
         <w:tc>
           <w:tcPr>
-            <w:tcW w:type="dxa" w:w="1234"/>
-          </w:tcPr>
-          <w:p>
-            <w:r>
-              <w:rPr>
-                <w:sz w:val="18"/>
-              </w:rPr>
-              <w:t>False</w:t>
+            <w:tcW w:type="dxa" w:w="1080"/>
+          </w:tcPr>
+          <w:p>
+            <w:r>
+              <w:rPr>
+                <w:sz w:val="18"/>
+              </w:rPr>
             </w:r>
           </w:p>
         </w:tc>
@@ -6246,7 +6944,7 @@
       <w:tr>
         <w:tc>
           <w:tcPr>
-            <w:tcW w:type="dxa" w:w="1234"/>
+            <w:tcW w:type="dxa" w:w="1080"/>
           </w:tcPr>
           <w:p>
             <w:r>
@@ -6259,7 +6957,7 @@
         </w:tc>
         <w:tc>
           <w:tcPr>
-            <w:tcW w:type="dxa" w:w="1234"/>
+            <w:tcW w:type="dxa" w:w="1080"/>
           </w:tcPr>
           <w:p>
             <w:r>
@@ -6272,7 +6970,7 @@
         </w:tc>
         <w:tc>
           <w:tcPr>
-            <w:tcW w:type="dxa" w:w="1234"/>
+            <w:tcW w:type="dxa" w:w="1080"/>
           </w:tcPr>
           <w:p>
             <w:r>
@@ -6285,7 +6983,7 @@
         </w:tc>
         <w:tc>
           <w:tcPr>
-            <w:tcW w:type="dxa" w:w="1234"/>
+            <w:tcW w:type="dxa" w:w="1080"/>
           </w:tcPr>
           <w:p>
             <w:r>
@@ -6298,7 +6996,7 @@
         </w:tc>
         <w:tc>
           <w:tcPr>
-            <w:tcW w:type="dxa" w:w="1234"/>
+            <w:tcW w:type="dxa" w:w="1080"/>
           </w:tcPr>
           <w:p>
             <w:r>
@@ -6311,7 +7009,7 @@
         </w:tc>
         <w:tc>
           <w:tcPr>
-            <w:tcW w:type="dxa" w:w="1234"/>
+            <w:tcW w:type="dxa" w:w="1080"/>
           </w:tcPr>
           <w:p>
             <w:r>
@@ -6324,7 +7022,7 @@
         </w:tc>
         <w:tc>
           <w:tcPr>
-            <w:tcW w:type="dxa" w:w="1234"/>
+            <w:tcW w:type="dxa" w:w="1080"/>
           </w:tcPr>
           <w:p>
             <w:r>
@@ -6332,6 +7030,19 @@
                 <w:sz w:val="18"/>
               </w:rPr>
               <w:t>False</w:t>
+            </w:r>
+          </w:p>
+        </w:tc>
+        <w:tc>
+          <w:tcPr>
+            <w:tcW w:type="dxa" w:w="1080"/>
+          </w:tcPr>
+          <w:p>
+            <w:r>
+              <w:rPr>
+                <w:sz w:val="18"/>
+              </w:rPr>
+              <w:t>structure-aware vocabulary from AlphaFold2 structure</w:t>
             </w:r>
           </w:p>
         </w:tc>
@@ -6339,7 +7050,7 @@
       <w:tr>
         <w:tc>
           <w:tcPr>
-            <w:tcW w:type="dxa" w:w="1234"/>
+            <w:tcW w:type="dxa" w:w="1080"/>
           </w:tcPr>
           <w:p>
             <w:r>
@@ -6352,7 +7063,7 @@
         </w:tc>
         <w:tc>
           <w:tcPr>
-            <w:tcW w:type="dxa" w:w="1234"/>
+            <w:tcW w:type="dxa" w:w="1080"/>
           </w:tcPr>
           <w:p>
             <w:r>
@@ -6365,7 +7076,7 @@
         </w:tc>
         <w:tc>
           <w:tcPr>
-            <w:tcW w:type="dxa" w:w="1234"/>
+            <w:tcW w:type="dxa" w:w="1080"/>
           </w:tcPr>
           <w:p>
             <w:r>
@@ -6378,7 +7089,7 @@
         </w:tc>
         <w:tc>
           <w:tcPr>
-            <w:tcW w:type="dxa" w:w="1234"/>
+            <w:tcW w:type="dxa" w:w="1080"/>
           </w:tcPr>
           <w:p>
             <w:r>
@@ -6391,7 +7102,7 @@
         </w:tc>
         <w:tc>
           <w:tcPr>
-            <w:tcW w:type="dxa" w:w="1234"/>
+            <w:tcW w:type="dxa" w:w="1080"/>
           </w:tcPr>
           <w:p>
             <w:r>
@@ -6404,7 +7115,7 @@
         </w:tc>
         <w:tc>
           <w:tcPr>
-            <w:tcW w:type="dxa" w:w="1234"/>
+            <w:tcW w:type="dxa" w:w="1080"/>
           </w:tcPr>
           <w:p>
             <w:r>
@@ -6417,7 +7128,7 @@
         </w:tc>
         <w:tc>
           <w:tcPr>
-            <w:tcW w:type="dxa" w:w="1234"/>
+            <w:tcW w:type="dxa" w:w="1080"/>
           </w:tcPr>
           <w:p>
             <w:r>
@@ -6425,6 +7136,18 @@
                 <w:sz w:val="18"/>
               </w:rPr>
               <w:t>True</w:t>
+            </w:r>
+          </w:p>
+        </w:tc>
+        <w:tc>
+          <w:tcPr>
+            <w:tcW w:type="dxa" w:w="1080"/>
+          </w:tcPr>
+          <w:p>
+            <w:r>
+              <w:rPr>
+                <w:sz w:val="18"/>
+              </w:rPr>
             </w:r>
           </w:p>
         </w:tc>
@@ -6432,7 +7155,7 @@
       <w:tr>
         <w:tc>
           <w:tcPr>
-            <w:tcW w:type="dxa" w:w="1234"/>
+            <w:tcW w:type="dxa" w:w="1080"/>
           </w:tcPr>
           <w:p>
             <w:r>
@@ -6445,7 +7168,7 @@
         </w:tc>
         <w:tc>
           <w:tcPr>
-            <w:tcW w:type="dxa" w:w="1234"/>
+            <w:tcW w:type="dxa" w:w="1080"/>
           </w:tcPr>
           <w:p>
             <w:r>
@@ -6458,7 +7181,7 @@
         </w:tc>
         <w:tc>
           <w:tcPr>
-            <w:tcW w:type="dxa" w:w="1234"/>
+            <w:tcW w:type="dxa" w:w="1080"/>
           </w:tcPr>
           <w:p>
             <w:r>
@@ -6471,7 +7194,7 @@
         </w:tc>
         <w:tc>
           <w:tcPr>
-            <w:tcW w:type="dxa" w:w="1234"/>
+            <w:tcW w:type="dxa" w:w="1080"/>
           </w:tcPr>
           <w:p>
             <w:r>
@@ -6484,7 +7207,7 @@
         </w:tc>
         <w:tc>
           <w:tcPr>
-            <w:tcW w:type="dxa" w:w="1234"/>
+            <w:tcW w:type="dxa" w:w="1080"/>
           </w:tcPr>
           <w:p>
             <w:r>
@@ -6497,7 +7220,7 @@
         </w:tc>
         <w:tc>
           <w:tcPr>
-            <w:tcW w:type="dxa" w:w="1234"/>
+            <w:tcW w:type="dxa" w:w="1080"/>
           </w:tcPr>
           <w:p>
             <w:r>
@@ -6510,7 +7233,7 @@
         </w:tc>
         <w:tc>
           <w:tcPr>
-            <w:tcW w:type="dxa" w:w="1234"/>
+            <w:tcW w:type="dxa" w:w="1080"/>
           </w:tcPr>
           <w:p>
             <w:r>
@@ -6518,6 +7241,18 @@
                 <w:sz w:val="18"/>
               </w:rPr>
               <w:t>False</w:t>
+            </w:r>
+          </w:p>
+        </w:tc>
+        <w:tc>
+          <w:tcPr>
+            <w:tcW w:type="dxa" w:w="1080"/>
+          </w:tcPr>
+          <w:p>
+            <w:r>
+              <w:rPr>
+                <w:sz w:val="18"/>
+              </w:rPr>
             </w:r>
           </w:p>
         </w:tc>
@@ -6525,7 +7260,7 @@
       <w:tr>
         <w:tc>
           <w:tcPr>
-            <w:tcW w:type="dxa" w:w="1234"/>
+            <w:tcW w:type="dxa" w:w="1080"/>
           </w:tcPr>
           <w:p>
             <w:r>
@@ -6538,7 +7273,7 @@
         </w:tc>
         <w:tc>
           <w:tcPr>
-            <w:tcW w:type="dxa" w:w="1234"/>
+            <w:tcW w:type="dxa" w:w="1080"/>
           </w:tcPr>
           <w:p>
             <w:r>
@@ -6551,7 +7286,7 @@
         </w:tc>
         <w:tc>
           <w:tcPr>
-            <w:tcW w:type="dxa" w:w="1234"/>
+            <w:tcW w:type="dxa" w:w="1080"/>
           </w:tcPr>
           <w:p>
             <w:r>
@@ -6564,7 +7299,7 @@
         </w:tc>
         <w:tc>
           <w:tcPr>
-            <w:tcW w:type="dxa" w:w="1234"/>
+            <w:tcW w:type="dxa" w:w="1080"/>
           </w:tcPr>
           <w:p>
             <w:r>
@@ -6577,7 +7312,7 @@
         </w:tc>
         <w:tc>
           <w:tcPr>
-            <w:tcW w:type="dxa" w:w="1234"/>
+            <w:tcW w:type="dxa" w:w="1080"/>
           </w:tcPr>
           <w:p>
             <w:r>
@@ -6590,7 +7325,20 @@
         </w:tc>
         <w:tc>
           <w:tcPr>
-            <w:tcW w:type="dxa" w:w="1234"/>
+            <w:tcW w:type="dxa" w:w="1080"/>
+          </w:tcPr>
+          <w:p>
+            <w:r>
+              <w:rPr>
+                <w:sz w:val="18"/>
+              </w:rPr>
+              <w:t>True</w:t>
+            </w:r>
+          </w:p>
+        </w:tc>
+        <w:tc>
+          <w:tcPr>
+            <w:tcW w:type="dxa" w:w="1080"/>
           </w:tcPr>
           <w:p>
             <w:r>
@@ -6603,14 +7351,13 @@
         </w:tc>
         <w:tc>
           <w:tcPr>
-            <w:tcW w:type="dxa" w:w="1234"/>
-          </w:tcPr>
-          <w:p>
-            <w:r>
-              <w:rPr>
-                <w:sz w:val="18"/>
-              </w:rPr>
-              <w:t>False</w:t>
+            <w:tcW w:type="dxa" w:w="1080"/>
+          </w:tcPr>
+          <w:p>
+            <w:r>
+              <w:rPr>
+                <w:sz w:val="18"/>
+              </w:rPr>
             </w:r>
           </w:p>
         </w:tc>
@@ -6618,7 +7365,7 @@
       <w:tr>
         <w:tc>
           <w:tcPr>
-            <w:tcW w:type="dxa" w:w="1234"/>
+            <w:tcW w:type="dxa" w:w="1080"/>
           </w:tcPr>
           <w:p>
             <w:r>
@@ -6631,7 +7378,7 @@
         </w:tc>
         <w:tc>
           <w:tcPr>
-            <w:tcW w:type="dxa" w:w="1234"/>
+            <w:tcW w:type="dxa" w:w="1080"/>
           </w:tcPr>
           <w:p>
             <w:r>
@@ -6644,7 +7391,7 @@
         </w:tc>
         <w:tc>
           <w:tcPr>
-            <w:tcW w:type="dxa" w:w="1234"/>
+            <w:tcW w:type="dxa" w:w="1080"/>
           </w:tcPr>
           <w:p>
             <w:r>
@@ -6657,7 +7404,46 @@
         </w:tc>
         <w:tc>
           <w:tcPr>
-            <w:tcW w:type="dxa" w:w="1234"/>
+            <w:tcW w:type="dxa" w:w="1080"/>
+          </w:tcPr>
+          <w:p>
+            <w:r>
+              <w:rPr>
+                <w:sz w:val="18"/>
+              </w:rPr>
+              <w:t>True</w:t>
+            </w:r>
+          </w:p>
+        </w:tc>
+        <w:tc>
+          <w:tcPr>
+            <w:tcW w:type="dxa" w:w="1080"/>
+          </w:tcPr>
+          <w:p>
+            <w:r>
+              <w:rPr>
+                <w:sz w:val="18"/>
+              </w:rPr>
+              <w:t>True</w:t>
+            </w:r>
+          </w:p>
+        </w:tc>
+        <w:tc>
+          <w:tcPr>
+            <w:tcW w:type="dxa" w:w="1080"/>
+          </w:tcPr>
+          <w:p>
+            <w:r>
+              <w:rPr>
+                <w:sz w:val="18"/>
+              </w:rPr>
+              <w:t>True</w:t>
+            </w:r>
+          </w:p>
+        </w:tc>
+        <w:tc>
+          <w:tcPr>
+            <w:tcW w:type="dxa" w:w="1080"/>
           </w:tcPr>
           <w:p>
             <w:r>
@@ -6670,40 +7456,13 @@
         </w:tc>
         <w:tc>
           <w:tcPr>
-            <w:tcW w:type="dxa" w:w="1234"/>
-          </w:tcPr>
-          <w:p>
-            <w:r>
-              <w:rPr>
-                <w:sz w:val="18"/>
-              </w:rPr>
-              <w:t>True</w:t>
-            </w:r>
-          </w:p>
-        </w:tc>
-        <w:tc>
-          <w:tcPr>
-            <w:tcW w:type="dxa" w:w="1234"/>
-          </w:tcPr>
-          <w:p>
-            <w:r>
-              <w:rPr>
-                <w:sz w:val="18"/>
-              </w:rPr>
-              <w:t>True</w:t>
-            </w:r>
-          </w:p>
-        </w:tc>
-        <w:tc>
-          <w:tcPr>
-            <w:tcW w:type="dxa" w:w="1234"/>
-          </w:tcPr>
-          <w:p>
-            <w:r>
-              <w:rPr>
-                <w:sz w:val="18"/>
-              </w:rPr>
-              <w:t>False</w:t>
+            <w:tcW w:type="dxa" w:w="1080"/>
+          </w:tcPr>
+          <w:p>
+            <w:r>
+              <w:rPr>
+                <w:sz w:val="18"/>
+              </w:rPr>
             </w:r>
           </w:p>
         </w:tc>
@@ -6711,7 +7470,7 @@
       <w:tr>
         <w:tc>
           <w:tcPr>
-            <w:tcW w:type="dxa" w:w="1234"/>
+            <w:tcW w:type="dxa" w:w="1080"/>
           </w:tcPr>
           <w:p>
             <w:r>
@@ -6724,7 +7483,7 @@
         </w:tc>
         <w:tc>
           <w:tcPr>
-            <w:tcW w:type="dxa" w:w="1234"/>
+            <w:tcW w:type="dxa" w:w="1080"/>
           </w:tcPr>
           <w:p>
             <w:r>
@@ -6737,7 +7496,7 @@
         </w:tc>
         <w:tc>
           <w:tcPr>
-            <w:tcW w:type="dxa" w:w="1234"/>
+            <w:tcW w:type="dxa" w:w="1080"/>
           </w:tcPr>
           <w:p>
             <w:r>
@@ -6750,7 +7509,46 @@
         </w:tc>
         <w:tc>
           <w:tcPr>
-            <w:tcW w:type="dxa" w:w="1234"/>
+            <w:tcW w:type="dxa" w:w="1080"/>
+          </w:tcPr>
+          <w:p>
+            <w:r>
+              <w:rPr>
+                <w:sz w:val="18"/>
+              </w:rPr>
+              <w:t>True</w:t>
+            </w:r>
+          </w:p>
+        </w:tc>
+        <w:tc>
+          <w:tcPr>
+            <w:tcW w:type="dxa" w:w="1080"/>
+          </w:tcPr>
+          <w:p>
+            <w:r>
+              <w:rPr>
+                <w:sz w:val="18"/>
+              </w:rPr>
+              <w:t>True</w:t>
+            </w:r>
+          </w:p>
+        </w:tc>
+        <w:tc>
+          <w:tcPr>
+            <w:tcW w:type="dxa" w:w="1080"/>
+          </w:tcPr>
+          <w:p>
+            <w:r>
+              <w:rPr>
+                <w:sz w:val="18"/>
+              </w:rPr>
+              <w:t>True</w:t>
+            </w:r>
+          </w:p>
+        </w:tc>
+        <w:tc>
+          <w:tcPr>
+            <w:tcW w:type="dxa" w:w="1080"/>
           </w:tcPr>
           <w:p>
             <w:r>
@@ -6763,40 +7561,13 @@
         </w:tc>
         <w:tc>
           <w:tcPr>
-            <w:tcW w:type="dxa" w:w="1234"/>
-          </w:tcPr>
-          <w:p>
-            <w:r>
-              <w:rPr>
-                <w:sz w:val="18"/>
-              </w:rPr>
-              <w:t>True</w:t>
-            </w:r>
-          </w:p>
-        </w:tc>
-        <w:tc>
-          <w:tcPr>
-            <w:tcW w:type="dxa" w:w="1234"/>
-          </w:tcPr>
-          <w:p>
-            <w:r>
-              <w:rPr>
-                <w:sz w:val="18"/>
-              </w:rPr>
-              <w:t>True</w:t>
-            </w:r>
-          </w:p>
-        </w:tc>
-        <w:tc>
-          <w:tcPr>
-            <w:tcW w:type="dxa" w:w="1234"/>
-          </w:tcPr>
-          <w:p>
-            <w:r>
-              <w:rPr>
-                <w:sz w:val="18"/>
-              </w:rPr>
-              <w:t>False</w:t>
+            <w:tcW w:type="dxa" w:w="1080"/>
+          </w:tcPr>
+          <w:p>
+            <w:r>
+              <w:rPr>
+                <w:sz w:val="18"/>
+              </w:rPr>
             </w:r>
           </w:p>
         </w:tc>
@@ -6804,7 +7575,7 @@
       <w:tr>
         <w:tc>
           <w:tcPr>
-            <w:tcW w:type="dxa" w:w="1234"/>
+            <w:tcW w:type="dxa" w:w="1080"/>
           </w:tcPr>
           <w:p>
             <w:r>
@@ -6817,7 +7588,7 @@
         </w:tc>
         <w:tc>
           <w:tcPr>
-            <w:tcW w:type="dxa" w:w="1234"/>
+            <w:tcW w:type="dxa" w:w="1080"/>
           </w:tcPr>
           <w:p>
             <w:r>
@@ -6830,7 +7601,7 @@
         </w:tc>
         <w:tc>
           <w:tcPr>
-            <w:tcW w:type="dxa" w:w="1234"/>
+            <w:tcW w:type="dxa" w:w="1080"/>
           </w:tcPr>
           <w:p>
             <w:r>
@@ -6843,7 +7614,46 @@
         </w:tc>
         <w:tc>
           <w:tcPr>
-            <w:tcW w:type="dxa" w:w="1234"/>
+            <w:tcW w:type="dxa" w:w="1080"/>
+          </w:tcPr>
+          <w:p>
+            <w:r>
+              <w:rPr>
+                <w:sz w:val="18"/>
+              </w:rPr>
+              <w:t>True</w:t>
+            </w:r>
+          </w:p>
+        </w:tc>
+        <w:tc>
+          <w:tcPr>
+            <w:tcW w:type="dxa" w:w="1080"/>
+          </w:tcPr>
+          <w:p>
+            <w:r>
+              <w:rPr>
+                <w:sz w:val="18"/>
+              </w:rPr>
+              <w:t>True</w:t>
+            </w:r>
+          </w:p>
+        </w:tc>
+        <w:tc>
+          <w:tcPr>
+            <w:tcW w:type="dxa" w:w="1080"/>
+          </w:tcPr>
+          <w:p>
+            <w:r>
+              <w:rPr>
+                <w:sz w:val="18"/>
+              </w:rPr>
+              <w:t>True</w:t>
+            </w:r>
+          </w:p>
+        </w:tc>
+        <w:tc>
+          <w:tcPr>
+            <w:tcW w:type="dxa" w:w="1080"/>
           </w:tcPr>
           <w:p>
             <w:r>
@@ -6856,40 +7666,13 @@
         </w:tc>
         <w:tc>
           <w:tcPr>
-            <w:tcW w:type="dxa" w:w="1234"/>
-          </w:tcPr>
-          <w:p>
-            <w:r>
-              <w:rPr>
-                <w:sz w:val="18"/>
-              </w:rPr>
-              <w:t>True</w:t>
-            </w:r>
-          </w:p>
-        </w:tc>
-        <w:tc>
-          <w:tcPr>
-            <w:tcW w:type="dxa" w:w="1234"/>
-          </w:tcPr>
-          <w:p>
-            <w:r>
-              <w:rPr>
-                <w:sz w:val="18"/>
-              </w:rPr>
-              <w:t>True</w:t>
-            </w:r>
-          </w:p>
-        </w:tc>
-        <w:tc>
-          <w:tcPr>
-            <w:tcW w:type="dxa" w:w="1234"/>
-          </w:tcPr>
-          <w:p>
-            <w:r>
-              <w:rPr>
-                <w:sz w:val="18"/>
-              </w:rPr>
-              <w:t>False</w:t>
+            <w:tcW w:type="dxa" w:w="1080"/>
+          </w:tcPr>
+          <w:p>
+            <w:r>
+              <w:rPr>
+                <w:sz w:val="18"/>
+              </w:rPr>
             </w:r>
           </w:p>
         </w:tc>
@@ -6897,7 +7680,7 @@
       <w:tr>
         <w:tc>
           <w:tcPr>
-            <w:tcW w:type="dxa" w:w="1234"/>
+            <w:tcW w:type="dxa" w:w="1080"/>
           </w:tcPr>
           <w:p>
             <w:r>
@@ -6910,7 +7693,7 @@
         </w:tc>
         <w:tc>
           <w:tcPr>
-            <w:tcW w:type="dxa" w:w="1234"/>
+            <w:tcW w:type="dxa" w:w="1080"/>
           </w:tcPr>
           <w:p>
             <w:r>
@@ -6923,7 +7706,7 @@
         </w:tc>
         <w:tc>
           <w:tcPr>
-            <w:tcW w:type="dxa" w:w="1234"/>
+            <w:tcW w:type="dxa" w:w="1080"/>
           </w:tcPr>
           <w:p>
             <w:r>
@@ -6936,7 +7719,7 @@
         </w:tc>
         <w:tc>
           <w:tcPr>
-            <w:tcW w:type="dxa" w:w="1234"/>
+            <w:tcW w:type="dxa" w:w="1080"/>
           </w:tcPr>
           <w:p>
             <w:r>
@@ -6949,7 +7732,7 @@
         </w:tc>
         <w:tc>
           <w:tcPr>
-            <w:tcW w:type="dxa" w:w="1234"/>
+            <w:tcW w:type="dxa" w:w="1080"/>
           </w:tcPr>
           <w:p>
             <w:r>
@@ -6962,7 +7745,7 @@
         </w:tc>
         <w:tc>
           <w:tcPr>
-            <w:tcW w:type="dxa" w:w="1234"/>
+            <w:tcW w:type="dxa" w:w="1080"/>
           </w:tcPr>
           <w:p>
             <w:r>
@@ -6975,7 +7758,7 @@
         </w:tc>
         <w:tc>
           <w:tcPr>
-            <w:tcW w:type="dxa" w:w="1234"/>
+            <w:tcW w:type="dxa" w:w="1080"/>
           </w:tcPr>
           <w:p>
             <w:r>
@@ -6983,6 +7766,18 @@
                 <w:sz w:val="18"/>
               </w:rPr>
               <w:t>False</w:t>
+            </w:r>
+          </w:p>
+        </w:tc>
+        <w:tc>
+          <w:tcPr>
+            <w:tcW w:type="dxa" w:w="1080"/>
+          </w:tcPr>
+          <w:p>
+            <w:r>
+              <w:rPr>
+                <w:sz w:val="18"/>
+              </w:rPr>
             </w:r>
           </w:p>
         </w:tc>
@@ -6990,7 +7785,7 @@
       <w:tr>
         <w:tc>
           <w:tcPr>
-            <w:tcW w:type="dxa" w:w="1234"/>
+            <w:tcW w:type="dxa" w:w="1080"/>
           </w:tcPr>
           <w:p>
             <w:r>
@@ -7003,7 +7798,7 @@
         </w:tc>
         <w:tc>
           <w:tcPr>
-            <w:tcW w:type="dxa" w:w="1234"/>
+            <w:tcW w:type="dxa" w:w="1080"/>
           </w:tcPr>
           <w:p>
             <w:r>
@@ -7016,7 +7811,7 @@
         </w:tc>
         <w:tc>
           <w:tcPr>
-            <w:tcW w:type="dxa" w:w="1234"/>
+            <w:tcW w:type="dxa" w:w="1080"/>
           </w:tcPr>
           <w:p>
             <w:r>
@@ -7029,7 +7824,7 @@
         </w:tc>
         <w:tc>
           <w:tcPr>
-            <w:tcW w:type="dxa" w:w="1234"/>
+            <w:tcW w:type="dxa" w:w="1080"/>
           </w:tcPr>
           <w:p>
             <w:r>
@@ -7042,7 +7837,7 @@
         </w:tc>
         <w:tc>
           <w:tcPr>
-            <w:tcW w:type="dxa" w:w="1234"/>
+            <w:tcW w:type="dxa" w:w="1080"/>
           </w:tcPr>
           <w:p>
             <w:r>
@@ -7055,7 +7850,7 @@
         </w:tc>
         <w:tc>
           <w:tcPr>
-            <w:tcW w:type="dxa" w:w="1234"/>
+            <w:tcW w:type="dxa" w:w="1080"/>
           </w:tcPr>
           <w:p>
             <w:r>
@@ -7068,7 +7863,7 @@
         </w:tc>
         <w:tc>
           <w:tcPr>
-            <w:tcW w:type="dxa" w:w="1234"/>
+            <w:tcW w:type="dxa" w:w="1080"/>
           </w:tcPr>
           <w:p>
             <w:r>
@@ -7076,6 +7871,18 @@
                 <w:sz w:val="18"/>
               </w:rPr>
               <w:t>False</w:t>
+            </w:r>
+          </w:p>
+        </w:tc>
+        <w:tc>
+          <w:tcPr>
+            <w:tcW w:type="dxa" w:w="1080"/>
+          </w:tcPr>
+          <w:p>
+            <w:r>
+              <w:rPr>
+                <w:sz w:val="18"/>
+              </w:rPr>
             </w:r>
           </w:p>
         </w:tc>
@@ -7083,7 +7890,7 @@
       <w:tr>
         <w:tc>
           <w:tcPr>
-            <w:tcW w:type="dxa" w:w="1234"/>
+            <w:tcW w:type="dxa" w:w="1080"/>
           </w:tcPr>
           <w:p>
             <w:r>
@@ -7096,7 +7903,7 @@
         </w:tc>
         <w:tc>
           <w:tcPr>
-            <w:tcW w:type="dxa" w:w="1234"/>
+            <w:tcW w:type="dxa" w:w="1080"/>
           </w:tcPr>
           <w:p>
             <w:r>
@@ -7109,7 +7916,7 @@
         </w:tc>
         <w:tc>
           <w:tcPr>
-            <w:tcW w:type="dxa" w:w="1234"/>
+            <w:tcW w:type="dxa" w:w="1080"/>
           </w:tcPr>
           <w:p>
             <w:r>
@@ -7122,7 +7929,7 @@
         </w:tc>
         <w:tc>
           <w:tcPr>
-            <w:tcW w:type="dxa" w:w="1234"/>
+            <w:tcW w:type="dxa" w:w="1080"/>
           </w:tcPr>
           <w:p>
             <w:r>
@@ -7135,7 +7942,7 @@
         </w:tc>
         <w:tc>
           <w:tcPr>
-            <w:tcW w:type="dxa" w:w="1234"/>
+            <w:tcW w:type="dxa" w:w="1080"/>
           </w:tcPr>
           <w:p>
             <w:r>
@@ -7148,7 +7955,7 @@
         </w:tc>
         <w:tc>
           <w:tcPr>
-            <w:tcW w:type="dxa" w:w="1234"/>
+            <w:tcW w:type="dxa" w:w="1080"/>
           </w:tcPr>
           <w:p>
             <w:r>
@@ -7161,7 +7968,7 @@
         </w:tc>
         <w:tc>
           <w:tcPr>
-            <w:tcW w:type="dxa" w:w="1234"/>
+            <w:tcW w:type="dxa" w:w="1080"/>
           </w:tcPr>
           <w:p>
             <w:r>
@@ -7169,6 +7976,18 @@
                 <w:sz w:val="18"/>
               </w:rPr>
               <w:t>True</w:t>
+            </w:r>
+          </w:p>
+        </w:tc>
+        <w:tc>
+          <w:tcPr>
+            <w:tcW w:type="dxa" w:w="1080"/>
+          </w:tcPr>
+          <w:p>
+            <w:r>
+              <w:rPr>
+                <w:sz w:val="18"/>
+              </w:rPr>
             </w:r>
           </w:p>
         </w:tc>
@@ -7176,7 +7995,7 @@
       <w:tr>
         <w:tc>
           <w:tcPr>
-            <w:tcW w:type="dxa" w:w="1234"/>
+            <w:tcW w:type="dxa" w:w="1080"/>
           </w:tcPr>
           <w:p>
             <w:r>
@@ -7189,7 +8008,7 @@
         </w:tc>
         <w:tc>
           <w:tcPr>
-            <w:tcW w:type="dxa" w:w="1234"/>
+            <w:tcW w:type="dxa" w:w="1080"/>
           </w:tcPr>
           <w:p>
             <w:r>
@@ -7202,7 +8021,7 @@
         </w:tc>
         <w:tc>
           <w:tcPr>
-            <w:tcW w:type="dxa" w:w="1234"/>
+            <w:tcW w:type="dxa" w:w="1080"/>
           </w:tcPr>
           <w:p>
             <w:r>
@@ -7215,7 +8034,7 @@
         </w:tc>
         <w:tc>
           <w:tcPr>
-            <w:tcW w:type="dxa" w:w="1234"/>
+            <w:tcW w:type="dxa" w:w="1080"/>
           </w:tcPr>
           <w:p>
             <w:r>
@@ -7228,7 +8047,7 @@
         </w:tc>
         <w:tc>
           <w:tcPr>
-            <w:tcW w:type="dxa" w:w="1234"/>
+            <w:tcW w:type="dxa" w:w="1080"/>
           </w:tcPr>
           <w:p>
             <w:r>
@@ -7241,7 +8060,20 @@
         </w:tc>
         <w:tc>
           <w:tcPr>
-            <w:tcW w:type="dxa" w:w="1234"/>
+            <w:tcW w:type="dxa" w:w="1080"/>
+          </w:tcPr>
+          <w:p>
+            <w:r>
+              <w:rPr>
+                <w:sz w:val="18"/>
+              </w:rPr>
+              <w:t>True</w:t>
+            </w:r>
+          </w:p>
+        </w:tc>
+        <w:tc>
+          <w:tcPr>
+            <w:tcW w:type="dxa" w:w="1080"/>
           </w:tcPr>
           <w:p>
             <w:r>
@@ -7254,14 +8086,14 @@
         </w:tc>
         <w:tc>
           <w:tcPr>
-            <w:tcW w:type="dxa" w:w="1234"/>
-          </w:tcPr>
-          <w:p>
-            <w:r>
-              <w:rPr>
-                <w:sz w:val="18"/>
-              </w:rPr>
-              <w:t>False</w:t>
+            <w:tcW w:type="dxa" w:w="1080"/>
+          </w:tcPr>
+          <w:p>
+            <w:r>
+              <w:rPr>
+                <w:sz w:val="18"/>
+              </w:rPr>
+              <w:t>multimodal: sequence, structure and function annotations</w:t>
             </w:r>
           </w:p>
         </w:tc>
@@ -7269,7 +8101,7 @@
       <w:tr>
         <w:tc>
           <w:tcPr>
-            <w:tcW w:type="dxa" w:w="1234"/>
+            <w:tcW w:type="dxa" w:w="1080"/>
           </w:tcPr>
           <w:p>
             <w:r>
@@ -7282,7 +8114,7 @@
         </w:tc>
         <w:tc>
           <w:tcPr>
-            <w:tcW w:type="dxa" w:w="1234"/>
+            <w:tcW w:type="dxa" w:w="1080"/>
           </w:tcPr>
           <w:p>
             <w:r>
@@ -7295,7 +8127,7 @@
         </w:tc>
         <w:tc>
           <w:tcPr>
-            <w:tcW w:type="dxa" w:w="1234"/>
+            <w:tcW w:type="dxa" w:w="1080"/>
           </w:tcPr>
           <w:p>
             <w:r>
@@ -7308,7 +8140,7 @@
         </w:tc>
         <w:tc>
           <w:tcPr>
-            <w:tcW w:type="dxa" w:w="1234"/>
+            <w:tcW w:type="dxa" w:w="1080"/>
           </w:tcPr>
           <w:p>
             <w:r>
@@ -7321,7 +8153,7 @@
         </w:tc>
         <w:tc>
           <w:tcPr>
-            <w:tcW w:type="dxa" w:w="1234"/>
+            <w:tcW w:type="dxa" w:w="1080"/>
           </w:tcPr>
           <w:p>
             <w:r>
@@ -7334,7 +8166,7 @@
         </w:tc>
         <w:tc>
           <w:tcPr>
-            <w:tcW w:type="dxa" w:w="1234"/>
+            <w:tcW w:type="dxa" w:w="1080"/>
           </w:tcPr>
           <w:p>
             <w:r>
@@ -7347,7 +8179,7 @@
         </w:tc>
         <w:tc>
           <w:tcPr>
-            <w:tcW w:type="dxa" w:w="1234"/>
+            <w:tcW w:type="dxa" w:w="1080"/>
           </w:tcPr>
           <w:p>
             <w:r>
@@ -7355,6 +8187,18 @@
                 <w:sz w:val="18"/>
               </w:rPr>
               <w:t>True</w:t>
+            </w:r>
+          </w:p>
+        </w:tc>
+        <w:tc>
+          <w:tcPr>
+            <w:tcW w:type="dxa" w:w="1080"/>
+          </w:tcPr>
+          <w:p>
+            <w:r>
+              <w:rPr>
+                <w:sz w:val="18"/>
+              </w:rPr>
             </w:r>
           </w:p>
         </w:tc>
@@ -7362,7 +8206,7 @@
       <w:tr>
         <w:tc>
           <w:tcPr>
-            <w:tcW w:type="dxa" w:w="1234"/>
+            <w:tcW w:type="dxa" w:w="1080"/>
           </w:tcPr>
           <w:p>
             <w:r>
@@ -7375,7 +8219,7 @@
         </w:tc>
         <w:tc>
           <w:tcPr>
-            <w:tcW w:type="dxa" w:w="1234"/>
+            <w:tcW w:type="dxa" w:w="1080"/>
           </w:tcPr>
           <w:p>
             <w:r>
@@ -7388,7 +8232,7 @@
         </w:tc>
         <w:tc>
           <w:tcPr>
-            <w:tcW w:type="dxa" w:w="1234"/>
+            <w:tcW w:type="dxa" w:w="1080"/>
           </w:tcPr>
           <w:p>
             <w:r>
@@ -7401,7 +8245,7 @@
         </w:tc>
         <w:tc>
           <w:tcPr>
-            <w:tcW w:type="dxa" w:w="1234"/>
+            <w:tcW w:type="dxa" w:w="1080"/>
           </w:tcPr>
           <w:p>
             <w:r>
@@ -7414,7 +8258,7 @@
         </w:tc>
         <w:tc>
           <w:tcPr>
-            <w:tcW w:type="dxa" w:w="1234"/>
+            <w:tcW w:type="dxa" w:w="1080"/>
           </w:tcPr>
           <w:p>
             <w:r>
@@ -7427,7 +8271,7 @@
         </w:tc>
         <w:tc>
           <w:tcPr>
-            <w:tcW w:type="dxa" w:w="1234"/>
+            <w:tcW w:type="dxa" w:w="1080"/>
           </w:tcPr>
           <w:p>
             <w:r>
@@ -7440,7 +8284,7 @@
         </w:tc>
         <w:tc>
           <w:tcPr>
-            <w:tcW w:type="dxa" w:w="1234"/>
+            <w:tcW w:type="dxa" w:w="1080"/>
           </w:tcPr>
           <w:p>
             <w:r>
@@ -7448,6 +8292,18 @@
                 <w:sz w:val="18"/>
               </w:rPr>
               <w:t>True</w:t>
+            </w:r>
+          </w:p>
+        </w:tc>
+        <w:tc>
+          <w:tcPr>
+            <w:tcW w:type="dxa" w:w="1080"/>
+          </w:tcPr>
+          <w:p>
+            <w:r>
+              <w:rPr>
+                <w:sz w:val="18"/>
+              </w:rPr>
             </w:r>
           </w:p>
         </w:tc>
@@ -7455,7 +8311,7 @@
       <w:tr>
         <w:tc>
           <w:tcPr>
-            <w:tcW w:type="dxa" w:w="1234"/>
+            <w:tcW w:type="dxa" w:w="1080"/>
           </w:tcPr>
           <w:p>
             <w:r>
@@ -7468,7 +8324,7 @@
         </w:tc>
         <w:tc>
           <w:tcPr>
-            <w:tcW w:type="dxa" w:w="1234"/>
+            <w:tcW w:type="dxa" w:w="1080"/>
           </w:tcPr>
           <w:p>
             <w:r>
@@ -7481,7 +8337,7 @@
         </w:tc>
         <w:tc>
           <w:tcPr>
-            <w:tcW w:type="dxa" w:w="1234"/>
+            <w:tcW w:type="dxa" w:w="1080"/>
           </w:tcPr>
           <w:p>
             <w:r>
@@ -7494,7 +8350,7 @@
         </w:tc>
         <w:tc>
           <w:tcPr>
-            <w:tcW w:type="dxa" w:w="1234"/>
+            <w:tcW w:type="dxa" w:w="1080"/>
           </w:tcPr>
           <w:p>
             <w:r>
@@ -7507,7 +8363,7 @@
         </w:tc>
         <w:tc>
           <w:tcPr>
-            <w:tcW w:type="dxa" w:w="1234"/>
+            <w:tcW w:type="dxa" w:w="1080"/>
           </w:tcPr>
           <w:p>
             <w:r>
@@ -7520,7 +8376,7 @@
         </w:tc>
         <w:tc>
           <w:tcPr>
-            <w:tcW w:type="dxa" w:w="1234"/>
+            <w:tcW w:type="dxa" w:w="1080"/>
           </w:tcPr>
           <w:p>
             <w:r>
@@ -7533,7 +8389,7 @@
         </w:tc>
         <w:tc>
           <w:tcPr>
-            <w:tcW w:type="dxa" w:w="1234"/>
+            <w:tcW w:type="dxa" w:w="1080"/>
           </w:tcPr>
           <w:p>
             <w:r>
@@ -7541,11 +8397,32 @@
                 <w:sz w:val="18"/>
               </w:rPr>
               <w:t>True</w:t>
+            </w:r>
+          </w:p>
+        </w:tc>
+        <w:tc>
+          <w:tcPr>
+            <w:tcW w:type="dxa" w:w="1080"/>
+          </w:tcPr>
+          <w:p>
+            <w:r>
+              <w:rPr>
+                <w:sz w:val="18"/>
+              </w:rPr>
             </w:r>
           </w:p>
         </w:tc>
       </w:tr>
     </w:tbl>
+    <w:p>
+      <w:r>
+        <w:rPr>
+          <w:b w:val="0"/>
+          <w:sz w:val="18"/>
+        </w:rPr>
+        <w:t>Official family = model_type from the ProteinGym v1.3 config (the source of all modality flags). Tranception/TranceptEVE use an MSA only for inference-time homolog retrieval (not structure input); MIF-ST transfers sequence representations from a pretrained single-sequence language model (no MSA input). All structure-based scores in the released ProteinGym evaluation operate on the AlphaFold2 target structures shipped with the benchmark.</w:t>
+      </w:r>
+    </w:p>
     <w:p>
       <w:r>
         <w:br w:type="page"/>
@@ -7557,7 +8434,7 @@
           <w:b/>
           <w:sz w:val="21"/>
         </w:rPr>
-        <w:t>Table S7. Clinical paired deltas (10,000 protein bootstrap).** Full set: BioGate - uniform +0.039 [0.033, 0.045], best - uniform +0.056 [0.048, 0.064]. Strict set: BioGate - uniform +0.021 [0.011, 0.026], best - uniform +0.085 [0.077, 0.091], best - BioGate +0.061 [0.056, 0.066].</w:t>
+        <w:t>Table S7. Clinical paired deltas (10,000 protein bootstrap). Full set: BioGate - uniform +0.039 [0.033, 0.045], best - uniform +0.056 [0.048, 0.064]. Strict set: BioGate - uniform +0.021 [0.011, 0.026], best - uniform +0.085 [0.077, 0.091], best - BioGate +0.061 [0.056, 0.066].</w:t>
       </w:r>
     </w:p>
     <w:tbl>
@@ -8152,7 +9029,7 @@
           <w:b/>
           <w:sz w:val="21"/>
         </w:rPr>
-        <w:t xml:space="preserve">Table S8. Held-out protein regime generalization.** Median regime-profile Spearman 0.94 (IQR 0.89-1.00, 100% positive, 185 proteins); dissenting regime held-out Y median 0.61, damaging in 72% of supported proteins; cross-assay replication on held-out proteins median 0.94 (28 pairs, 100% above chance). </w:t>
+        <w:t>Table S8. Held-out protein regime generalization. Median regime-profile Spearman 0.94 (IQR 0.89-1.00, 100% positive, 185 proteins); dissenting regime held-out Y median 0.61, damaging in 72% of supported proteins; cross-assay replication on held-out proteins median 0.94 (28 pairs, 100% above chance).</w:t>
       </w:r>
     </w:p>
     <w:tbl>
@@ -8261,7 +9138,7 @@
               <w:rPr>
                 <w:sz w:val="18"/>
               </w:rPr>
-              <w:t>Proteins with positive correlation</w:t>
+              <w:t>Fraction of proteins with positive correlation</w:t>
             </w:r>
           </w:p>
         </w:tc>
@@ -8274,7 +9151,7 @@
               <w:rPr>
                 <w:sz w:val="18"/>
               </w:rPr>
-              <w:t>1</w:t>
+              <w:t>1.000 (185/185)</w:t>
             </w:r>
           </w:p>
         </w:tc>
@@ -8317,7 +9194,7 @@
               <w:rPr>
                 <w:sz w:val="18"/>
               </w:rPr>
-              <w:t>Proteins where dissenting regime damaging (Y &gt; 0.5)</w:t>
+              <w:t>Fraction of supported proteins with dissenting regime Y &gt; 0.5</w:t>
             </w:r>
           </w:p>
         </w:tc>
@@ -8373,7 +9250,7 @@
               <w:rPr>
                 <w:sz w:val="18"/>
               </w:rPr>
-              <w:t>Cross-assay pairs above chance</w:t>
+              <w:t>Fraction of held-out cross-assay pairs above chance</w:t>
             </w:r>
           </w:p>
         </w:tc>
@@ -8386,7 +9263,7 @@
               <w:rPr>
                 <w:sz w:val="18"/>
               </w:rPr>
-              <w:t>1</w:t>
+              <w:t>1.000 (28/28)</w:t>
             </w:r>
           </w:p>
         </w:tc>
@@ -8399,6 +9276,1013 @@
           <w:sz w:val="18"/>
         </w:rPr>
         <w:t>Per-protein values: results/statistics/heldout_regime_per_protein.csv.</w:t>
+      </w:r>
+    </w:p>
+    <w:p>
+      <w:r>
+        <w:br w:type="page"/>
+      </w:r>
+    </w:p>
+    <w:p>
+      <w:r>
+        <w:rPr>
+          <w:b/>
+          <w:sz w:val="21"/>
+        </w:rPr>
+        <w:t xml:space="preserve">Table S9. Regime-selection audit and functional-feature controls. (a) Gaussian-mixture BIC sweep over K = 2-8 (family-centroid input, covariance_type = full, n_init = 3, identical settings to the regime fit); K = 6 minimizes BIC. (b) Within-protein permutation enrichment of high-disagreement residues for UniProt functional features with Benjamini-Hochberg FDR control across features; no feature survives (minimum q = 0.60). </w:t>
+      </w:r>
+    </w:p>
+    <w:p>
+      <w:r>
+        <w:rPr>
+          <w:b/>
+          <w:sz w:val="20"/>
+        </w:rPr>
+        <w:t>(a) GMM model selection (family-centroid input, covariance_type=full, n_init=3, identical settings to the regime fit):</w:t>
+      </w:r>
+    </w:p>
+    <w:tbl>
+      <w:tblPr>
+        <w:tblStyle w:val="TableGrid"/>
+        <w:tblW w:type="auto" w:w="0"/>
+        <w:tblLook w:firstColumn="1" w:firstRow="1" w:lastColumn="0" w:lastRow="0" w:noHBand="0" w:noVBand="1" w:val="04A0"/>
+      </w:tblPr>
+      <w:tblGrid>
+        <w:gridCol w:w="2880"/>
+        <w:gridCol w:w="2880"/>
+        <w:gridCol w:w="2880"/>
+      </w:tblGrid>
+      <w:tr>
+        <w:tc>
+          <w:tcPr>
+            <w:tcW w:type="dxa" w:w="2880"/>
+          </w:tcPr>
+          <w:p>
+            <w:r>
+              <w:rPr>
+                <w:b/>
+                <w:sz w:val="18"/>
+              </w:rPr>
+              <w:t>K</w:t>
+            </w:r>
+          </w:p>
+        </w:tc>
+        <w:tc>
+          <w:tcPr>
+            <w:tcW w:type="dxa" w:w="2880"/>
+          </w:tcPr>
+          <w:p>
+            <w:r>
+              <w:rPr>
+                <w:b/>
+                <w:sz w:val="18"/>
+              </w:rPr>
+              <w:t>BIC</w:t>
+            </w:r>
+          </w:p>
+        </w:tc>
+        <w:tc>
+          <w:tcPr>
+            <w:tcW w:type="dxa" w:w="2880"/>
+          </w:tcPr>
+          <w:p>
+            <w:r>
+              <w:rPr>
+                <w:b/>
+                <w:sz w:val="18"/>
+              </w:rPr>
+              <w:t>selected</w:t>
+            </w:r>
+          </w:p>
+        </w:tc>
+      </w:tr>
+      <w:tr>
+        <w:tc>
+          <w:tcPr>
+            <w:tcW w:type="dxa" w:w="2880"/>
+          </w:tcPr>
+          <w:p>
+            <w:r>
+              <w:rPr>
+                <w:sz w:val="18"/>
+              </w:rPr>
+              <w:t>2</w:t>
+            </w:r>
+          </w:p>
+        </w:tc>
+        <w:tc>
+          <w:tcPr>
+            <w:tcW w:type="dxa" w:w="2880"/>
+          </w:tcPr>
+          <w:p>
+            <w:r>
+              <w:rPr>
+                <w:sz w:val="18"/>
+              </w:rPr>
+              <w:t>3,761,555</w:t>
+            </w:r>
+          </w:p>
+        </w:tc>
+        <w:tc>
+          <w:tcPr>
+            <w:tcW w:type="dxa" w:w="2880"/>
+          </w:tcPr>
+          <w:p>
+            <w:r>
+              <w:rPr>
+                <w:sz w:val="18"/>
+              </w:rPr>
+            </w:r>
+          </w:p>
+        </w:tc>
+      </w:tr>
+      <w:tr>
+        <w:tc>
+          <w:tcPr>
+            <w:tcW w:type="dxa" w:w="2880"/>
+          </w:tcPr>
+          <w:p>
+            <w:r>
+              <w:rPr>
+                <w:sz w:val="18"/>
+              </w:rPr>
+              <w:t>3</w:t>
+            </w:r>
+          </w:p>
+        </w:tc>
+        <w:tc>
+          <w:tcPr>
+            <w:tcW w:type="dxa" w:w="2880"/>
+          </w:tcPr>
+          <w:p>
+            <w:r>
+              <w:rPr>
+                <w:sz w:val="18"/>
+              </w:rPr>
+              <w:t>3,718,186</w:t>
+            </w:r>
+          </w:p>
+        </w:tc>
+        <w:tc>
+          <w:tcPr>
+            <w:tcW w:type="dxa" w:w="2880"/>
+          </w:tcPr>
+          <w:p>
+            <w:r>
+              <w:rPr>
+                <w:sz w:val="18"/>
+              </w:rPr>
+            </w:r>
+          </w:p>
+        </w:tc>
+      </w:tr>
+      <w:tr>
+        <w:tc>
+          <w:tcPr>
+            <w:tcW w:type="dxa" w:w="2880"/>
+          </w:tcPr>
+          <w:p>
+            <w:r>
+              <w:rPr>
+                <w:sz w:val="18"/>
+              </w:rPr>
+              <w:t>4</w:t>
+            </w:r>
+          </w:p>
+        </w:tc>
+        <w:tc>
+          <w:tcPr>
+            <w:tcW w:type="dxa" w:w="2880"/>
+          </w:tcPr>
+          <w:p>
+            <w:r>
+              <w:rPr>
+                <w:sz w:val="18"/>
+              </w:rPr>
+              <w:t>3,713,160</w:t>
+            </w:r>
+          </w:p>
+        </w:tc>
+        <w:tc>
+          <w:tcPr>
+            <w:tcW w:type="dxa" w:w="2880"/>
+          </w:tcPr>
+          <w:p>
+            <w:r>
+              <w:rPr>
+                <w:sz w:val="18"/>
+              </w:rPr>
+            </w:r>
+          </w:p>
+        </w:tc>
+      </w:tr>
+      <w:tr>
+        <w:tc>
+          <w:tcPr>
+            <w:tcW w:type="dxa" w:w="2880"/>
+          </w:tcPr>
+          <w:p>
+            <w:r>
+              <w:rPr>
+                <w:sz w:val="18"/>
+              </w:rPr>
+              <w:t>5</w:t>
+            </w:r>
+          </w:p>
+        </w:tc>
+        <w:tc>
+          <w:tcPr>
+            <w:tcW w:type="dxa" w:w="2880"/>
+          </w:tcPr>
+          <w:p>
+            <w:r>
+              <w:rPr>
+                <w:sz w:val="18"/>
+              </w:rPr>
+              <w:t>3,715,447</w:t>
+            </w:r>
+          </w:p>
+        </w:tc>
+        <w:tc>
+          <w:tcPr>
+            <w:tcW w:type="dxa" w:w="2880"/>
+          </w:tcPr>
+          <w:p>
+            <w:r>
+              <w:rPr>
+                <w:sz w:val="18"/>
+              </w:rPr>
+            </w:r>
+          </w:p>
+        </w:tc>
+      </w:tr>
+      <w:tr>
+        <w:tc>
+          <w:tcPr>
+            <w:tcW w:type="dxa" w:w="2880"/>
+          </w:tcPr>
+          <w:p>
+            <w:r>
+              <w:rPr>
+                <w:sz w:val="18"/>
+              </w:rPr>
+              <w:t>6</w:t>
+            </w:r>
+          </w:p>
+        </w:tc>
+        <w:tc>
+          <w:tcPr>
+            <w:tcW w:type="dxa" w:w="2880"/>
+          </w:tcPr>
+          <w:p>
+            <w:r>
+              <w:rPr>
+                <w:sz w:val="18"/>
+              </w:rPr>
+              <w:t>3,712,513</w:t>
+            </w:r>
+          </w:p>
+        </w:tc>
+        <w:tc>
+          <w:tcPr>
+            <w:tcW w:type="dxa" w:w="2880"/>
+          </w:tcPr>
+          <w:p>
+            <w:r>
+              <w:rPr>
+                <w:sz w:val="18"/>
+              </w:rPr>
+              <w:t>yes</w:t>
+            </w:r>
+          </w:p>
+        </w:tc>
+      </w:tr>
+      <w:tr>
+        <w:tc>
+          <w:tcPr>
+            <w:tcW w:type="dxa" w:w="2880"/>
+          </w:tcPr>
+          <w:p>
+            <w:r>
+              <w:rPr>
+                <w:sz w:val="18"/>
+              </w:rPr>
+              <w:t>7</w:t>
+            </w:r>
+          </w:p>
+        </w:tc>
+        <w:tc>
+          <w:tcPr>
+            <w:tcW w:type="dxa" w:w="2880"/>
+          </w:tcPr>
+          <w:p>
+            <w:r>
+              <w:rPr>
+                <w:sz w:val="18"/>
+              </w:rPr>
+              <w:t>3,713,039</w:t>
+            </w:r>
+          </w:p>
+        </w:tc>
+        <w:tc>
+          <w:tcPr>
+            <w:tcW w:type="dxa" w:w="2880"/>
+          </w:tcPr>
+          <w:p>
+            <w:r>
+              <w:rPr>
+                <w:sz w:val="18"/>
+              </w:rPr>
+            </w:r>
+          </w:p>
+        </w:tc>
+      </w:tr>
+      <w:tr>
+        <w:tc>
+          <w:tcPr>
+            <w:tcW w:type="dxa" w:w="2880"/>
+          </w:tcPr>
+          <w:p>
+            <w:r>
+              <w:rPr>
+                <w:sz w:val="18"/>
+              </w:rPr>
+              <w:t>8</w:t>
+            </w:r>
+          </w:p>
+        </w:tc>
+        <w:tc>
+          <w:tcPr>
+            <w:tcW w:type="dxa" w:w="2880"/>
+          </w:tcPr>
+          <w:p>
+            <w:r>
+              <w:rPr>
+                <w:sz w:val="18"/>
+              </w:rPr>
+              <w:t>3,713,405</w:t>
+            </w:r>
+          </w:p>
+        </w:tc>
+        <w:tc>
+          <w:tcPr>
+            <w:tcW w:type="dxa" w:w="2880"/>
+          </w:tcPr>
+          <w:p>
+            <w:r>
+              <w:rPr>
+                <w:sz w:val="18"/>
+              </w:rPr>
+            </w:r>
+          </w:p>
+        </w:tc>
+      </w:tr>
+    </w:tbl>
+    <w:p>
+      <w:r>
+        <w:rPr>
+          <w:b w:val="0"/>
+        </w:rPr>
+      </w:r>
+    </w:p>
+    <w:p>
+      <w:r>
+        <w:rPr>
+          <w:b/>
+          <w:sz w:val="20"/>
+        </w:rPr>
+        <w:t>(b) Within-protein permutation enrichment of high-disagreement residues for UniProt functional features (BH FDR across features):</w:t>
+      </w:r>
+    </w:p>
+    <w:tbl>
+      <w:tblPr>
+        <w:tblStyle w:val="TableGrid"/>
+        <w:tblW w:type="auto" w:w="0"/>
+        <w:tblLook w:firstColumn="1" w:firstRow="1" w:lastColumn="0" w:lastRow="0" w:noHBand="0" w:noVBand="1" w:val="04A0"/>
+      </w:tblPr>
+      <w:tblGrid>
+        <w:gridCol w:w="1728"/>
+        <w:gridCol w:w="1728"/>
+        <w:gridCol w:w="1728"/>
+        <w:gridCol w:w="1728"/>
+        <w:gridCol w:w="1728"/>
+      </w:tblGrid>
+      <w:tr>
+        <w:tc>
+          <w:tcPr>
+            <w:tcW w:type="dxa" w:w="1728"/>
+          </w:tcPr>
+          <w:p>
+            <w:r>
+              <w:rPr>
+                <w:b/>
+                <w:sz w:val="18"/>
+              </w:rPr>
+              <w:t>Feature</w:t>
+            </w:r>
+          </w:p>
+        </w:tc>
+        <w:tc>
+          <w:tcPr>
+            <w:tcW w:type="dxa" w:w="1728"/>
+          </w:tcPr>
+          <w:p>
+            <w:r>
+              <w:rPr>
+                <w:b/>
+                <w:sz w:val="18"/>
+              </w:rPr>
+              <w:t>proteins</w:t>
+            </w:r>
+          </w:p>
+        </w:tc>
+        <w:tc>
+          <w:tcPr>
+            <w:tcW w:type="dxa" w:w="1728"/>
+          </w:tcPr>
+          <w:p>
+            <w:r>
+              <w:rPr>
+                <w:b/>
+                <w:sz w:val="18"/>
+              </w:rPr>
+              <w:t>mean OR (high vs low decile)</w:t>
+            </w:r>
+          </w:p>
+        </w:tc>
+        <w:tc>
+          <w:tcPr>
+            <w:tcW w:type="dxa" w:w="1728"/>
+          </w:tcPr>
+          <w:p>
+            <w:r>
+              <w:rPr>
+                <w:b/>
+                <w:sz w:val="18"/>
+              </w:rPr>
+              <w:t>mean permutation P</w:t>
+            </w:r>
+          </w:p>
+        </w:tc>
+        <w:tc>
+          <w:tcPr>
+            <w:tcW w:type="dxa" w:w="1728"/>
+          </w:tcPr>
+          <w:p>
+            <w:r>
+              <w:rPr>
+                <w:b/>
+                <w:sz w:val="18"/>
+              </w:rPr>
+              <w:t>BH q</w:t>
+            </w:r>
+          </w:p>
+        </w:tc>
+      </w:tr>
+      <w:tr>
+        <w:tc>
+          <w:tcPr>
+            <w:tcW w:type="dxa" w:w="1728"/>
+          </w:tcPr>
+          <w:p>
+            <w:r>
+              <w:rPr>
+                <w:sz w:val="18"/>
+              </w:rPr>
+              <w:t>active_site</w:t>
+            </w:r>
+          </w:p>
+        </w:tc>
+        <w:tc>
+          <w:tcPr>
+            <w:tcW w:type="dxa" w:w="1728"/>
+          </w:tcPr>
+          <w:p>
+            <w:r>
+              <w:rPr>
+                <w:sz w:val="18"/>
+              </w:rPr>
+              <w:t>-</w:t>
+            </w:r>
+          </w:p>
+        </w:tc>
+        <w:tc>
+          <w:tcPr>
+            <w:tcW w:type="dxa" w:w="1728"/>
+          </w:tcPr>
+          <w:p>
+            <w:r>
+              <w:rPr>
+                <w:sz w:val="18"/>
+              </w:rPr>
+              <w:t>undefined</w:t>
+            </w:r>
+          </w:p>
+        </w:tc>
+        <w:tc>
+          <w:tcPr>
+            <w:tcW w:type="dxa" w:w="1728"/>
+          </w:tcPr>
+          <w:p>
+            <w:r>
+              <w:rPr>
+                <w:sz w:val="18"/>
+              </w:rPr>
+              <w:t>0.132</w:t>
+            </w:r>
+          </w:p>
+        </w:tc>
+        <w:tc>
+          <w:tcPr>
+            <w:tcW w:type="dxa" w:w="1728"/>
+          </w:tcPr>
+          <w:p>
+            <w:r>
+              <w:rPr>
+                <w:sz w:val="18"/>
+              </w:rPr>
+              <w:t>0.604</w:t>
+            </w:r>
+          </w:p>
+        </w:tc>
+      </w:tr>
+      <w:tr>
+        <w:tc>
+          <w:tcPr>
+            <w:tcW w:type="dxa" w:w="1728"/>
+          </w:tcPr>
+          <w:p>
+            <w:r>
+              <w:rPr>
+                <w:sz w:val="18"/>
+              </w:rPr>
+              <w:t>binding_site</w:t>
+            </w:r>
+          </w:p>
+        </w:tc>
+        <w:tc>
+          <w:tcPr>
+            <w:tcW w:type="dxa" w:w="1728"/>
+          </w:tcPr>
+          <w:p>
+            <w:r>
+              <w:rPr>
+                <w:sz w:val="18"/>
+              </w:rPr>
+              <w:t>26</w:t>
+            </w:r>
+          </w:p>
+        </w:tc>
+        <w:tc>
+          <w:tcPr>
+            <w:tcW w:type="dxa" w:w="1728"/>
+          </w:tcPr>
+          <w:p>
+            <w:r>
+              <w:rPr>
+                <w:sz w:val="18"/>
+              </w:rPr>
+              <w:t>3.11995686695236</w:t>
+            </w:r>
+          </w:p>
+        </w:tc>
+        <w:tc>
+          <w:tcPr>
+            <w:tcW w:type="dxa" w:w="1728"/>
+          </w:tcPr>
+          <w:p>
+            <w:r>
+              <w:rPr>
+                <w:sz w:val="18"/>
+              </w:rPr>
+              <w:t>0.238</w:t>
+            </w:r>
+          </w:p>
+        </w:tc>
+        <w:tc>
+          <w:tcPr>
+            <w:tcW w:type="dxa" w:w="1728"/>
+          </w:tcPr>
+          <w:p>
+            <w:r>
+              <w:rPr>
+                <w:sz w:val="18"/>
+              </w:rPr>
+              <w:t>0.604</w:t>
+            </w:r>
+          </w:p>
+        </w:tc>
+      </w:tr>
+      <w:tr>
+        <w:tc>
+          <w:tcPr>
+            <w:tcW w:type="dxa" w:w="1728"/>
+          </w:tcPr>
+          <w:p>
+            <w:r>
+              <w:rPr>
+                <w:sz w:val="18"/>
+              </w:rPr>
+              <w:t>disulfid</w:t>
+            </w:r>
+          </w:p>
+        </w:tc>
+        <w:tc>
+          <w:tcPr>
+            <w:tcW w:type="dxa" w:w="1728"/>
+          </w:tcPr>
+          <w:p>
+            <w:r>
+              <w:rPr>
+                <w:sz w:val="18"/>
+              </w:rPr>
+              <w:t>15</w:t>
+            </w:r>
+          </w:p>
+        </w:tc>
+        <w:tc>
+          <w:tcPr>
+            <w:tcW w:type="dxa" w:w="1728"/>
+          </w:tcPr>
+          <w:p>
+            <w:r>
+              <w:rPr>
+                <w:sz w:val="18"/>
+              </w:rPr>
+              <w:t>0.9783319509883035</w:t>
+            </w:r>
+          </w:p>
+        </w:tc>
+        <w:tc>
+          <w:tcPr>
+            <w:tcW w:type="dxa" w:w="1728"/>
+          </w:tcPr>
+          <w:p>
+            <w:r>
+              <w:rPr>
+                <w:sz w:val="18"/>
+              </w:rPr>
+              <w:t>0.474</w:t>
+            </w:r>
+          </w:p>
+        </w:tc>
+        <w:tc>
+          <w:tcPr>
+            <w:tcW w:type="dxa" w:w="1728"/>
+          </w:tcPr>
+          <w:p>
+            <w:r>
+              <w:rPr>
+                <w:sz w:val="18"/>
+              </w:rPr>
+              <w:t>0.604</w:t>
+            </w:r>
+          </w:p>
+        </w:tc>
+      </w:tr>
+      <w:tr>
+        <w:tc>
+          <w:tcPr>
+            <w:tcW w:type="dxa" w:w="1728"/>
+          </w:tcPr>
+          <w:p>
+            <w:r>
+              <w:rPr>
+                <w:sz w:val="18"/>
+              </w:rPr>
+              <w:t>domain</w:t>
+            </w:r>
+          </w:p>
+        </w:tc>
+        <w:tc>
+          <w:tcPr>
+            <w:tcW w:type="dxa" w:w="1728"/>
+          </w:tcPr>
+          <w:p>
+            <w:r>
+              <w:rPr>
+                <w:sz w:val="18"/>
+              </w:rPr>
+              <w:t>37</w:t>
+            </w:r>
+          </w:p>
+        </w:tc>
+        <w:tc>
+          <w:tcPr>
+            <w:tcW w:type="dxa" w:w="1728"/>
+          </w:tcPr>
+          <w:p>
+            <w:r>
+              <w:rPr>
+                <w:sz w:val="18"/>
+              </w:rPr>
+              <w:t>0.3801169456946358</w:t>
+            </w:r>
+          </w:p>
+        </w:tc>
+        <w:tc>
+          <w:tcPr>
+            <w:tcW w:type="dxa" w:w="1728"/>
+          </w:tcPr>
+          <w:p>
+            <w:r>
+              <w:rPr>
+                <w:sz w:val="18"/>
+              </w:rPr>
+              <w:t>0.836</w:t>
+            </w:r>
+          </w:p>
+        </w:tc>
+        <w:tc>
+          <w:tcPr>
+            <w:tcW w:type="dxa" w:w="1728"/>
+          </w:tcPr>
+          <w:p>
+            <w:r>
+              <w:rPr>
+                <w:sz w:val="18"/>
+              </w:rPr>
+              <w:t>0.836</w:t>
+            </w:r>
+          </w:p>
+        </w:tc>
+      </w:tr>
+      <w:tr>
+        <w:tc>
+          <w:tcPr>
+            <w:tcW w:type="dxa" w:w="1728"/>
+          </w:tcPr>
+          <w:p>
+            <w:r>
+              <w:rPr>
+                <w:sz w:val="18"/>
+              </w:rPr>
+              <w:t>mod_res</w:t>
+            </w:r>
+          </w:p>
+        </w:tc>
+        <w:tc>
+          <w:tcPr>
+            <w:tcW w:type="dxa" w:w="1728"/>
+          </w:tcPr>
+          <w:p>
+            <w:r>
+              <w:rPr>
+                <w:sz w:val="18"/>
+              </w:rPr>
+              <w:t>31</w:t>
+            </w:r>
+          </w:p>
+        </w:tc>
+        <w:tc>
+          <w:tcPr>
+            <w:tcW w:type="dxa" w:w="1728"/>
+          </w:tcPr>
+          <w:p>
+            <w:r>
+              <w:rPr>
+                <w:sz w:val="18"/>
+              </w:rPr>
+              <w:t>1.4600814289744544</w:t>
+            </w:r>
+          </w:p>
+        </w:tc>
+        <w:tc>
+          <w:tcPr>
+            <w:tcW w:type="dxa" w:w="1728"/>
+          </w:tcPr>
+          <w:p>
+            <w:r>
+              <w:rPr>
+                <w:sz w:val="18"/>
+              </w:rPr>
+              <w:t>0.484</w:t>
+            </w:r>
+          </w:p>
+        </w:tc>
+        <w:tc>
+          <w:tcPr>
+            <w:tcW w:type="dxa" w:w="1728"/>
+          </w:tcPr>
+          <w:p>
+            <w:r>
+              <w:rPr>
+                <w:sz w:val="18"/>
+              </w:rPr>
+              <w:t>0.604</w:t>
+            </w:r>
+          </w:p>
+        </w:tc>
+      </w:tr>
+      <w:tr>
+        <w:tc>
+          <w:tcPr>
+            <w:tcW w:type="dxa" w:w="1728"/>
+          </w:tcPr>
+          <w:p>
+            <w:r>
+              <w:rPr>
+                <w:sz w:val="18"/>
+              </w:rPr>
+              <w:t>motif</w:t>
+            </w:r>
+          </w:p>
+        </w:tc>
+        <w:tc>
+          <w:tcPr>
+            <w:tcW w:type="dxa" w:w="1728"/>
+          </w:tcPr>
+          <w:p>
+            <w:r>
+              <w:rPr>
+                <w:sz w:val="18"/>
+              </w:rPr>
+              <w:t>19</w:t>
+            </w:r>
+          </w:p>
+        </w:tc>
+        <w:tc>
+          <w:tcPr>
+            <w:tcW w:type="dxa" w:w="1728"/>
+          </w:tcPr>
+          <w:p>
+            <w:r>
+              <w:rPr>
+                <w:sz w:val="18"/>
+              </w:rPr>
+              <w:t>0.9647437347345152</w:t>
+            </w:r>
+          </w:p>
+        </w:tc>
+        <w:tc>
+          <w:tcPr>
+            <w:tcW w:type="dxa" w:w="1728"/>
+          </w:tcPr>
+          <w:p>
+            <w:r>
+              <w:rPr>
+                <w:sz w:val="18"/>
+              </w:rPr>
+              <w:t>0.481</w:t>
+            </w:r>
+          </w:p>
+        </w:tc>
+        <w:tc>
+          <w:tcPr>
+            <w:tcW w:type="dxa" w:w="1728"/>
+          </w:tcPr>
+          <w:p>
+            <w:r>
+              <w:rPr>
+                <w:sz w:val="18"/>
+              </w:rPr>
+              <w:t>0.604</w:t>
+            </w:r>
+          </w:p>
+        </w:tc>
+      </w:tr>
+      <w:tr>
+        <w:tc>
+          <w:tcPr>
+            <w:tcW w:type="dxa" w:w="1728"/>
+          </w:tcPr>
+          <w:p>
+            <w:r>
+              <w:rPr>
+                <w:sz w:val="18"/>
+              </w:rPr>
+              <w:t>region</w:t>
+            </w:r>
+          </w:p>
+        </w:tc>
+        <w:tc>
+          <w:tcPr>
+            <w:tcW w:type="dxa" w:w="1728"/>
+          </w:tcPr>
+          <w:p>
+            <w:r>
+              <w:rPr>
+                <w:sz w:val="18"/>
+              </w:rPr>
+              <w:t>55</w:t>
+            </w:r>
+          </w:p>
+        </w:tc>
+        <w:tc>
+          <w:tcPr>
+            <w:tcW w:type="dxa" w:w="1728"/>
+          </w:tcPr>
+          <w:p>
+            <w:r>
+              <w:rPr>
+                <w:sz w:val="18"/>
+              </w:rPr>
+              <w:t>1.3257524656829285</w:t>
+            </w:r>
+          </w:p>
+        </w:tc>
+        <w:tc>
+          <w:tcPr>
+            <w:tcW w:type="dxa" w:w="1728"/>
+          </w:tcPr>
+          <w:p>
+            <w:r>
+              <w:rPr>
+                <w:sz w:val="18"/>
+              </w:rPr>
+              <w:t>0.401</w:t>
+            </w:r>
+          </w:p>
+        </w:tc>
+        <w:tc>
+          <w:tcPr>
+            <w:tcW w:type="dxa" w:w="1728"/>
+          </w:tcPr>
+          <w:p>
+            <w:r>
+              <w:rPr>
+                <w:sz w:val="18"/>
+              </w:rPr>
+              <w:t>0.604</w:t>
+            </w:r>
+          </w:p>
+        </w:tc>
+      </w:tr>
+      <w:tr>
+        <w:tc>
+          <w:tcPr>
+            <w:tcW w:type="dxa" w:w="1728"/>
+          </w:tcPr>
+          <w:p>
+            <w:r>
+              <w:rPr>
+                <w:sz w:val="18"/>
+              </w:rPr>
+              <w:t>transmembrane</w:t>
+            </w:r>
+          </w:p>
+        </w:tc>
+        <w:tc>
+          <w:tcPr>
+            <w:tcW w:type="dxa" w:w="1728"/>
+          </w:tcPr>
+          <w:p>
+            <w:r>
+              <w:rPr>
+                <w:sz w:val="18"/>
+              </w:rPr>
+              <w:t>17</w:t>
+            </w:r>
+          </w:p>
+        </w:tc>
+        <w:tc>
+          <w:tcPr>
+            <w:tcW w:type="dxa" w:w="1728"/>
+          </w:tcPr>
+          <w:p>
+            <w:r>
+              <w:rPr>
+                <w:sz w:val="18"/>
+              </w:rPr>
+              <w:t>1.1629237156081964</w:t>
+            </w:r>
+          </w:p>
+        </w:tc>
+        <w:tc>
+          <w:tcPr>
+            <w:tcW w:type="dxa" w:w="1728"/>
+          </w:tcPr>
+          <w:p>
+            <w:r>
+              <w:rPr>
+                <w:sz w:val="18"/>
+              </w:rPr>
+              <w:t>0.528</w:t>
+            </w:r>
+          </w:p>
+        </w:tc>
+        <w:tc>
+          <w:tcPr>
+            <w:tcW w:type="dxa" w:w="1728"/>
+          </w:tcPr>
+          <w:p>
+            <w:r>
+              <w:rPr>
+                <w:sz w:val="18"/>
+              </w:rPr>
+              <w:t>0.604</w:t>
+            </w:r>
+          </w:p>
+        </w:tc>
+      </w:tr>
+    </w:tbl>
+    <w:p>
+      <w:r>
+        <w:rPr>
+          <w:b w:val="0"/>
+          <w:sz w:val="18"/>
+        </w:rPr>
+        <w:t>No feature survives BH control (minimum q = 0.60); disagreement structure is not a proxy for functional-site annotation.</w:t>
       </w:r>
     </w:p>
     <w:sectPr>

--- a/manuscript/submission/supplementary.docx
+++ b/manuscript/submission/supplementary.docx
@@ -56,7 +56,7 @@
           <w:b w:val="0"/>
           <w:sz w:val="21"/>
         </w:rPr>
-        <w:t>Supplementary Tables S1-S9.</w:t>
+        <w:t>Supplementary Tables S1-S12.</w:t>
       </w:r>
     </w:p>
     <w:p>
@@ -72,7 +72,7 @@
           <w:b w:val="0"/>
           <w:sz w:val="21"/>
         </w:rPr>
-        <w:t>All underlying machine-readable tables and pipeline code (scripts 01-37) are archived with the manuscript at https://github.com/hmjpan/protein-ai-disagreement (results/ and figures/ directories). Primary inferential summaries aggregate at the protein level where applicable, with bootstrap inference used for the principal effect estimates; assay-, residue- and variant-level quantities are labelled as such at each point of use. The analysis plan and GO/NO-GO thresholds were fixed in config.yaml before the final analyses.</w:t>
+        <w:t>All underlying machine-readable tables and pipeline code (scripts 01-44) are archived with the manuscript at https://github.com/hmjpan/protein-ai-disagreement (results/ and figures/ directories). Primary inferential summaries aggregate at the protein level where applicable, with bootstrap inference used for the principal effect estimates; assay-, residue- and variant-level quantities are labelled as such at each point of use. The analysis plan and GO/NO-GO thresholds were fixed in config.yaml before the final analyses.</w:t>
       </w:r>
     </w:p>
     <w:p>
@@ -3607,7 +3607,16 @@
           <w:b/>
           <w:sz w:val="21"/>
         </w:rPr>
-        <w:t>Table S4. Identity-threshold sensitivity. 30% / 50% / 70% each exclude the same 35 clinical proteins; uniform AUROC 0.905 (n = 2,490) in all three settings. The maximum-identity distribution is strongly bimodal (2,490 proteins &lt; 0.05; 35 at &gt;= 0.80), so thresholds between 0.3 and 0.7 select the identical set; this table is a consistency check, not a graded homology control.</w:t>
+        <w:t>Table S4. Standard-homology sensitivity. Clinical-versus-DMS best hits by HMMER3 phmmer (E &lt;= 1e-3), excluding proteins with &gt;= 70% pairwise identity over aligned residues AND &gt;= 70% query coverage (primary set: 35 excluded, 2,490 proteins retained, median rank-averaged uniform-ensemble AUROC 0.968); 50% and 30% identity thresholds exclude 46 and 82 proteins with medians 0.968 and 0.968. The 8-mer heuristic used in the previous draft shares 34 of the 35 exclusions at the 70% level.</w:t>
+      </w:r>
+    </w:p>
+    <w:p>
+      <w:r>
+        <w:rPr>
+          <w:b w:val="0"/>
+          <w:sz w:val="18"/>
+        </w:rPr>
+        <w:t>Best-hit pairwise identity and query coverage from HMMER3 phmmer (clinical targets queried against the 217 DMS assay targets, E &lt;= 1e-3); exclusion requires both criteria. Median AUROC uses the rank-averaged uniform ensemble over core-panel models.</w:t>
       </w:r>
     </w:p>
     <w:tbl>
@@ -3617,16 +3626,17 @@
         <w:tblLook w:firstColumn="1" w:firstRow="1" w:lastColumn="0" w:lastRow="0" w:noHBand="0" w:noVBand="1" w:val="04A0"/>
       </w:tblPr>
       <w:tblGrid>
-        <w:gridCol w:w="1728"/>
-        <w:gridCol w:w="1728"/>
-        <w:gridCol w:w="1728"/>
-        <w:gridCol w:w="1728"/>
-        <w:gridCol w:w="1728"/>
+        <w:gridCol w:w="1440"/>
+        <w:gridCol w:w="1440"/>
+        <w:gridCol w:w="1440"/>
+        <w:gridCol w:w="1440"/>
+        <w:gridCol w:w="1440"/>
+        <w:gridCol w:w="1440"/>
       </w:tblGrid>
       <w:tr>
         <w:tc>
           <w:tcPr>
-            <w:tcW w:type="dxa" w:w="1728"/>
+            <w:tcW w:type="dxa" w:w="1440"/>
           </w:tcPr>
           <w:p>
             <w:r>
@@ -3640,7 +3650,7 @@
         </w:tc>
         <w:tc>
           <w:tcPr>
-            <w:tcW w:type="dxa" w:w="1728"/>
+            <w:tcW w:type="dxa" w:w="1440"/>
           </w:tcPr>
           <w:p>
             <w:r>
@@ -3648,13 +3658,27 @@
                 <w:b/>
                 <w:sz w:val="18"/>
               </w:rPr>
+              <w:t>query coverage</w:t>
+            </w:r>
+          </w:p>
+        </w:tc>
+        <w:tc>
+          <w:tcPr>
+            <w:tcW w:type="dxa" w:w="1440"/>
+          </w:tcPr>
+          <w:p>
+            <w:r>
+              <w:rPr>
+                <w:b/>
+                <w:sz w:val="18"/>
+              </w:rPr>
               <w:t>proteins excluded</w:t>
             </w:r>
           </w:p>
         </w:tc>
         <w:tc>
           <w:tcPr>
-            <w:tcW w:type="dxa" w:w="1728"/>
+            <w:tcW w:type="dxa" w:w="1440"/>
           </w:tcPr>
           <w:p>
             <w:r>
@@ -3662,13 +3686,13 @@
                 <w:b/>
                 <w:sz w:val="18"/>
               </w:rPr>
-              <w:t>variants</w:t>
-            </w:r>
-          </w:p>
-        </w:tc>
-        <w:tc>
-          <w:tcPr>
-            <w:tcW w:type="dxa" w:w="1728"/>
+              <w:t>shared with old 35</w:t>
+            </w:r>
+          </w:p>
+        </w:tc>
+        <w:tc>
+          <w:tcPr>
+            <w:tcW w:type="dxa" w:w="1440"/>
           </w:tcPr>
           <w:p>
             <w:r>
@@ -3676,13 +3700,13 @@
                 <w:b/>
                 <w:sz w:val="18"/>
               </w:rPr>
-              <w:t>proteins</w:t>
-            </w:r>
-          </w:p>
-        </w:tc>
-        <w:tc>
-          <w:tcPr>
-            <w:tcW w:type="dxa" w:w="1728"/>
+              <w:t>proteins retained (with AUROC)</w:t>
+            </w:r>
+          </w:p>
+        </w:tc>
+        <w:tc>
+          <w:tcPr>
+            <w:tcW w:type="dxa" w:w="1440"/>
           </w:tcPr>
           <w:p>
             <w:r>
@@ -3698,66 +3722,79 @@
       <w:tr>
         <w:tc>
           <w:tcPr>
-            <w:tcW w:type="dxa" w:w="1728"/>
-          </w:tcPr>
-          <w:p>
-            <w:r>
-              <w:rPr>
-                <w:sz w:val="18"/>
-              </w:rPr>
-              <w:t>30%</w:t>
-            </w:r>
-          </w:p>
-        </w:tc>
-        <w:tc>
-          <w:tcPr>
-            <w:tcW w:type="dxa" w:w="1728"/>
-          </w:tcPr>
-          <w:p>
-            <w:r>
-              <w:rPr>
-                <w:sz w:val="18"/>
-              </w:rPr>
-              <w:t>35</w:t>
-            </w:r>
-          </w:p>
-        </w:tc>
-        <w:tc>
-          <w:tcPr>
-            <w:tcW w:type="dxa" w:w="1728"/>
-          </w:tcPr>
-          <w:p>
-            <w:r>
-              <w:rPr>
-                <w:sz w:val="18"/>
-              </w:rPr>
-              <w:t>60,214</w:t>
-            </w:r>
-          </w:p>
-        </w:tc>
-        <w:tc>
-          <w:tcPr>
-            <w:tcW w:type="dxa" w:w="1728"/>
-          </w:tcPr>
-          <w:p>
-            <w:r>
-              <w:rPr>
-                <w:sz w:val="18"/>
-              </w:rPr>
-              <w:t>2,490</w:t>
-            </w:r>
-          </w:p>
-        </w:tc>
-        <w:tc>
-          <w:tcPr>
-            <w:tcW w:type="dxa" w:w="1728"/>
-          </w:tcPr>
-          <w:p>
-            <w:r>
-              <w:rPr>
-                <w:sz w:val="18"/>
-              </w:rPr>
-              <w:t>0.905</w:t>
+            <w:tcW w:type="dxa" w:w="1440"/>
+          </w:tcPr>
+          <w:p>
+            <w:r>
+              <w:rPr>
+                <w:sz w:val="18"/>
+              </w:rPr>
+              <w:t>pident &gt;= 30%</w:t>
+            </w:r>
+          </w:p>
+        </w:tc>
+        <w:tc>
+          <w:tcPr>
+            <w:tcW w:type="dxa" w:w="1440"/>
+          </w:tcPr>
+          <w:p>
+            <w:r>
+              <w:rPr>
+                <w:sz w:val="18"/>
+              </w:rPr>
+              <w:t>&gt;= 70%</w:t>
+            </w:r>
+          </w:p>
+        </w:tc>
+        <w:tc>
+          <w:tcPr>
+            <w:tcW w:type="dxa" w:w="1440"/>
+          </w:tcPr>
+          <w:p>
+            <w:r>
+              <w:rPr>
+                <w:sz w:val="18"/>
+              </w:rPr>
+              <w:t>82</w:t>
+            </w:r>
+          </w:p>
+        </w:tc>
+        <w:tc>
+          <w:tcPr>
+            <w:tcW w:type="dxa" w:w="1440"/>
+          </w:tcPr>
+          <w:p>
+            <w:r>
+              <w:rPr>
+                <w:sz w:val="18"/>
+              </w:rPr>
+              <w:t>34</w:t>
+            </w:r>
+          </w:p>
+        </w:tc>
+        <w:tc>
+          <w:tcPr>
+            <w:tcW w:type="dxa" w:w="1440"/>
+          </w:tcPr>
+          <w:p>
+            <w:r>
+              <w:rPr>
+                <w:sz w:val="18"/>
+              </w:rPr>
+              <w:t>2,443</w:t>
+            </w:r>
+          </w:p>
+        </w:tc>
+        <w:tc>
+          <w:tcPr>
+            <w:tcW w:type="dxa" w:w="1440"/>
+          </w:tcPr>
+          <w:p>
+            <w:r>
+              <w:rPr>
+                <w:sz w:val="18"/>
+              </w:rPr>
+              <w:t>0.968</w:t>
             </w:r>
           </w:p>
         </w:tc>
@@ -3765,66 +3802,79 @@
       <w:tr>
         <w:tc>
           <w:tcPr>
-            <w:tcW w:type="dxa" w:w="1728"/>
-          </w:tcPr>
-          <w:p>
-            <w:r>
-              <w:rPr>
-                <w:sz w:val="18"/>
-              </w:rPr>
-              <w:t>50%</w:t>
-            </w:r>
-          </w:p>
-        </w:tc>
-        <w:tc>
-          <w:tcPr>
-            <w:tcW w:type="dxa" w:w="1728"/>
-          </w:tcPr>
-          <w:p>
-            <w:r>
-              <w:rPr>
-                <w:sz w:val="18"/>
-              </w:rPr>
-              <w:t>35</w:t>
-            </w:r>
-          </w:p>
-        </w:tc>
-        <w:tc>
-          <w:tcPr>
-            <w:tcW w:type="dxa" w:w="1728"/>
-          </w:tcPr>
-          <w:p>
-            <w:r>
-              <w:rPr>
-                <w:sz w:val="18"/>
-              </w:rPr>
-              <w:t>60,214</w:t>
-            </w:r>
-          </w:p>
-        </w:tc>
-        <w:tc>
-          <w:tcPr>
-            <w:tcW w:type="dxa" w:w="1728"/>
-          </w:tcPr>
-          <w:p>
-            <w:r>
-              <w:rPr>
-                <w:sz w:val="18"/>
-              </w:rPr>
-              <w:t>2,490</w:t>
-            </w:r>
-          </w:p>
-        </w:tc>
-        <w:tc>
-          <w:tcPr>
-            <w:tcW w:type="dxa" w:w="1728"/>
-          </w:tcPr>
-          <w:p>
-            <w:r>
-              <w:rPr>
-                <w:sz w:val="18"/>
-              </w:rPr>
-              <w:t>0.905</w:t>
+            <w:tcW w:type="dxa" w:w="1440"/>
+          </w:tcPr>
+          <w:p>
+            <w:r>
+              <w:rPr>
+                <w:sz w:val="18"/>
+              </w:rPr>
+              <w:t>pident &gt;= 50%</w:t>
+            </w:r>
+          </w:p>
+        </w:tc>
+        <w:tc>
+          <w:tcPr>
+            <w:tcW w:type="dxa" w:w="1440"/>
+          </w:tcPr>
+          <w:p>
+            <w:r>
+              <w:rPr>
+                <w:sz w:val="18"/>
+              </w:rPr>
+              <w:t>&gt;= 70%</w:t>
+            </w:r>
+          </w:p>
+        </w:tc>
+        <w:tc>
+          <w:tcPr>
+            <w:tcW w:type="dxa" w:w="1440"/>
+          </w:tcPr>
+          <w:p>
+            <w:r>
+              <w:rPr>
+                <w:sz w:val="18"/>
+              </w:rPr>
+              <w:t>46</w:t>
+            </w:r>
+          </w:p>
+        </w:tc>
+        <w:tc>
+          <w:tcPr>
+            <w:tcW w:type="dxa" w:w="1440"/>
+          </w:tcPr>
+          <w:p>
+            <w:r>
+              <w:rPr>
+                <w:sz w:val="18"/>
+              </w:rPr>
+              <w:t>34</w:t>
+            </w:r>
+          </w:p>
+        </w:tc>
+        <w:tc>
+          <w:tcPr>
+            <w:tcW w:type="dxa" w:w="1440"/>
+          </w:tcPr>
+          <w:p>
+            <w:r>
+              <w:rPr>
+                <w:sz w:val="18"/>
+              </w:rPr>
+              <w:t>2,479</w:t>
+            </w:r>
+          </w:p>
+        </w:tc>
+        <w:tc>
+          <w:tcPr>
+            <w:tcW w:type="dxa" w:w="1440"/>
+          </w:tcPr>
+          <w:p>
+            <w:r>
+              <w:rPr>
+                <w:sz w:val="18"/>
+              </w:rPr>
+              <w:t>0.968</w:t>
             </w:r>
           </w:p>
         </w:tc>
@@ -3832,20 +3882,33 @@
       <w:tr>
         <w:tc>
           <w:tcPr>
-            <w:tcW w:type="dxa" w:w="1728"/>
-          </w:tcPr>
-          <w:p>
-            <w:r>
-              <w:rPr>
-                <w:sz w:val="18"/>
-              </w:rPr>
-              <w:t>70%</w:t>
-            </w:r>
-          </w:p>
-        </w:tc>
-        <w:tc>
-          <w:tcPr>
-            <w:tcW w:type="dxa" w:w="1728"/>
+            <w:tcW w:type="dxa" w:w="1440"/>
+          </w:tcPr>
+          <w:p>
+            <w:r>
+              <w:rPr>
+                <w:sz w:val="18"/>
+              </w:rPr>
+              <w:t>pident &gt;= 70%</w:t>
+            </w:r>
+          </w:p>
+        </w:tc>
+        <w:tc>
+          <w:tcPr>
+            <w:tcW w:type="dxa" w:w="1440"/>
+          </w:tcPr>
+          <w:p>
+            <w:r>
+              <w:rPr>
+                <w:sz w:val="18"/>
+              </w:rPr>
+              <w:t>&gt;= 70%</w:t>
+            </w:r>
+          </w:p>
+        </w:tc>
+        <w:tc>
+          <w:tcPr>
+            <w:tcW w:type="dxa" w:w="1440"/>
           </w:tcPr>
           <w:p>
             <w:r>
@@ -3858,20 +3921,20 @@
         </w:tc>
         <w:tc>
           <w:tcPr>
-            <w:tcW w:type="dxa" w:w="1728"/>
-          </w:tcPr>
-          <w:p>
-            <w:r>
-              <w:rPr>
-                <w:sz w:val="18"/>
-              </w:rPr>
-              <w:t>60,214</w:t>
-            </w:r>
-          </w:p>
-        </w:tc>
-        <w:tc>
-          <w:tcPr>
-            <w:tcW w:type="dxa" w:w="1728"/>
+            <w:tcW w:type="dxa" w:w="1440"/>
+          </w:tcPr>
+          <w:p>
+            <w:r>
+              <w:rPr>
+                <w:sz w:val="18"/>
+              </w:rPr>
+              <w:t>34</w:t>
+            </w:r>
+          </w:p>
+        </w:tc>
+        <w:tc>
+          <w:tcPr>
+            <w:tcW w:type="dxa" w:w="1440"/>
           </w:tcPr>
           <w:p>
             <w:r>
@@ -3884,14 +3947,14 @@
         </w:tc>
         <w:tc>
           <w:tcPr>
-            <w:tcW w:type="dxa" w:w="1728"/>
-          </w:tcPr>
-          <w:p>
-            <w:r>
-              <w:rPr>
-                <w:sz w:val="18"/>
-              </w:rPr>
-              <w:t>0.905</w:t>
+            <w:tcW w:type="dxa" w:w="1440"/>
+          </w:tcPr>
+          <w:p>
+            <w:r>
+              <w:rPr>
+                <w:sz w:val="18"/>
+              </w:rPr>
+              <w:t>0.968</w:t>
             </w:r>
           </w:p>
         </w:tc>
@@ -9289,7 +9352,2094 @@
           <w:b/>
           <w:sz w:val="21"/>
         </w:rPr>
-        <w:t xml:space="preserve">Table S9. Regime-selection audit and functional-feature controls. (a) Gaussian-mixture BIC sweep over K = 2-8 (family-centroid input, covariance_type = full, n_init = 3, identical settings to the regime fit); K = 6 minimizes BIC. (b) Within-protein permutation enrichment of high-disagreement residues for UniProt functional features with Benjamini-Hochberg FDR control across features; no feature survives (minimum q = 0.60). </w:t>
+        <w:t>Table S10. Matched two-family control (DMS versus clinical). Assay- or protein-level Spearman between |U_seq - U_evo| disagreement and the two-family ensemble error, identical definition in both datasets, with 10,000-resample bootstrap CIs; scale-matched AUROC comparison (high-error versus misclassification).</w:t>
+      </w:r>
+    </w:p>
+    <w:p>
+      <w:r>
+        <w:rPr>
+          <w:b/>
+          <w:sz w:val="20"/>
+        </w:rPr>
+        <w:t>(a) Identical two-family definition in both datasets: disagreement |U_seq - U_evo| versus two-family ensemble error; per-assay (DMS) or per-protein (clinical) Spearman, median with 10,000-resample bootstrap CI (frac_positive = fraction of units with rho &gt; 0):</w:t>
+      </w:r>
+    </w:p>
+    <w:tbl>
+      <w:tblPr>
+        <w:tblStyle w:val="TableGrid"/>
+        <w:tblW w:type="auto" w:w="0"/>
+        <w:tblLook w:firstColumn="1" w:firstRow="1" w:lastColumn="0" w:lastRow="0" w:noHBand="0" w:noVBand="1" w:val="04A0"/>
+      </w:tblPr>
+      <w:tblGrid>
+        <w:gridCol w:w="1728"/>
+        <w:gridCol w:w="1728"/>
+        <w:gridCol w:w="1728"/>
+        <w:gridCol w:w="1728"/>
+        <w:gridCol w:w="1728"/>
+      </w:tblGrid>
+      <w:tr>
+        <w:tc>
+          <w:tcPr>
+            <w:tcW w:type="dxa" w:w="1728"/>
+          </w:tcPr>
+          <w:p>
+            <w:r>
+              <w:rPr>
+                <w:b/>
+                <w:sz w:val="18"/>
+              </w:rPr>
+              <w:t>Dataset</w:t>
+            </w:r>
+          </w:p>
+        </w:tc>
+        <w:tc>
+          <w:tcPr>
+            <w:tcW w:type="dxa" w:w="1728"/>
+          </w:tcPr>
+          <w:p>
+            <w:r>
+              <w:rPr>
+                <w:b/>
+                <w:sz w:val="18"/>
+              </w:rPr>
+              <w:t>units</w:t>
+            </w:r>
+          </w:p>
+        </w:tc>
+        <w:tc>
+          <w:tcPr>
+            <w:tcW w:type="dxa" w:w="1728"/>
+          </w:tcPr>
+          <w:p>
+            <w:r>
+              <w:rPr>
+                <w:b/>
+                <w:sz w:val="18"/>
+              </w:rPr>
+              <w:t>median rho</w:t>
+            </w:r>
+          </w:p>
+        </w:tc>
+        <w:tc>
+          <w:tcPr>
+            <w:tcW w:type="dxa" w:w="1728"/>
+          </w:tcPr>
+          <w:p>
+            <w:r>
+              <w:rPr>
+                <w:b/>
+                <w:sz w:val="18"/>
+              </w:rPr>
+              <w:t>95% CI</w:t>
+            </w:r>
+          </w:p>
+        </w:tc>
+        <w:tc>
+          <w:tcPr>
+            <w:tcW w:type="dxa" w:w="1728"/>
+          </w:tcPr>
+          <w:p>
+            <w:r>
+              <w:rPr>
+                <w:b/>
+                <w:sz w:val="18"/>
+              </w:rPr>
+              <w:t>frac positive</w:t>
+            </w:r>
+          </w:p>
+        </w:tc>
+      </w:tr>
+      <w:tr>
+        <w:tc>
+          <w:tcPr>
+            <w:tcW w:type="dxa" w:w="1728"/>
+          </w:tcPr>
+          <w:p>
+            <w:r>
+              <w:rPr>
+                <w:sz w:val="18"/>
+              </w:rPr>
+              <w:t>DMS (two-family, matched to clinical)</w:t>
+            </w:r>
+          </w:p>
+        </w:tc>
+        <w:tc>
+          <w:tcPr>
+            <w:tcW w:type="dxa" w:w="1728"/>
+          </w:tcPr>
+          <w:p>
+            <w:r>
+              <w:rPr>
+                <w:sz w:val="18"/>
+              </w:rPr>
+              <w:t>217</w:t>
+            </w:r>
+          </w:p>
+        </w:tc>
+        <w:tc>
+          <w:tcPr>
+            <w:tcW w:type="dxa" w:w="1728"/>
+          </w:tcPr>
+          <w:p>
+            <w:r>
+              <w:rPr>
+                <w:sz w:val="18"/>
+              </w:rPr>
+              <w:t>0.027</w:t>
+            </w:r>
+          </w:p>
+        </w:tc>
+        <w:tc>
+          <w:tcPr>
+            <w:tcW w:type="dxa" w:w="1728"/>
+          </w:tcPr>
+          <w:p>
+            <w:r>
+              <w:rPr>
+                <w:sz w:val="18"/>
+              </w:rPr>
+              <w:t>0.019 to 0.038</w:t>
+            </w:r>
+          </w:p>
+        </w:tc>
+        <w:tc>
+          <w:tcPr>
+            <w:tcW w:type="dxa" w:w="1728"/>
+          </w:tcPr>
+          <w:p>
+            <w:r>
+              <w:rPr>
+                <w:sz w:val="18"/>
+              </w:rPr>
+              <w:t>0.700</w:t>
+            </w:r>
+          </w:p>
+        </w:tc>
+      </w:tr>
+      <w:tr>
+        <w:tc>
+          <w:tcPr>
+            <w:tcW w:type="dxa" w:w="1728"/>
+          </w:tcPr>
+          <w:p>
+            <w:r>
+              <w:rPr>
+                <w:sz w:val="18"/>
+              </w:rPr>
+              <w:t>DMS (three-family total, Section 2.6 anchor)</w:t>
+            </w:r>
+          </w:p>
+        </w:tc>
+        <w:tc>
+          <w:tcPr>
+            <w:tcW w:type="dxa" w:w="1728"/>
+          </w:tcPr>
+          <w:p>
+            <w:r>
+              <w:rPr>
+                <w:sz w:val="18"/>
+              </w:rPr>
+              <w:t>217</w:t>
+            </w:r>
+          </w:p>
+        </w:tc>
+        <w:tc>
+          <w:tcPr>
+            <w:tcW w:type="dxa" w:w="1728"/>
+          </w:tcPr>
+          <w:p>
+            <w:r>
+              <w:rPr>
+                <w:sz w:val="18"/>
+              </w:rPr>
+              <w:t>0.028</w:t>
+            </w:r>
+          </w:p>
+        </w:tc>
+        <w:tc>
+          <w:tcPr>
+            <w:tcW w:type="dxa" w:w="1728"/>
+          </w:tcPr>
+          <w:p>
+            <w:r>
+              <w:rPr>
+                <w:sz w:val="18"/>
+              </w:rPr>
+              <w:t>0.014 to 0.039</w:t>
+            </w:r>
+          </w:p>
+        </w:tc>
+        <w:tc>
+          <w:tcPr>
+            <w:tcW w:type="dxa" w:w="1728"/>
+          </w:tcPr>
+          <w:p>
+            <w:r>
+              <w:rPr>
+                <w:sz w:val="18"/>
+              </w:rPr>
+              <w:t>0.636</w:t>
+            </w:r>
+          </w:p>
+        </w:tc>
+      </w:tr>
+      <w:tr>
+        <w:tc>
+          <w:tcPr>
+            <w:tcW w:type="dxa" w:w="1728"/>
+          </w:tcPr>
+          <w:p>
+            <w:r>
+              <w:rPr>
+                <w:sz w:val="18"/>
+              </w:rPr>
+              <w:t>Clinical (two-family, same definition)</w:t>
+            </w:r>
+          </w:p>
+        </w:tc>
+        <w:tc>
+          <w:tcPr>
+            <w:tcW w:type="dxa" w:w="1728"/>
+          </w:tcPr>
+          <w:p>
+            <w:r>
+              <w:rPr>
+                <w:sz w:val="18"/>
+              </w:rPr>
+              <w:t>658</w:t>
+            </w:r>
+          </w:p>
+        </w:tc>
+        <w:tc>
+          <w:tcPr>
+            <w:tcW w:type="dxa" w:w="1728"/>
+          </w:tcPr>
+          <w:p>
+            <w:r>
+              <w:rPr>
+                <w:sz w:val="18"/>
+              </w:rPr>
+              <w:t>-0.465</w:t>
+            </w:r>
+          </w:p>
+        </w:tc>
+        <w:tc>
+          <w:tcPr>
+            <w:tcW w:type="dxa" w:w="1728"/>
+          </w:tcPr>
+          <w:p>
+            <w:r>
+              <w:rPr>
+                <w:sz w:val="18"/>
+              </w:rPr>
+              <w:t>-0.496 to -0.440</w:t>
+            </w:r>
+          </w:p>
+        </w:tc>
+        <w:tc>
+          <w:tcPr>
+            <w:tcW w:type="dxa" w:w="1728"/>
+          </w:tcPr>
+          <w:p>
+            <w:r>
+              <w:rPr>
+                <w:sz w:val="18"/>
+              </w:rPr>
+              <w:t>0.035</w:t>
+            </w:r>
+          </w:p>
+        </w:tc>
+      </w:tr>
+    </w:tbl>
+    <w:p>
+      <w:r>
+        <w:rPr>
+          <w:b w:val="0"/>
+        </w:rPr>
+      </w:r>
+    </w:p>
+    <w:p>
+      <w:r>
+        <w:rPr>
+          <w:b/>
+          <w:sz w:val="20"/>
+        </w:rPr>
+        <w:t>(b) Scale-matched discriminative comparison (binary outcomes; frac = fraction of units with AUROC &gt; 0.5):</w:t>
+      </w:r>
+    </w:p>
+    <w:tbl>
+      <w:tblPr>
+        <w:tblStyle w:val="TableGrid"/>
+        <w:tblW w:type="auto" w:w="0"/>
+        <w:tblLook w:firstColumn="1" w:firstRow="1" w:lastColumn="0" w:lastRow="0" w:noHBand="0" w:noVBand="1" w:val="04A0"/>
+      </w:tblPr>
+      <w:tblGrid>
+        <w:gridCol w:w="1728"/>
+        <w:gridCol w:w="1728"/>
+        <w:gridCol w:w="1728"/>
+        <w:gridCol w:w="1728"/>
+        <w:gridCol w:w="1728"/>
+      </w:tblGrid>
+      <w:tr>
+        <w:tc>
+          <w:tcPr>
+            <w:tcW w:type="dxa" w:w="1728"/>
+          </w:tcPr>
+          <w:p>
+            <w:r>
+              <w:rPr>
+                <w:b/>
+                <w:sz w:val="18"/>
+              </w:rPr>
+              <w:t>Dataset</w:t>
+            </w:r>
+          </w:p>
+        </w:tc>
+        <w:tc>
+          <w:tcPr>
+            <w:tcW w:type="dxa" w:w="1728"/>
+          </w:tcPr>
+          <w:p>
+            <w:r>
+              <w:rPr>
+                <w:b/>
+                <w:sz w:val="18"/>
+              </w:rPr>
+              <w:t>units</w:t>
+            </w:r>
+          </w:p>
+        </w:tc>
+        <w:tc>
+          <w:tcPr>
+            <w:tcW w:type="dxa" w:w="1728"/>
+          </w:tcPr>
+          <w:p>
+            <w:r>
+              <w:rPr>
+                <w:b/>
+                <w:sz w:val="18"/>
+              </w:rPr>
+              <w:t>median AUROC</w:t>
+            </w:r>
+          </w:p>
+        </w:tc>
+        <w:tc>
+          <w:tcPr>
+            <w:tcW w:type="dxa" w:w="1728"/>
+          </w:tcPr>
+          <w:p>
+            <w:r>
+              <w:rPr>
+                <w:b/>
+                <w:sz w:val="18"/>
+              </w:rPr>
+              <w:t>95% CI</w:t>
+            </w:r>
+          </w:p>
+        </w:tc>
+        <w:tc>
+          <w:tcPr>
+            <w:tcW w:type="dxa" w:w="1728"/>
+          </w:tcPr>
+          <w:p>
+            <w:r>
+              <w:rPr>
+                <w:b/>
+                <w:sz w:val="18"/>
+              </w:rPr>
+              <w:t>frac &gt; 0.5</w:t>
+            </w:r>
+          </w:p>
+        </w:tc>
+      </w:tr>
+      <w:tr>
+        <w:tc>
+          <w:tcPr>
+            <w:tcW w:type="dxa" w:w="1728"/>
+          </w:tcPr>
+          <w:p>
+            <w:r>
+              <w:rPr>
+                <w:sz w:val="18"/>
+              </w:rPr>
+              <w:t>DMS: AUROC of two-family disagreement for above-median error</w:t>
+            </w:r>
+          </w:p>
+        </w:tc>
+        <w:tc>
+          <w:tcPr>
+            <w:tcW w:type="dxa" w:w="1728"/>
+          </w:tcPr>
+          <w:p>
+            <w:r>
+              <w:rPr>
+                <w:sz w:val="18"/>
+              </w:rPr>
+              <w:t>217</w:t>
+            </w:r>
+          </w:p>
+        </w:tc>
+        <w:tc>
+          <w:tcPr>
+            <w:tcW w:type="dxa" w:w="1728"/>
+          </w:tcPr>
+          <w:p>
+            <w:r>
+              <w:rPr>
+                <w:sz w:val="18"/>
+              </w:rPr>
+              <w:t>0.515</w:t>
+            </w:r>
+          </w:p>
+        </w:tc>
+        <w:tc>
+          <w:tcPr>
+            <w:tcW w:type="dxa" w:w="1728"/>
+          </w:tcPr>
+          <w:p>
+            <w:r>
+              <w:rPr>
+                <w:sz w:val="18"/>
+              </w:rPr>
+              <w:t>0.510 to 0.522</w:t>
+            </w:r>
+          </w:p>
+        </w:tc>
+        <w:tc>
+          <w:tcPr>
+            <w:tcW w:type="dxa" w:w="1728"/>
+          </w:tcPr>
+          <w:p>
+            <w:r>
+              <w:rPr>
+                <w:sz w:val="18"/>
+              </w:rPr>
+              <w:t>0.733</w:t>
+            </w:r>
+          </w:p>
+        </w:tc>
+      </w:tr>
+      <w:tr>
+        <w:tc>
+          <w:tcPr>
+            <w:tcW w:type="dxa" w:w="1728"/>
+          </w:tcPr>
+          <w:p>
+            <w:r>
+              <w:rPr>
+                <w:sz w:val="18"/>
+              </w:rPr>
+              <w:t>Clinical: AUROC of low two-family disagreement for misclassification</w:t>
+            </w:r>
+          </w:p>
+        </w:tc>
+        <w:tc>
+          <w:tcPr>
+            <w:tcW w:type="dxa" w:w="1728"/>
+          </w:tcPr>
+          <w:p>
+            <w:r>
+              <w:rPr>
+                <w:sz w:val="18"/>
+              </w:rPr>
+              <w:t>658</w:t>
+            </w:r>
+          </w:p>
+        </w:tc>
+        <w:tc>
+          <w:tcPr>
+            <w:tcW w:type="dxa" w:w="1728"/>
+          </w:tcPr>
+          <w:p>
+            <w:r>
+              <w:rPr>
+                <w:sz w:val="18"/>
+              </w:rPr>
+              <w:t>0.678</w:t>
+            </w:r>
+          </w:p>
+        </w:tc>
+        <w:tc>
+          <w:tcPr>
+            <w:tcW w:type="dxa" w:w="1728"/>
+          </w:tcPr>
+          <w:p>
+            <w:r>
+              <w:rPr>
+                <w:sz w:val="18"/>
+              </w:rPr>
+              <w:t>0.663 to 0.692</w:t>
+            </w:r>
+          </w:p>
+        </w:tc>
+        <w:tc>
+          <w:tcPr>
+            <w:tcW w:type="dxa" w:w="1728"/>
+          </w:tcPr>
+          <w:p>
+            <w:r>
+              <w:rPr>
+                <w:sz w:val="18"/>
+              </w:rPr>
+              <w:t>0.922</w:t>
+            </w:r>
+          </w:p>
+        </w:tc>
+      </w:tr>
+    </w:tbl>
+    <w:p>
+      <w:r>
+        <w:br w:type="page"/>
+      </w:r>
+    </w:p>
+    <w:p>
+      <w:r>
+        <w:rPr>
+          <w:b/>
+          <w:sz w:val="21"/>
+        </w:rPr>
+        <w:t>Table S11. Structure-subset sensitivity of the residue-level pLDDT association. All seven non-empty subsets of the three released structure models; percentile-space independent recomputation (median within-protein Spearman; protein bootstrap CI; sign-test p).</w:t>
+      </w:r>
+    </w:p>
+    <w:tbl>
+      <w:tblPr>
+        <w:tblStyle w:val="TableGrid"/>
+        <w:tblW w:type="auto" w:w="0"/>
+        <w:tblLook w:firstColumn="1" w:firstRow="1" w:lastColumn="0" w:lastRow="0" w:noHBand="0" w:noVBand="1" w:val="04A0"/>
+      </w:tblPr>
+      <w:tblGrid>
+        <w:gridCol w:w="1234"/>
+        <w:gridCol w:w="1234"/>
+        <w:gridCol w:w="1234"/>
+        <w:gridCol w:w="1234"/>
+        <w:gridCol w:w="1234"/>
+        <w:gridCol w:w="1234"/>
+        <w:gridCol w:w="1234"/>
+      </w:tblGrid>
+      <w:tr>
+        <w:tc>
+          <w:tcPr>
+            <w:tcW w:type="dxa" w:w="1234"/>
+          </w:tcPr>
+          <w:p>
+            <w:r>
+              <w:rPr>
+                <w:b/>
+                <w:sz w:val="18"/>
+              </w:rPr>
+              <w:t>Structure configuration</w:t>
+            </w:r>
+          </w:p>
+        </w:tc>
+        <w:tc>
+          <w:tcPr>
+            <w:tcW w:type="dxa" w:w="1234"/>
+          </w:tcPr>
+          <w:p>
+            <w:r>
+              <w:rPr>
+                <w:b/>
+                <w:sz w:val="18"/>
+              </w:rPr>
+              <w:t>n models</w:t>
+            </w:r>
+          </w:p>
+        </w:tc>
+        <w:tc>
+          <w:tcPr>
+            <w:tcW w:type="dxa" w:w="1234"/>
+          </w:tcPr>
+          <w:p>
+            <w:r>
+              <w:rPr>
+                <w:b/>
+                <w:sz w:val="18"/>
+              </w:rPr>
+              <w:t>proteins</w:t>
+            </w:r>
+          </w:p>
+        </w:tc>
+        <w:tc>
+          <w:tcPr>
+            <w:tcW w:type="dxa" w:w="1234"/>
+          </w:tcPr>
+          <w:p>
+            <w:r>
+              <w:rPr>
+                <w:b/>
+                <w:sz w:val="18"/>
+              </w:rPr>
+              <w:t>median rho</w:t>
+            </w:r>
+          </w:p>
+        </w:tc>
+        <w:tc>
+          <w:tcPr>
+            <w:tcW w:type="dxa" w:w="1234"/>
+          </w:tcPr>
+          <w:p>
+            <w:r>
+              <w:rPr>
+                <w:b/>
+                <w:sz w:val="18"/>
+              </w:rPr>
+              <w:t>bootstrap 95% CI</w:t>
+            </w:r>
+          </w:p>
+        </w:tc>
+        <w:tc>
+          <w:tcPr>
+            <w:tcW w:type="dxa" w:w="1234"/>
+          </w:tcPr>
+          <w:p>
+            <w:r>
+              <w:rPr>
+                <w:b/>
+                <w:sz w:val="18"/>
+              </w:rPr>
+              <w:t>frac negative</w:t>
+            </w:r>
+          </w:p>
+        </w:tc>
+        <w:tc>
+          <w:tcPr>
+            <w:tcW w:type="dxa" w:w="1234"/>
+          </w:tcPr>
+          <w:p>
+            <w:r>
+              <w:rPr>
+                <w:b/>
+                <w:sz w:val="18"/>
+              </w:rPr>
+              <w:t>sign-test P</w:t>
+            </w:r>
+          </w:p>
+        </w:tc>
+      </w:tr>
+      <w:tr>
+        <w:tc>
+          <w:tcPr>
+            <w:tcW w:type="dxa" w:w="1234"/>
+          </w:tcPr>
+          <w:p>
+            <w:r>
+              <w:rPr>
+                <w:sz w:val="18"/>
+              </w:rPr>
+              <w:t>full trio (ESM-IF1 + MIF + ProteinMPNN)</w:t>
+            </w:r>
+          </w:p>
+        </w:tc>
+        <w:tc>
+          <w:tcPr>
+            <w:tcW w:type="dxa" w:w="1234"/>
+          </w:tcPr>
+          <w:p>
+            <w:r>
+              <w:rPr>
+                <w:sz w:val="18"/>
+              </w:rPr>
+              <w:t>3</w:t>
+            </w:r>
+          </w:p>
+        </w:tc>
+        <w:tc>
+          <w:tcPr>
+            <w:tcW w:type="dxa" w:w="1234"/>
+          </w:tcPr>
+          <w:p>
+            <w:r>
+              <w:rPr>
+                <w:sz w:val="18"/>
+              </w:rPr>
+              <w:t>154</w:t>
+            </w:r>
+          </w:p>
+        </w:tc>
+        <w:tc>
+          <w:tcPr>
+            <w:tcW w:type="dxa" w:w="1234"/>
+          </w:tcPr>
+          <w:p>
+            <w:r>
+              <w:rPr>
+                <w:sz w:val="18"/>
+              </w:rPr>
+              <w:t>-0.048</w:t>
+            </w:r>
+          </w:p>
+        </w:tc>
+        <w:tc>
+          <w:tcPr>
+            <w:tcW w:type="dxa" w:w="1234"/>
+          </w:tcPr>
+          <w:p>
+            <w:r>
+              <w:rPr>
+                <w:sz w:val="18"/>
+              </w:rPr>
+              <w:t>-0.091 to -0.032</w:t>
+            </w:r>
+          </w:p>
+        </w:tc>
+        <w:tc>
+          <w:tcPr>
+            <w:tcW w:type="dxa" w:w="1234"/>
+          </w:tcPr>
+          <w:p>
+            <w:r>
+              <w:rPr>
+                <w:sz w:val="18"/>
+              </w:rPr>
+              <w:t>0.636</w:t>
+            </w:r>
+          </w:p>
+        </w:tc>
+        <w:tc>
+          <w:tcPr>
+            <w:tcW w:type="dxa" w:w="1234"/>
+          </w:tcPr>
+          <w:p>
+            <w:r>
+              <w:rPr>
+                <w:sz w:val="18"/>
+              </w:rPr>
+              <w:t>8.9e-04</w:t>
+            </w:r>
+          </w:p>
+        </w:tc>
+      </w:tr>
+      <w:tr>
+        <w:tc>
+          <w:tcPr>
+            <w:tcW w:type="dxa" w:w="1234"/>
+          </w:tcPr>
+          <w:p>
+            <w:r>
+              <w:rPr>
+                <w:sz w:val="18"/>
+              </w:rPr>
+              <w:t>single: ESM-IF1</w:t>
+            </w:r>
+          </w:p>
+        </w:tc>
+        <w:tc>
+          <w:tcPr>
+            <w:tcW w:type="dxa" w:w="1234"/>
+          </w:tcPr>
+          <w:p>
+            <w:r>
+              <w:rPr>
+                <w:sz w:val="18"/>
+              </w:rPr>
+              <w:t>1</w:t>
+            </w:r>
+          </w:p>
+        </w:tc>
+        <w:tc>
+          <w:tcPr>
+            <w:tcW w:type="dxa" w:w="1234"/>
+          </w:tcPr>
+          <w:p>
+            <w:r>
+              <w:rPr>
+                <w:sz w:val="18"/>
+              </w:rPr>
+              <w:t>154</w:t>
+            </w:r>
+          </w:p>
+        </w:tc>
+        <w:tc>
+          <w:tcPr>
+            <w:tcW w:type="dxa" w:w="1234"/>
+          </w:tcPr>
+          <w:p>
+            <w:r>
+              <w:rPr>
+                <w:sz w:val="18"/>
+              </w:rPr>
+              <w:t>-0.062</w:t>
+            </w:r>
+          </w:p>
+        </w:tc>
+        <w:tc>
+          <w:tcPr>
+            <w:tcW w:type="dxa" w:w="1234"/>
+          </w:tcPr>
+          <w:p>
+            <w:r>
+              <w:rPr>
+                <w:sz w:val="18"/>
+              </w:rPr>
+              <w:t>-0.097 to -0.027</w:t>
+            </w:r>
+          </w:p>
+        </w:tc>
+        <w:tc>
+          <w:tcPr>
+            <w:tcW w:type="dxa" w:w="1234"/>
+          </w:tcPr>
+          <w:p>
+            <w:r>
+              <w:rPr>
+                <w:sz w:val="18"/>
+              </w:rPr>
+              <w:t>0.688</w:t>
+            </w:r>
+          </w:p>
+        </w:tc>
+        <w:tc>
+          <w:tcPr>
+            <w:tcW w:type="dxa" w:w="1234"/>
+          </w:tcPr>
+          <w:p>
+            <w:r>
+              <w:rPr>
+                <w:sz w:val="18"/>
+              </w:rPr>
+              <w:t>3.4e-06</w:t>
+            </w:r>
+          </w:p>
+        </w:tc>
+      </w:tr>
+      <w:tr>
+        <w:tc>
+          <w:tcPr>
+            <w:tcW w:type="dxa" w:w="1234"/>
+          </w:tcPr>
+          <w:p>
+            <w:r>
+              <w:rPr>
+                <w:sz w:val="18"/>
+              </w:rPr>
+              <w:t>single: MIF</w:t>
+            </w:r>
+          </w:p>
+        </w:tc>
+        <w:tc>
+          <w:tcPr>
+            <w:tcW w:type="dxa" w:w="1234"/>
+          </w:tcPr>
+          <w:p>
+            <w:r>
+              <w:rPr>
+                <w:sz w:val="18"/>
+              </w:rPr>
+              <w:t>1</w:t>
+            </w:r>
+          </w:p>
+        </w:tc>
+        <w:tc>
+          <w:tcPr>
+            <w:tcW w:type="dxa" w:w="1234"/>
+          </w:tcPr>
+          <w:p>
+            <w:r>
+              <w:rPr>
+                <w:sz w:val="18"/>
+              </w:rPr>
+              <w:t>154</w:t>
+            </w:r>
+          </w:p>
+        </w:tc>
+        <w:tc>
+          <w:tcPr>
+            <w:tcW w:type="dxa" w:w="1234"/>
+          </w:tcPr>
+          <w:p>
+            <w:r>
+              <w:rPr>
+                <w:sz w:val="18"/>
+              </w:rPr>
+              <w:t>-0.064</w:t>
+            </w:r>
+          </w:p>
+        </w:tc>
+        <w:tc>
+          <w:tcPr>
+            <w:tcW w:type="dxa" w:w="1234"/>
+          </w:tcPr>
+          <w:p>
+            <w:r>
+              <w:rPr>
+                <w:sz w:val="18"/>
+              </w:rPr>
+              <w:t>-0.088 to -0.034</w:t>
+            </w:r>
+          </w:p>
+        </w:tc>
+        <w:tc>
+          <w:tcPr>
+            <w:tcW w:type="dxa" w:w="1234"/>
+          </w:tcPr>
+          <w:p>
+            <w:r>
+              <w:rPr>
+                <w:sz w:val="18"/>
+              </w:rPr>
+              <w:t>0.662</w:t>
+            </w:r>
+          </w:p>
+        </w:tc>
+        <w:tc>
+          <w:tcPr>
+            <w:tcW w:type="dxa" w:w="1234"/>
+          </w:tcPr>
+          <w:p>
+            <w:r>
+              <w:rPr>
+                <w:sz w:val="18"/>
+              </w:rPr>
+              <w:t>6.9e-05</w:t>
+            </w:r>
+          </w:p>
+        </w:tc>
+      </w:tr>
+      <w:tr>
+        <w:tc>
+          <w:tcPr>
+            <w:tcW w:type="dxa" w:w="1234"/>
+          </w:tcPr>
+          <w:p>
+            <w:r>
+              <w:rPr>
+                <w:sz w:val="18"/>
+              </w:rPr>
+              <w:t>single: ProteinMPNN</w:t>
+            </w:r>
+          </w:p>
+        </w:tc>
+        <w:tc>
+          <w:tcPr>
+            <w:tcW w:type="dxa" w:w="1234"/>
+          </w:tcPr>
+          <w:p>
+            <w:r>
+              <w:rPr>
+                <w:sz w:val="18"/>
+              </w:rPr>
+              <w:t>1</w:t>
+            </w:r>
+          </w:p>
+        </w:tc>
+        <w:tc>
+          <w:tcPr>
+            <w:tcW w:type="dxa" w:w="1234"/>
+          </w:tcPr>
+          <w:p>
+            <w:r>
+              <w:rPr>
+                <w:sz w:val="18"/>
+              </w:rPr>
+              <w:t>154</w:t>
+            </w:r>
+          </w:p>
+        </w:tc>
+        <w:tc>
+          <w:tcPr>
+            <w:tcW w:type="dxa" w:w="1234"/>
+          </w:tcPr>
+          <w:p>
+            <w:r>
+              <w:rPr>
+                <w:sz w:val="18"/>
+              </w:rPr>
+              <w:t>-0.050</w:t>
+            </w:r>
+          </w:p>
+        </w:tc>
+        <w:tc>
+          <w:tcPr>
+            <w:tcW w:type="dxa" w:w="1234"/>
+          </w:tcPr>
+          <w:p>
+            <w:r>
+              <w:rPr>
+                <w:sz w:val="18"/>
+              </w:rPr>
+              <w:t>-0.068 to -0.021</w:t>
+            </w:r>
+          </w:p>
+        </w:tc>
+        <w:tc>
+          <w:tcPr>
+            <w:tcW w:type="dxa" w:w="1234"/>
+          </w:tcPr>
+          <w:p>
+            <w:r>
+              <w:rPr>
+                <w:sz w:val="18"/>
+              </w:rPr>
+              <w:t>0.662</w:t>
+            </w:r>
+          </w:p>
+        </w:tc>
+        <w:tc>
+          <w:tcPr>
+            <w:tcW w:type="dxa" w:w="1234"/>
+          </w:tcPr>
+          <w:p>
+            <w:r>
+              <w:rPr>
+                <w:sz w:val="18"/>
+              </w:rPr>
+              <w:t>6.9e-05</w:t>
+            </w:r>
+          </w:p>
+        </w:tc>
+      </w:tr>
+      <w:tr>
+        <w:tc>
+          <w:tcPr>
+            <w:tcW w:type="dxa" w:w="1234"/>
+          </w:tcPr>
+          <w:p>
+            <w:r>
+              <w:rPr>
+                <w:sz w:val="18"/>
+              </w:rPr>
+              <w:t>pair: MIF + ProteinMPNN</w:t>
+            </w:r>
+          </w:p>
+        </w:tc>
+        <w:tc>
+          <w:tcPr>
+            <w:tcW w:type="dxa" w:w="1234"/>
+          </w:tcPr>
+          <w:p>
+            <w:r>
+              <w:rPr>
+                <w:sz w:val="18"/>
+              </w:rPr>
+              <w:t>2</w:t>
+            </w:r>
+          </w:p>
+        </w:tc>
+        <w:tc>
+          <w:tcPr>
+            <w:tcW w:type="dxa" w:w="1234"/>
+          </w:tcPr>
+          <w:p>
+            <w:r>
+              <w:rPr>
+                <w:sz w:val="18"/>
+              </w:rPr>
+              <w:t>154</w:t>
+            </w:r>
+          </w:p>
+        </w:tc>
+        <w:tc>
+          <w:tcPr>
+            <w:tcW w:type="dxa" w:w="1234"/>
+          </w:tcPr>
+          <w:p>
+            <w:r>
+              <w:rPr>
+                <w:sz w:val="18"/>
+              </w:rPr>
+              <w:t>-0.048</w:t>
+            </w:r>
+          </w:p>
+        </w:tc>
+        <w:tc>
+          <w:tcPr>
+            <w:tcW w:type="dxa" w:w="1234"/>
+          </w:tcPr>
+          <w:p>
+            <w:r>
+              <w:rPr>
+                <w:sz w:val="18"/>
+              </w:rPr>
+              <w:t>-0.076 to -0.034</w:t>
+            </w:r>
+          </w:p>
+        </w:tc>
+        <w:tc>
+          <w:tcPr>
+            <w:tcW w:type="dxa" w:w="1234"/>
+          </w:tcPr>
+          <w:p>
+            <w:r>
+              <w:rPr>
+                <w:sz w:val="18"/>
+              </w:rPr>
+              <w:t>0.669</w:t>
+            </w:r>
+          </w:p>
+        </w:tc>
+        <w:tc>
+          <w:tcPr>
+            <w:tcW w:type="dxa" w:w="1234"/>
+          </w:tcPr>
+          <w:p>
+            <w:r>
+              <w:rPr>
+                <w:sz w:val="18"/>
+              </w:rPr>
+              <w:t>3.4e-05</w:t>
+            </w:r>
+          </w:p>
+        </w:tc>
+      </w:tr>
+      <w:tr>
+        <w:tc>
+          <w:tcPr>
+            <w:tcW w:type="dxa" w:w="1234"/>
+          </w:tcPr>
+          <w:p>
+            <w:r>
+              <w:rPr>
+                <w:sz w:val="18"/>
+              </w:rPr>
+              <w:t>pair: ESM-IF1 + ProteinMPNN</w:t>
+            </w:r>
+          </w:p>
+        </w:tc>
+        <w:tc>
+          <w:tcPr>
+            <w:tcW w:type="dxa" w:w="1234"/>
+          </w:tcPr>
+          <w:p>
+            <w:r>
+              <w:rPr>
+                <w:sz w:val="18"/>
+              </w:rPr>
+              <w:t>2</w:t>
+            </w:r>
+          </w:p>
+        </w:tc>
+        <w:tc>
+          <w:tcPr>
+            <w:tcW w:type="dxa" w:w="1234"/>
+          </w:tcPr>
+          <w:p>
+            <w:r>
+              <w:rPr>
+                <w:sz w:val="18"/>
+              </w:rPr>
+              <w:t>154</w:t>
+            </w:r>
+          </w:p>
+        </w:tc>
+        <w:tc>
+          <w:tcPr>
+            <w:tcW w:type="dxa" w:w="1234"/>
+          </w:tcPr>
+          <w:p>
+            <w:r>
+              <w:rPr>
+                <w:sz w:val="18"/>
+              </w:rPr>
+              <w:t>-0.056</w:t>
+            </w:r>
+          </w:p>
+        </w:tc>
+        <w:tc>
+          <w:tcPr>
+            <w:tcW w:type="dxa" w:w="1234"/>
+          </w:tcPr>
+          <w:p>
+            <w:r>
+              <w:rPr>
+                <w:sz w:val="18"/>
+              </w:rPr>
+              <w:t>-0.077 to -0.020</w:t>
+            </w:r>
+          </w:p>
+        </w:tc>
+        <w:tc>
+          <w:tcPr>
+            <w:tcW w:type="dxa" w:w="1234"/>
+          </w:tcPr>
+          <w:p>
+            <w:r>
+              <w:rPr>
+                <w:sz w:val="18"/>
+              </w:rPr>
+              <w:t>0.643</w:t>
+            </w:r>
+          </w:p>
+        </w:tc>
+        <w:tc>
+          <w:tcPr>
+            <w:tcW w:type="dxa" w:w="1234"/>
+          </w:tcPr>
+          <w:p>
+            <w:r>
+              <w:rPr>
+                <w:sz w:val="18"/>
+              </w:rPr>
+              <w:t>4.9e-04</w:t>
+            </w:r>
+          </w:p>
+        </w:tc>
+      </w:tr>
+      <w:tr>
+        <w:tc>
+          <w:tcPr>
+            <w:tcW w:type="dxa" w:w="1234"/>
+          </w:tcPr>
+          <w:p>
+            <w:r>
+              <w:rPr>
+                <w:sz w:val="18"/>
+              </w:rPr>
+              <w:t>pair: ESM-IF1 + MIF</w:t>
+            </w:r>
+          </w:p>
+        </w:tc>
+        <w:tc>
+          <w:tcPr>
+            <w:tcW w:type="dxa" w:w="1234"/>
+          </w:tcPr>
+          <w:p>
+            <w:r>
+              <w:rPr>
+                <w:sz w:val="18"/>
+              </w:rPr>
+              <w:t>2</w:t>
+            </w:r>
+          </w:p>
+        </w:tc>
+        <w:tc>
+          <w:tcPr>
+            <w:tcW w:type="dxa" w:w="1234"/>
+          </w:tcPr>
+          <w:p>
+            <w:r>
+              <w:rPr>
+                <w:sz w:val="18"/>
+              </w:rPr>
+              <w:t>154</w:t>
+            </w:r>
+          </w:p>
+        </w:tc>
+        <w:tc>
+          <w:tcPr>
+            <w:tcW w:type="dxa" w:w="1234"/>
+          </w:tcPr>
+          <w:p>
+            <w:r>
+              <w:rPr>
+                <w:sz w:val="18"/>
+              </w:rPr>
+              <w:t>-0.060</w:t>
+            </w:r>
+          </w:p>
+        </w:tc>
+        <w:tc>
+          <w:tcPr>
+            <w:tcW w:type="dxa" w:w="1234"/>
+          </w:tcPr>
+          <w:p>
+            <w:r>
+              <w:rPr>
+                <w:sz w:val="18"/>
+              </w:rPr>
+              <w:t>-0.094 to -0.026</w:t>
+            </w:r>
+          </w:p>
+        </w:tc>
+        <w:tc>
+          <w:tcPr>
+            <w:tcW w:type="dxa" w:w="1234"/>
+          </w:tcPr>
+          <w:p>
+            <w:r>
+              <w:rPr>
+                <w:sz w:val="18"/>
+              </w:rPr>
+              <w:t>0.643</w:t>
+            </w:r>
+          </w:p>
+        </w:tc>
+        <w:tc>
+          <w:tcPr>
+            <w:tcW w:type="dxa" w:w="1234"/>
+          </w:tcPr>
+          <w:p>
+            <w:r>
+              <w:rPr>
+                <w:sz w:val="18"/>
+              </w:rPr>
+              <w:t>4.9e-04</w:t>
+            </w:r>
+          </w:p>
+        </w:tc>
+      </w:tr>
+    </w:tbl>
+    <w:p>
+      <w:r>
+        <w:br w:type="page"/>
+      </w:r>
+    </w:p>
+    <w:p>
+      <w:r>
+        <w:rPr>
+          <w:b/>
+          <w:sz w:val="21"/>
+        </w:rPr>
+        <w:t xml:space="preserve">Table S12. Held-out regime generalization excluding the consensus regimes. Concordance over the four non-consensus regimes (median; interquartile) and per-regime training versus held-out experimental-Y medians. </w:t>
+      </w:r>
+    </w:p>
+    <w:p>
+      <w:r>
+        <w:rPr>
+          <w:b/>
+          <w:sz w:val="20"/>
+        </w:rPr>
+        <w:t>(a) Concordance of held-out regime phenotypes with training profiles (n &gt;= 100 variants per held-out protein; IQR shown because the reduced-regime Spearman is discrete on 4 regimes):</w:t>
+      </w:r>
+    </w:p>
+    <w:tbl>
+      <w:tblPr>
+        <w:tblStyle w:val="TableGrid"/>
+        <w:tblW w:type="auto" w:w="0"/>
+        <w:tblLook w:firstColumn="1" w:firstRow="1" w:lastColumn="0" w:lastRow="0" w:noHBand="0" w:noVBand="1" w:val="04A0"/>
+      </w:tblPr>
+      <w:tblGrid>
+        <w:gridCol w:w="2160"/>
+        <w:gridCol w:w="2160"/>
+        <w:gridCol w:w="2160"/>
+        <w:gridCol w:w="2160"/>
+      </w:tblGrid>
+      <w:tr>
+        <w:tc>
+          <w:tcPr>
+            <w:tcW w:type="dxa" w:w="2160"/>
+          </w:tcPr>
+          <w:p>
+            <w:r>
+              <w:rPr>
+                <w:b/>
+                <w:sz w:val="18"/>
+              </w:rPr>
+              <w:t>Metric</w:t>
+            </w:r>
+          </w:p>
+        </w:tc>
+        <w:tc>
+          <w:tcPr>
+            <w:tcW w:type="dxa" w:w="2160"/>
+          </w:tcPr>
+          <w:p>
+            <w:r>
+              <w:rPr>
+                <w:b/>
+                <w:sz w:val="18"/>
+              </w:rPr>
+              <w:t>value</w:t>
+            </w:r>
+          </w:p>
+        </w:tc>
+        <w:tc>
+          <w:tcPr>
+            <w:tcW w:type="dxa" w:w="2160"/>
+          </w:tcPr>
+          <w:p>
+            <w:r>
+              <w:rPr>
+                <w:b/>
+                <w:sz w:val="18"/>
+              </w:rPr>
+              <w:t>IQR</w:t>
+            </w:r>
+          </w:p>
+        </w:tc>
+        <w:tc>
+          <w:tcPr>
+            <w:tcW w:type="dxa" w:w="2160"/>
+          </w:tcPr>
+          <w:p>
+            <w:r>
+              <w:rPr>
+                <w:b/>
+                <w:sz w:val="18"/>
+              </w:rPr>
+              <w:t>proteins</w:t>
+            </w:r>
+          </w:p>
+        </w:tc>
+      </w:tr>
+      <w:tr>
+        <w:tc>
+          <w:tcPr>
+            <w:tcW w:type="dxa" w:w="2160"/>
+          </w:tcPr>
+          <w:p>
+            <w:r>
+              <w:rPr>
+                <w:sz w:val="18"/>
+              </w:rPr>
+              <w:t>median held-out regime-profile Spearman (all regimes)</w:t>
+            </w:r>
+          </w:p>
+        </w:tc>
+        <w:tc>
+          <w:tcPr>
+            <w:tcW w:type="dxa" w:w="2160"/>
+          </w:tcPr>
+          <w:p>
+            <w:r>
+              <w:rPr>
+                <w:sz w:val="18"/>
+              </w:rPr>
+              <w:t>0.943</w:t>
+            </w:r>
+          </w:p>
+        </w:tc>
+        <w:tc>
+          <w:tcPr>
+            <w:tcW w:type="dxa" w:w="2160"/>
+          </w:tcPr>
+          <w:p>
+            <w:r>
+              <w:rPr>
+                <w:sz w:val="18"/>
+              </w:rPr>
+              <w:t>-</w:t>
+            </w:r>
+          </w:p>
+        </w:tc>
+        <w:tc>
+          <w:tcPr>
+            <w:tcW w:type="dxa" w:w="2160"/>
+          </w:tcPr>
+          <w:p>
+            <w:r>
+              <w:rPr>
+                <w:sz w:val="18"/>
+              </w:rPr>
+              <w:t>186</w:t>
+            </w:r>
+          </w:p>
+        </w:tc>
+      </w:tr>
+      <w:tr>
+        <w:tc>
+          <w:tcPr>
+            <w:tcW w:type="dxa" w:w="2160"/>
+          </w:tcPr>
+          <w:p>
+            <w:r>
+              <w:rPr>
+                <w:sz w:val="18"/>
+              </w:rPr>
+              <w:t>median held-out Spearman excluding the two consensus regimes</w:t>
+            </w:r>
+          </w:p>
+        </w:tc>
+        <w:tc>
+          <w:tcPr>
+            <w:tcW w:type="dxa" w:w="2160"/>
+          </w:tcPr>
+          <w:p>
+            <w:r>
+              <w:rPr>
+                <w:sz w:val="18"/>
+              </w:rPr>
+              <w:t>0.800</w:t>
+            </w:r>
+          </w:p>
+        </w:tc>
+        <w:tc>
+          <w:tcPr>
+            <w:tcW w:type="dxa" w:w="2160"/>
+          </w:tcPr>
+          <w:p>
+            <w:r>
+              <w:rPr>
+                <w:sz w:val="18"/>
+              </w:rPr>
+              <w:t>0.800 to 0.800</w:t>
+            </w:r>
+          </w:p>
+        </w:tc>
+        <w:tc>
+          <w:tcPr>
+            <w:tcW w:type="dxa" w:w="2160"/>
+          </w:tcPr>
+          <w:p>
+            <w:r>
+              <w:rPr>
+                <w:sz w:val="18"/>
+              </w:rPr>
+              <w:t>186</w:t>
+            </w:r>
+          </w:p>
+        </w:tc>
+      </w:tr>
+      <w:tr>
+        <w:tc>
+          <w:tcPr>
+            <w:tcW w:type="dxa" w:w="2160"/>
+          </w:tcPr>
+          <w:p>
+            <w:r>
+              <w:rPr>
+                <w:sz w:val="18"/>
+              </w:rPr>
+              <w:t>fraction of proteins positive (no-consensus)</w:t>
+            </w:r>
+          </w:p>
+        </w:tc>
+        <w:tc>
+          <w:tcPr>
+            <w:tcW w:type="dxa" w:w="2160"/>
+          </w:tcPr>
+          <w:p>
+            <w:r>
+              <w:rPr>
+                <w:sz w:val="18"/>
+              </w:rPr>
+              <w:t>0.871</w:t>
+            </w:r>
+          </w:p>
+        </w:tc>
+        <w:tc>
+          <w:tcPr>
+            <w:tcW w:type="dxa" w:w="2160"/>
+          </w:tcPr>
+          <w:p>
+            <w:r>
+              <w:rPr>
+                <w:sz w:val="18"/>
+              </w:rPr>
+              <w:t>-</w:t>
+            </w:r>
+          </w:p>
+        </w:tc>
+        <w:tc>
+          <w:tcPr>
+            <w:tcW w:type="dxa" w:w="2160"/>
+          </w:tcPr>
+          <w:p>
+            <w:r>
+              <w:rPr>
+                <w:sz w:val="18"/>
+              </w:rPr>
+              <w:t>186</w:t>
+            </w:r>
+          </w:p>
+        </w:tc>
+      </w:tr>
+    </w:tbl>
+    <w:p>
+      <w:r>
+        <w:rPr>
+          <w:b w:val="0"/>
+        </w:rPr>
+      </w:r>
+    </w:p>
+    <w:p>
+      <w:r>
+        <w:rPr>
+          <w:b/>
+          <w:sz w:val="20"/>
+        </w:rPr>
+        <w:t>(b) Per-regime experimental-Y medians, training vs held-out (pooled across folds):</w:t>
+      </w:r>
+    </w:p>
+    <w:tbl>
+      <w:tblPr>
+        <w:tblStyle w:val="TableGrid"/>
+        <w:tblW w:type="auto" w:w="0"/>
+        <w:tblLook w:firstColumn="1" w:firstRow="1" w:lastColumn="0" w:lastRow="0" w:noHBand="0" w:noVBand="1" w:val="04A0"/>
+      </w:tblPr>
+      <w:tblGrid>
+        <w:gridCol w:w="1728"/>
+        <w:gridCol w:w="1728"/>
+        <w:gridCol w:w="1728"/>
+        <w:gridCol w:w="1728"/>
+        <w:gridCol w:w="1728"/>
+      </w:tblGrid>
+      <w:tr>
+        <w:tc>
+          <w:tcPr>
+            <w:tcW w:type="dxa" w:w="1728"/>
+          </w:tcPr>
+          <w:p>
+            <w:r>
+              <w:rPr>
+                <w:b/>
+                <w:sz w:val="18"/>
+              </w:rPr>
+              <w:t>Regime (machine label)</w:t>
+            </w:r>
+          </w:p>
+        </w:tc>
+        <w:tc>
+          <w:tcPr>
+            <w:tcW w:type="dxa" w:w="1728"/>
+          </w:tcPr>
+          <w:p>
+            <w:r>
+              <w:rPr>
+                <w:b/>
+                <w:sz w:val="18"/>
+              </w:rPr>
+              <w:t>held-out variants</w:t>
+            </w:r>
+          </w:p>
+        </w:tc>
+        <w:tc>
+          <w:tcPr>
+            <w:tcW w:type="dxa" w:w="1728"/>
+          </w:tcPr>
+          <w:p>
+            <w:r>
+              <w:rPr>
+                <w:b/>
+                <w:sz w:val="18"/>
+              </w:rPr>
+              <w:t>train Y median</w:t>
+            </w:r>
+          </w:p>
+        </w:tc>
+        <w:tc>
+          <w:tcPr>
+            <w:tcW w:type="dxa" w:w="1728"/>
+          </w:tcPr>
+          <w:p>
+            <w:r>
+              <w:rPr>
+                <w:b/>
+                <w:sz w:val="18"/>
+              </w:rPr>
+              <w:t>held-out Y median</w:t>
+            </w:r>
+          </w:p>
+        </w:tc>
+        <w:tc>
+          <w:tcPr>
+            <w:tcW w:type="dxa" w:w="1728"/>
+          </w:tcPr>
+          <w:p>
+            <w:r>
+              <w:rPr>
+                <w:b/>
+                <w:sz w:val="18"/>
+              </w:rPr>
+              <w:t>abs. difference</w:t>
+            </w:r>
+          </w:p>
+        </w:tc>
+      </w:tr>
+      <w:tr>
+        <w:tc>
+          <w:tcPr>
+            <w:tcW w:type="dxa" w:w="1728"/>
+          </w:tcPr>
+          <w:p>
+            <w:r>
+              <w:rPr>
+                <w:sz w:val="18"/>
+              </w:rPr>
+              <w:t>regime_0</w:t>
+            </w:r>
+          </w:p>
+        </w:tc>
+        <w:tc>
+          <w:tcPr>
+            <w:tcW w:type="dxa" w:w="1728"/>
+          </w:tcPr>
+          <w:p>
+            <w:r>
+              <w:rPr>
+                <w:sz w:val="18"/>
+              </w:rPr>
+              <w:t>120,139</w:t>
+            </w:r>
+          </w:p>
+        </w:tc>
+        <w:tc>
+          <w:tcPr>
+            <w:tcW w:type="dxa" w:w="1728"/>
+          </w:tcPr>
+          <w:p>
+            <w:r>
+              <w:rPr>
+                <w:sz w:val="18"/>
+              </w:rPr>
+              <w:t>0.593</w:t>
+            </w:r>
+          </w:p>
+        </w:tc>
+        <w:tc>
+          <w:tcPr>
+            <w:tcW w:type="dxa" w:w="1728"/>
+          </w:tcPr>
+          <w:p>
+            <w:r>
+              <w:rPr>
+                <w:sz w:val="18"/>
+              </w:rPr>
+              <w:t>0.586</w:t>
+            </w:r>
+          </w:p>
+        </w:tc>
+        <w:tc>
+          <w:tcPr>
+            <w:tcW w:type="dxa" w:w="1728"/>
+          </w:tcPr>
+          <w:p>
+            <w:r>
+              <w:rPr>
+                <w:sz w:val="18"/>
+              </w:rPr>
+              <w:t>0.007</w:t>
+            </w:r>
+          </w:p>
+        </w:tc>
+      </w:tr>
+      <w:tr>
+        <w:tc>
+          <w:tcPr>
+            <w:tcW w:type="dxa" w:w="1728"/>
+          </w:tcPr>
+          <w:p>
+            <w:r>
+              <w:rPr>
+                <w:sz w:val="18"/>
+              </w:rPr>
+              <w:t>regime_1</w:t>
+            </w:r>
+          </w:p>
+        </w:tc>
+        <w:tc>
+          <w:tcPr>
+            <w:tcW w:type="dxa" w:w="1728"/>
+          </w:tcPr>
+          <w:p>
+            <w:r>
+              <w:rPr>
+                <w:sz w:val="18"/>
+              </w:rPr>
+              <w:t>112,360</w:t>
+            </w:r>
+          </w:p>
+        </w:tc>
+        <w:tc>
+          <w:tcPr>
+            <w:tcW w:type="dxa" w:w="1728"/>
+          </w:tcPr>
+          <w:p>
+            <w:r>
+              <w:rPr>
+                <w:sz w:val="18"/>
+              </w:rPr>
+              <w:t>0.455</w:t>
+            </w:r>
+          </w:p>
+        </w:tc>
+        <w:tc>
+          <w:tcPr>
+            <w:tcW w:type="dxa" w:w="1728"/>
+          </w:tcPr>
+          <w:p>
+            <w:r>
+              <w:rPr>
+                <w:sz w:val="18"/>
+              </w:rPr>
+              <w:t>0.429</w:t>
+            </w:r>
+          </w:p>
+        </w:tc>
+        <w:tc>
+          <w:tcPr>
+            <w:tcW w:type="dxa" w:w="1728"/>
+          </w:tcPr>
+          <w:p>
+            <w:r>
+              <w:rPr>
+                <w:sz w:val="18"/>
+              </w:rPr>
+              <w:t>0.026</w:t>
+            </w:r>
+          </w:p>
+        </w:tc>
+      </w:tr>
+      <w:tr>
+        <w:tc>
+          <w:tcPr>
+            <w:tcW w:type="dxa" w:w="1728"/>
+          </w:tcPr>
+          <w:p>
+            <w:r>
+              <w:rPr>
+                <w:sz w:val="18"/>
+              </w:rPr>
+              <w:t>regime_2</w:t>
+            </w:r>
+          </w:p>
+        </w:tc>
+        <w:tc>
+          <w:tcPr>
+            <w:tcW w:type="dxa" w:w="1728"/>
+          </w:tcPr>
+          <w:p>
+            <w:r>
+              <w:rPr>
+                <w:sz w:val="18"/>
+              </w:rPr>
+              <w:t>108,502</w:t>
+            </w:r>
+          </w:p>
+        </w:tc>
+        <w:tc>
+          <w:tcPr>
+            <w:tcW w:type="dxa" w:w="1728"/>
+          </w:tcPr>
+          <w:p>
+            <w:r>
+              <w:rPr>
+                <w:sz w:val="18"/>
+              </w:rPr>
+              <w:t>0.579</w:t>
+            </w:r>
+          </w:p>
+        </w:tc>
+        <w:tc>
+          <w:tcPr>
+            <w:tcW w:type="dxa" w:w="1728"/>
+          </w:tcPr>
+          <w:p>
+            <w:r>
+              <w:rPr>
+                <w:sz w:val="18"/>
+              </w:rPr>
+              <w:t>0.600</w:t>
+            </w:r>
+          </w:p>
+        </w:tc>
+        <w:tc>
+          <w:tcPr>
+            <w:tcW w:type="dxa" w:w="1728"/>
+          </w:tcPr>
+          <w:p>
+            <w:r>
+              <w:rPr>
+                <w:sz w:val="18"/>
+              </w:rPr>
+              <w:t>0.021</w:t>
+            </w:r>
+          </w:p>
+        </w:tc>
+      </w:tr>
+      <w:tr>
+        <w:tc>
+          <w:tcPr>
+            <w:tcW w:type="dxa" w:w="1728"/>
+          </w:tcPr>
+          <w:p>
+            <w:r>
+              <w:rPr>
+                <w:sz w:val="18"/>
+              </w:rPr>
+              <w:t>regime_3</w:t>
+            </w:r>
+          </w:p>
+        </w:tc>
+        <w:tc>
+          <w:tcPr>
+            <w:tcW w:type="dxa" w:w="1728"/>
+          </w:tcPr>
+          <w:p>
+            <w:r>
+              <w:rPr>
+                <w:sz w:val="18"/>
+              </w:rPr>
+              <w:t>89,356</w:t>
+            </w:r>
+          </w:p>
+        </w:tc>
+        <w:tc>
+          <w:tcPr>
+            <w:tcW w:type="dxa" w:w="1728"/>
+          </w:tcPr>
+          <w:p>
+            <w:r>
+              <w:rPr>
+                <w:sz w:val="18"/>
+              </w:rPr>
+              <w:t>0.461</w:t>
+            </w:r>
+          </w:p>
+        </w:tc>
+        <w:tc>
+          <w:tcPr>
+            <w:tcW w:type="dxa" w:w="1728"/>
+          </w:tcPr>
+          <w:p>
+            <w:r>
+              <w:rPr>
+                <w:sz w:val="18"/>
+              </w:rPr>
+              <w:t>0.468</w:t>
+            </w:r>
+          </w:p>
+        </w:tc>
+        <w:tc>
+          <w:tcPr>
+            <w:tcW w:type="dxa" w:w="1728"/>
+          </w:tcPr>
+          <w:p>
+            <w:r>
+              <w:rPr>
+                <w:sz w:val="18"/>
+              </w:rPr>
+              <w:t>0.008</w:t>
+            </w:r>
+          </w:p>
+        </w:tc>
+      </w:tr>
+      <w:tr>
+        <w:tc>
+          <w:tcPr>
+            <w:tcW w:type="dxa" w:w="1728"/>
+          </w:tcPr>
+          <w:p>
+            <w:r>
+              <w:rPr>
+                <w:sz w:val="18"/>
+              </w:rPr>
+              <w:t>regime_4</w:t>
+            </w:r>
+          </w:p>
+        </w:tc>
+        <w:tc>
+          <w:tcPr>
+            <w:tcW w:type="dxa" w:w="1728"/>
+          </w:tcPr>
+          <w:p>
+            <w:r>
+              <w:rPr>
+                <w:sz w:val="18"/>
+              </w:rPr>
+              <w:t>111,458</w:t>
+            </w:r>
+          </w:p>
+        </w:tc>
+        <w:tc>
+          <w:tcPr>
+            <w:tcW w:type="dxa" w:w="1728"/>
+          </w:tcPr>
+          <w:p>
+            <w:r>
+              <w:rPr>
+                <w:sz w:val="18"/>
+              </w:rPr>
+              <w:t>0.634</w:t>
+            </w:r>
+          </w:p>
+        </w:tc>
+        <w:tc>
+          <w:tcPr>
+            <w:tcW w:type="dxa" w:w="1728"/>
+          </w:tcPr>
+          <w:p>
+            <w:r>
+              <w:rPr>
+                <w:sz w:val="18"/>
+              </w:rPr>
+              <w:t>0.651</w:t>
+            </w:r>
+          </w:p>
+        </w:tc>
+        <w:tc>
+          <w:tcPr>
+            <w:tcW w:type="dxa" w:w="1728"/>
+          </w:tcPr>
+          <w:p>
+            <w:r>
+              <w:rPr>
+                <w:sz w:val="18"/>
+              </w:rPr>
+              <w:t>0.017</w:t>
+            </w:r>
+          </w:p>
+        </w:tc>
+      </w:tr>
+      <w:tr>
+        <w:tc>
+          <w:tcPr>
+            <w:tcW w:type="dxa" w:w="1728"/>
+          </w:tcPr>
+          <w:p>
+            <w:r>
+              <w:rPr>
+                <w:sz w:val="18"/>
+              </w:rPr>
+              <w:t>regime_5</w:t>
+            </w:r>
+          </w:p>
+        </w:tc>
+        <w:tc>
+          <w:tcPr>
+            <w:tcW w:type="dxa" w:w="1728"/>
+          </w:tcPr>
+          <w:p>
+            <w:r>
+              <w:rPr>
+                <w:sz w:val="18"/>
+              </w:rPr>
+              <w:t>154,496</w:t>
+            </w:r>
+          </w:p>
+        </w:tc>
+        <w:tc>
+          <w:tcPr>
+            <w:tcW w:type="dxa" w:w="1728"/>
+          </w:tcPr>
+          <w:p>
+            <w:r>
+              <w:rPr>
+                <w:sz w:val="18"/>
+              </w:rPr>
+              <w:t>0.374</w:t>
+            </w:r>
+          </w:p>
+        </w:tc>
+        <w:tc>
+          <w:tcPr>
+            <w:tcW w:type="dxa" w:w="1728"/>
+          </w:tcPr>
+          <w:p>
+            <w:r>
+              <w:rPr>
+                <w:sz w:val="18"/>
+              </w:rPr>
+              <w:t>0.365</w:t>
+            </w:r>
+          </w:p>
+        </w:tc>
+        <w:tc>
+          <w:tcPr>
+            <w:tcW w:type="dxa" w:w="1728"/>
+          </w:tcPr>
+          <w:p>
+            <w:r>
+              <w:rPr>
+                <w:sz w:val="18"/>
+              </w:rPr>
+              <w:t>0.009</w:t>
+            </w:r>
+          </w:p>
+        </w:tc>
+      </w:tr>
+    </w:tbl>
+    <w:p>
+      <w:r>
+        <w:br w:type="page"/>
+      </w:r>
+    </w:p>
+    <w:p>
+      <w:r>
+        <w:rPr>
+          <w:b/>
+          <w:sz w:val="21"/>
+        </w:rPr>
+        <w:t>Table S9. Regime-selection audit and functional-feature controls. (a) Gaussian-mixture BIC sweep over K = 2-8 (family-centroid input, covariance_type = full, n_init = 3, identical settings to the regime fit); K = 6 minimizes BIC. (b) Within-protein permutation enrichment of high-disagreement residues for UniProt functional features with Benjamini-Hochberg FDR control across features; no feature survives (minimum q = 0.60).</w:t>
       </w:r>
     </w:p>
     <w:p>

--- a/manuscript/submission/supplementary.docx
+++ b/manuscript/submission/supplementary.docx
@@ -3607,7 +3607,7 @@
           <w:b/>
           <w:sz w:val="21"/>
         </w:rPr>
-        <w:t>Table S4. Standard-homology sensitivity. Clinical-versus-DMS best hits by HMMER3 phmmer (E &lt;= 1e-3), excluding proteins with &gt;= 70% pairwise identity over aligned residues AND &gt;= 70% query coverage (primary set: 35 excluded, 2,490 proteins retained, median rank-averaged uniform-ensemble AUROC 0.968); 50% and 30% identity thresholds exclude 46 and 82 proteins with medians 0.968 and 0.968. The 8-mer heuristic used in the previous draft shares 34 of the 35 exclusions at the 70% level.</w:t>
+        <w:t>Table S4. Standard-homology sensitivity. Clinical-versus-DMS best hits by HMMER3 phmmer (E &lt;= 1e-3), excluding proteins with &gt;= 70% pairwise identity over aligned residues AND &gt;= 70% query coverage (primary set: 35 excluded, 2,490 proteins retained, median rank-averaged uniform-ensemble AUROC 0.977); 50% and 30% identity thresholds exclude 46 and 82 proteins with medians 0.977 and 0.977. The 8-mer heuristic used in the previous draft shares 34 of the 35 exclusions at the 70% level.</w:t>
       </w:r>
     </w:p>
     <w:p>
@@ -3781,7 +3781,7 @@
               <w:rPr>
                 <w:sz w:val="18"/>
               </w:rPr>
-              <w:t>2,443</w:t>
+              <w:t>1,486</w:t>
             </w:r>
           </w:p>
         </w:tc>
@@ -3794,7 +3794,7 @@
               <w:rPr>
                 <w:sz w:val="18"/>
               </w:rPr>
-              <w:t>0.968</w:t>
+              <w:t>0.977</w:t>
             </w:r>
           </w:p>
         </w:tc>
@@ -3861,7 +3861,7 @@
               <w:rPr>
                 <w:sz w:val="18"/>
               </w:rPr>
-              <w:t>2,479</w:t>
+              <w:t>1,501</w:t>
             </w:r>
           </w:p>
         </w:tc>
@@ -3874,7 +3874,7 @@
               <w:rPr>
                 <w:sz w:val="18"/>
               </w:rPr>
-              <w:t>0.968</w:t>
+              <w:t>0.977</w:t>
             </w:r>
           </w:p>
         </w:tc>
@@ -3941,7 +3941,7 @@
               <w:rPr>
                 <w:sz w:val="18"/>
               </w:rPr>
-              <w:t>2,490</w:t>
+              <w:t>1,506</w:t>
             </w:r>
           </w:p>
         </w:tc>
@@ -3954,7 +3954,7 @@
               <w:rPr>
                 <w:sz w:val="18"/>
               </w:rPr>
-              <w:t>0.968</w:t>
+              <w:t>0.977</w:t>
             </w:r>
           </w:p>
         </w:tc>
@@ -8497,7 +8497,7 @@
           <w:b/>
           <w:sz w:val="21"/>
         </w:rPr>
-        <w:t>Table S7. Clinical paired deltas (10,000 protein bootstrap). Full set: BioGate - uniform +0.039 [0.033, 0.045], best - uniform +0.056 [0.048, 0.064]. Strict set: BioGate - uniform +0.021 [0.011, 0.026], best - uniform +0.085 [0.077, 0.091], best - BioGate +0.061 [0.056, 0.066].</w:t>
+        <w:t>Table S7. Clinical paired deltas (10,000 protein bootstrap). Full set (baseline: five-model rank-averaged uniform): BioGate - uniform -0.011 [-0.014, -0.008]; best single - uniform 0.000 [0.000, 0.000]. Strict set (baseline: gate-matched two-family centroid uniform): BioGate - uniform +0.045 [+0.038, +0.053]; best single - uniform +0.085 [+0.077, +0.091]; best single - BioGate +0.023 [+0.019, +0.028].</w:t>
       </w:r>
     </w:p>
     <w:tbl>
@@ -8649,7 +8649,7 @@
               <w:rPr>
                 <w:sz w:val="18"/>
               </w:rPr>
-              <w:t>0.039</w:t>
+              <w:t>-0.011</w:t>
             </w:r>
           </w:p>
         </w:tc>
@@ -8662,7 +8662,7 @@
               <w:rPr>
                 <w:sz w:val="18"/>
               </w:rPr>
-              <w:t>[0.033, 0.045]</w:t>
+              <w:t>[-0.014, -0.008]</w:t>
             </w:r>
           </w:p>
         </w:tc>
@@ -8675,7 +8675,7 @@
               <w:rPr>
                 <w:sz w:val="18"/>
               </w:rPr>
-              <w:t>0.662</w:t>
+              <w:t>0.105</w:t>
             </w:r>
           </w:p>
         </w:tc>
@@ -8729,7 +8729,7 @@
               <w:rPr>
                 <w:sz w:val="18"/>
               </w:rPr>
-              <w:t>0.056</w:t>
+              <w:t>0</w:t>
             </w:r>
           </w:p>
         </w:tc>
@@ -8742,7 +8742,7 @@
               <w:rPr>
                 <w:sz w:val="18"/>
               </w:rPr>
-              <w:t>[0.048, 0.063]</w:t>
+              <w:t>[0, 0]</w:t>
             </w:r>
           </w:p>
         </w:tc>
@@ -8755,7 +8755,7 @@
               <w:rPr>
                 <w:sz w:val="18"/>
               </w:rPr>
-              <w:t>0.692</w:t>
+              <w:t>0.232</w:t>
             </w:r>
           </w:p>
         </w:tc>
@@ -8822,7 +8822,7 @@
               <w:rPr>
                 <w:sz w:val="18"/>
               </w:rPr>
-              <w:t>[0, 0.001]</w:t>
+              <w:t>[0, 0.005]</w:t>
             </w:r>
           </w:p>
         </w:tc>
@@ -8835,7 +8835,7 @@
               <w:rPr>
                 <w:sz w:val="18"/>
               </w:rPr>
-              <w:t>0.476</w:t>
+              <w:t>0.499</w:t>
             </w:r>
           </w:p>
         </w:tc>
@@ -8876,7 +8876,7 @@
               <w:rPr>
                 <w:sz w:val="18"/>
               </w:rPr>
-              <w:t>788</w:t>
+              <w:t>789</w:t>
             </w:r>
           </w:p>
         </w:tc>
@@ -8889,7 +8889,7 @@
               <w:rPr>
                 <w:sz w:val="18"/>
               </w:rPr>
-              <w:t>0.021</w:t>
+              <w:t>0.045</w:t>
             </w:r>
           </w:p>
         </w:tc>
@@ -8902,7 +8902,7 @@
               <w:rPr>
                 <w:sz w:val="18"/>
               </w:rPr>
-              <w:t>[0.011, 0.026]</w:t>
+              <w:t>[0.038, 0.053]</w:t>
             </w:r>
           </w:p>
         </w:tc>
@@ -8915,7 +8915,7 @@
               <w:rPr>
                 <w:sz w:val="18"/>
               </w:rPr>
-              <w:t>0.588</w:t>
+              <w:t>0.777</w:t>
             </w:r>
           </w:p>
         </w:tc>
@@ -8956,7 +8956,7 @@
               <w:rPr>
                 <w:sz w:val="18"/>
               </w:rPr>
-              <w:t>788</w:t>
+              <w:t>789</w:t>
             </w:r>
           </w:p>
         </w:tc>
@@ -9036,7 +9036,7 @@
               <w:rPr>
                 <w:sz w:val="18"/>
               </w:rPr>
-              <w:t>788</w:t>
+              <w:t>789</w:t>
             </w:r>
           </w:p>
         </w:tc>
@@ -9049,7 +9049,7 @@
               <w:rPr>
                 <w:sz w:val="18"/>
               </w:rPr>
-              <w:t>0.061</w:t>
+              <w:t>0.023</w:t>
             </w:r>
           </w:p>
         </w:tc>
@@ -9062,7 +9062,7 @@
               <w:rPr>
                 <w:sz w:val="18"/>
               </w:rPr>
-              <w:t>[0.056, 0.066]</w:t>
+              <w:t>[0.019, 0.028]</w:t>
             </w:r>
           </w:p>
         </w:tc>
@@ -9075,7 +9075,7 @@
               <w:rPr>
                 <w:sz w:val="18"/>
               </w:rPr>
-              <w:t>0.933</w:t>
+              <w:t>0.683</w:t>
             </w:r>
           </w:p>
         </w:tc>
@@ -9352,7 +9352,7 @@
           <w:b/>
           <w:sz w:val="21"/>
         </w:rPr>
-        <w:t>Table S10. Matched two-family control (DMS versus clinical). Assay- or protein-level Spearman between |U_seq - U_evo| disagreement and the two-family ensemble error, identical definition in both datasets, with 10,000-resample bootstrap CIs; scale-matched AUROC comparison (high-error versus misclassification).</w:t>
+        <w:t>Table S10. Matched five-model control and averaging-convention sensitivity. (a) Identical SD(z) disagreement and rank-averaged ensemble error in both datasets: median per-assay (DMS) or per-protein (clinical) Spearman with 10,000-resample bootstrap CIs, plus the scale-matched AUROC comparison (above-median error in DMS; misclassification at the 0.5 rule in clinical). (b) Five-model uniform AUROC by averaging convention (naive raw-score mean versus rank mean), all scored proteins and the gate-complete strict subset. (c) Paired BioGate minus rank-averaged five-model uniform, strict set.</w:t>
       </w:r>
     </w:p>
     <w:p>
@@ -9361,7 +9361,7 @@
           <w:b/>
           <w:sz w:val="20"/>
         </w:rPr>
-        <w:t>(a) Identical two-family definition in both datasets: disagreement |U_seq - U_evo| versus two-family ensemble error; per-assay (DMS) or per-protein (clinical) Spearman, median with 10,000-resample bootstrap CI (frac_positive = fraction of units with rho &gt; 0):</w:t>
+        <w:t>(a) Identical SD(z) disagreement and rank-averaged ensemble error in both datasets (five released zero-shot models; PoET oriented per official clinical metadata); median per-assay (DMS) / per-protein (clinical) Spearman with 10,000-resample bootstrap CIs:</w:t>
       </w:r>
     </w:p>
     <w:tbl>
@@ -9402,6 +9402,20 @@
                 <w:b/>
                 <w:sz w:val="18"/>
               </w:rPr>
+              <w:t>statistic</w:t>
+            </w:r>
+          </w:p>
+        </w:tc>
+        <w:tc>
+          <w:tcPr>
+            <w:tcW w:type="dxa" w:w="1728"/>
+          </w:tcPr>
+          <w:p>
+            <w:r>
+              <w:rPr>
+                <w:b/>
+                <w:sz w:val="18"/>
+              </w:rPr>
               <w:t>units</w:t>
             </w:r>
           </w:p>
@@ -9416,7 +9430,7 @@
                 <w:b/>
                 <w:sz w:val="18"/>
               </w:rPr>
-              <w:t>median rho</w:t>
+              <w:t>median</w:t>
             </w:r>
           </w:p>
         </w:tc>
@@ -9431,20 +9445,6 @@
                 <w:sz w:val="18"/>
               </w:rPr>
               <w:t>95% CI</w:t>
-            </w:r>
-          </w:p>
-        </w:tc>
-        <w:tc>
-          <w:tcPr>
-            <w:tcW w:type="dxa" w:w="1728"/>
-          </w:tcPr>
-          <w:p>
-            <w:r>
-              <w:rPr>
-                <w:b/>
-                <w:sz w:val="18"/>
-              </w:rPr>
-              <w:t>frac positive</w:t>
             </w:r>
           </w:p>
         </w:tc>
@@ -9459,7 +9459,7 @@
               <w:rPr>
                 <w:sz w:val="18"/>
               </w:rPr>
-              <w:t>DMS (two-family, matched to clinical)</w:t>
+              <w:t>DMS (same 5 models, same SD(z)/rank-mean definitions)</w:t>
             </w:r>
           </w:p>
         </w:tc>
@@ -9472,7 +9472,7 @@
               <w:rPr>
                 <w:sz w:val="18"/>
               </w:rPr>
-              <w:t>217</w:t>
+              <w:t>median per-assay Spearman(D, |mean_u - Y|)</w:t>
             </w:r>
           </w:p>
         </w:tc>
@@ -9485,7 +9485,7 @@
               <w:rPr>
                 <w:sz w:val="18"/>
               </w:rPr>
-              <w:t>0.027</w:t>
+              <w:t>215</w:t>
             </w:r>
           </w:p>
         </w:tc>
@@ -9498,7 +9498,7 @@
               <w:rPr>
                 <w:sz w:val="18"/>
               </w:rPr>
-              <w:t>0.019 to 0.038</w:t>
+              <w:t>-0.001</w:t>
             </w:r>
           </w:p>
         </w:tc>
@@ -9511,7 +9511,7 @@
               <w:rPr>
                 <w:sz w:val="18"/>
               </w:rPr>
-              <w:t>0.700</w:t>
+              <w:t>-0.008 to 0.005</w:t>
             </w:r>
           </w:p>
         </w:tc>
@@ -9526,7 +9526,7 @@
               <w:rPr>
                 <w:sz w:val="18"/>
               </w:rPr>
-              <w:t>DMS (three-family total, Section 2.6 anchor)</w:t>
+              <w:t>Clinical (released definition)</w:t>
             </w:r>
           </w:p>
         </w:tc>
@@ -9539,7 +9539,7 @@
               <w:rPr>
                 <w:sz w:val="18"/>
               </w:rPr>
-              <w:t>217</w:t>
+              <w:t>median per-protein Spearman(D, |mean_u - label|)</w:t>
             </w:r>
           </w:p>
         </w:tc>
@@ -9552,7 +9552,7 @@
               <w:rPr>
                 <w:sz w:val="18"/>
               </w:rPr>
-              <w:t>0.028</w:t>
+              <w:t>1530</w:t>
             </w:r>
           </w:p>
         </w:tc>
@@ -9565,7 +9565,7 @@
               <w:rPr>
                 <w:sz w:val="18"/>
               </w:rPr>
-              <w:t>0.014 to 0.039</w:t>
+              <w:t>-0.231</w:t>
             </w:r>
           </w:p>
         </w:tc>
@@ -9578,7 +9578,7 @@
               <w:rPr>
                 <w:sz w:val="18"/>
               </w:rPr>
-              <w:t>0.636</w:t>
+              <w:t>-0.247 to -0.217</w:t>
             </w:r>
           </w:p>
         </w:tc>
@@ -9593,7 +9593,7 @@
               <w:rPr>
                 <w:sz w:val="18"/>
               </w:rPr>
-              <w:t>Clinical (two-family, same definition)</w:t>
+              <w:t>DMS (same 5 models)</w:t>
             </w:r>
           </w:p>
         </w:tc>
@@ -9606,7 +9606,7 @@
               <w:rPr>
                 <w:sz w:val="18"/>
               </w:rPr>
-              <w:t>658</w:t>
+              <w:t>median AUROC of D for above-median error</w:t>
             </w:r>
           </w:p>
         </w:tc>
@@ -9619,7 +9619,7 @@
               <w:rPr>
                 <w:sz w:val="18"/>
               </w:rPr>
-              <w:t>-0.465</w:t>
+              <w:t>215</w:t>
             </w:r>
           </w:p>
         </w:tc>
@@ -9632,7 +9632,7 @@
               <w:rPr>
                 <w:sz w:val="18"/>
               </w:rPr>
-              <w:t>-0.496 to -0.440</w:t>
+              <w:t>0.499</w:t>
             </w:r>
           </w:p>
         </w:tc>
@@ -9645,7 +9645,74 @@
               <w:rPr>
                 <w:sz w:val="18"/>
               </w:rPr>
-              <w:t>0.035</w:t>
+              <w:t>0.496 to 0.503</w:t>
+            </w:r>
+          </w:p>
+        </w:tc>
+      </w:tr>
+      <w:tr>
+        <w:tc>
+          <w:tcPr>
+            <w:tcW w:type="dxa" w:w="1728"/>
+          </w:tcPr>
+          <w:p>
+            <w:r>
+              <w:rPr>
+                <w:sz w:val="18"/>
+              </w:rPr>
+              <w:t>Clinical</w:t>
+            </w:r>
+          </w:p>
+        </w:tc>
+        <w:tc>
+          <w:tcPr>
+            <w:tcW w:type="dxa" w:w="1728"/>
+          </w:tcPr>
+          <w:p>
+            <w:r>
+              <w:rPr>
+                <w:sz w:val="18"/>
+              </w:rPr>
+              <w:t>median AUROC of low D for misclassification (0.5 rule)</w:t>
+            </w:r>
+          </w:p>
+        </w:tc>
+        <w:tc>
+          <w:tcPr>
+            <w:tcW w:type="dxa" w:w="1728"/>
+          </w:tcPr>
+          <w:p>
+            <w:r>
+              <w:rPr>
+                <w:sz w:val="18"/>
+              </w:rPr>
+              <w:t>1486</w:t>
+            </w:r>
+          </w:p>
+        </w:tc>
+        <w:tc>
+          <w:tcPr>
+            <w:tcW w:type="dxa" w:w="1728"/>
+          </w:tcPr>
+          <w:p>
+            <w:r>
+              <w:rPr>
+                <w:sz w:val="18"/>
+              </w:rPr>
+              <w:t>0.635</w:t>
+            </w:r>
+          </w:p>
+        </w:tc>
+        <w:tc>
+          <w:tcPr>
+            <w:tcW w:type="dxa" w:w="1728"/>
+          </w:tcPr>
+          <w:p>
+            <w:r>
+              <w:rPr>
+                <w:sz w:val="18"/>
+              </w:rPr>
+              <w:t>0.626 to 0.643</w:t>
             </w:r>
           </w:p>
         </w:tc>
@@ -9664,7 +9731,202 @@
           <w:b/>
           <w:sz w:val="20"/>
         </w:rPr>
-        <w:t>(b) Scale-matched discriminative comparison (binary outcomes; frac = fraction of units with AUROC &gt; 0.5):</w:t>
+        <w:t>(b) Five-model uniform AUROC by averaging convention:</w:t>
+      </w:r>
+    </w:p>
+    <w:tbl>
+      <w:tblPr>
+        <w:tblStyle w:val="TableGrid"/>
+        <w:tblW w:type="auto" w:w="0"/>
+        <w:tblLook w:firstColumn="1" w:firstRow="1" w:lastColumn="0" w:lastRow="0" w:noHBand="0" w:noVBand="1" w:val="04A0"/>
+      </w:tblPr>
+      <w:tblGrid>
+        <w:gridCol w:w="2160"/>
+        <w:gridCol w:w="2160"/>
+        <w:gridCol w:w="2160"/>
+        <w:gridCol w:w="2160"/>
+      </w:tblGrid>
+      <w:tr>
+        <w:tc>
+          <w:tcPr>
+            <w:tcW w:type="dxa" w:w="2160"/>
+          </w:tcPr>
+          <w:p>
+            <w:r>
+              <w:rPr>
+                <w:b/>
+                <w:sz w:val="18"/>
+              </w:rPr>
+              <w:t>Set</w:t>
+            </w:r>
+          </w:p>
+        </w:tc>
+        <w:tc>
+          <w:tcPr>
+            <w:tcW w:type="dxa" w:w="2160"/>
+          </w:tcPr>
+          <w:p>
+            <w:r>
+              <w:rPr>
+                <w:b/>
+                <w:sz w:val="18"/>
+              </w:rPr>
+              <w:t>n proteins</w:t>
+            </w:r>
+          </w:p>
+        </w:tc>
+        <w:tc>
+          <w:tcPr>
+            <w:tcW w:type="dxa" w:w="2160"/>
+          </w:tcPr>
+          <w:p>
+            <w:r>
+              <w:rPr>
+                <w:b/>
+                <w:sz w:val="18"/>
+              </w:rPr>
+              <w:t>naive raw-score mean</w:t>
+            </w:r>
+          </w:p>
+        </w:tc>
+        <w:tc>
+          <w:tcPr>
+            <w:tcW w:type="dxa" w:w="2160"/>
+          </w:tcPr>
+          <w:p>
+            <w:r>
+              <w:rPr>
+                <w:b/>
+                <w:sz w:val="18"/>
+              </w:rPr>
+              <w:t>rank mean</w:t>
+            </w:r>
+          </w:p>
+        </w:tc>
+      </w:tr>
+      <w:tr>
+        <w:tc>
+          <w:tcPr>
+            <w:tcW w:type="dxa" w:w="2160"/>
+          </w:tcPr>
+          <w:p>
+            <w:r>
+              <w:rPr>
+                <w:sz w:val="18"/>
+              </w:rPr>
+              <w:t>all scored proteins (2,490)</w:t>
+            </w:r>
+          </w:p>
+        </w:tc>
+        <w:tc>
+          <w:tcPr>
+            <w:tcW w:type="dxa" w:w="2160"/>
+          </w:tcPr>
+          <w:p>
+            <w:r>
+              <w:rPr>
+                <w:sz w:val="18"/>
+              </w:rPr>
+              <w:t>1530</w:t>
+            </w:r>
+          </w:p>
+        </w:tc>
+        <w:tc>
+          <w:tcPr>
+            <w:tcW w:type="dxa" w:w="2160"/>
+          </w:tcPr>
+          <w:p>
+            <w:r>
+              <w:rPr>
+                <w:sz w:val="18"/>
+              </w:rPr>
+              <w:t>0.976</w:t>
+            </w:r>
+          </w:p>
+        </w:tc>
+        <w:tc>
+          <w:tcPr>
+            <w:tcW w:type="dxa" w:w="2160"/>
+          </w:tcPr>
+          <w:p>
+            <w:r>
+              <w:rPr>
+                <w:sz w:val="18"/>
+              </w:rPr>
+              <w:t>0.977</w:t>
+            </w:r>
+          </w:p>
+        </w:tc>
+      </w:tr>
+      <w:tr>
+        <w:tc>
+          <w:tcPr>
+            <w:tcW w:type="dxa" w:w="2160"/>
+          </w:tcPr>
+          <w:p>
+            <w:r>
+              <w:rPr>
+                <w:sz w:val="18"/>
+              </w:rPr>
+              <w:t>gate-complete subset (788)</w:t>
+            </w:r>
+          </w:p>
+        </w:tc>
+        <w:tc>
+          <w:tcPr>
+            <w:tcW w:type="dxa" w:w="2160"/>
+          </w:tcPr>
+          <w:p>
+            <w:r>
+              <w:rPr>
+                <w:sz w:val="18"/>
+              </w:rPr>
+              <w:t>789</w:t>
+            </w:r>
+          </w:p>
+        </w:tc>
+        <w:tc>
+          <w:tcPr>
+            <w:tcW w:type="dxa" w:w="2160"/>
+          </w:tcPr>
+          <w:p>
+            <w:r>
+              <w:rPr>
+                <w:sz w:val="18"/>
+              </w:rPr>
+              <w:t>0.965</w:t>
+            </w:r>
+          </w:p>
+        </w:tc>
+        <w:tc>
+          <w:tcPr>
+            <w:tcW w:type="dxa" w:w="2160"/>
+          </w:tcPr>
+          <w:p>
+            <w:r>
+              <w:rPr>
+                <w:sz w:val="18"/>
+              </w:rPr>
+              <w:t>0.966</w:t>
+            </w:r>
+          </w:p>
+        </w:tc>
+      </w:tr>
+    </w:tbl>
+    <w:p>
+      <w:r>
+        <w:rPr>
+          <w:b w:val="0"/>
+        </w:rPr>
+      </w:r>
+    </w:p>
+    <w:p>
+      <w:r>
+        <w:rPr>
+          <w:b/>
+          <w:sz w:val="20"/>
+        </w:rPr>
+        <w:t>(c) Paired BioGate minus rank-averaged five-model uniform (strict gate-complete set):</w:t>
       </w:r>
     </w:p>
     <w:tbl>
@@ -9691,7 +9953,7 @@
                 <w:b/>
                 <w:sz w:val="18"/>
               </w:rPr>
-              <w:t>Dataset</w:t>
+              <w:t>Comparison</w:t>
             </w:r>
           </w:p>
         </w:tc>
@@ -9705,7 +9967,7 @@
                 <w:b/>
                 <w:sz w:val="18"/>
               </w:rPr>
-              <w:t>units</w:t>
+              <w:t>n</w:t>
             </w:r>
           </w:p>
         </w:tc>
@@ -9719,7 +9981,7 @@
                 <w:b/>
                 <w:sz w:val="18"/>
               </w:rPr>
-              <w:t>median AUROC</w:t>
+              <w:t>median delta</w:t>
             </w:r>
           </w:p>
         </w:tc>
@@ -9747,7 +10009,7 @@
                 <w:b/>
                 <w:sz w:val="18"/>
               </w:rPr>
-              <w:t>frac &gt; 0.5</w:t>
+              <w:t>frac positive</w:t>
             </w:r>
           </w:p>
         </w:tc>
@@ -9762,7 +10024,7 @@
               <w:rPr>
                 <w:sz w:val="18"/>
               </w:rPr>
-              <w:t>DMS: AUROC of two-family disagreement for above-median error</w:t>
+              <w:t>BioGate - rank-averaged 5-model uniform</w:t>
             </w:r>
           </w:p>
         </w:tc>
@@ -9775,7 +10037,7 @@
               <w:rPr>
                 <w:sz w:val="18"/>
               </w:rPr>
-              <w:t>217</w:t>
+              <w:t>789</w:t>
             </w:r>
           </w:p>
         </w:tc>
@@ -9788,7 +10050,7 @@
               <w:rPr>
                 <w:sz w:val="18"/>
               </w:rPr>
-              <w:t>0.515</w:t>
+              <w:t>-0.021</w:t>
             </w:r>
           </w:p>
         </w:tc>
@@ -9801,7 +10063,7 @@
               <w:rPr>
                 <w:sz w:val="18"/>
               </w:rPr>
-              <w:t>0.510 to 0.522</w:t>
+              <w:t>-0.025 to -0.017</w:t>
             </w:r>
           </w:p>
         </w:tc>
@@ -9814,74 +10076,7 @@
               <w:rPr>
                 <w:sz w:val="18"/>
               </w:rPr>
-              <w:t>0.733</w:t>
-            </w:r>
-          </w:p>
-        </w:tc>
-      </w:tr>
-      <w:tr>
-        <w:tc>
-          <w:tcPr>
-            <w:tcW w:type="dxa" w:w="1728"/>
-          </w:tcPr>
-          <w:p>
-            <w:r>
-              <w:rPr>
-                <w:sz w:val="18"/>
-              </w:rPr>
-              <w:t>Clinical: AUROC of low two-family disagreement for misclassification</w:t>
-            </w:r>
-          </w:p>
-        </w:tc>
-        <w:tc>
-          <w:tcPr>
-            <w:tcW w:type="dxa" w:w="1728"/>
-          </w:tcPr>
-          <w:p>
-            <w:r>
-              <w:rPr>
-                <w:sz w:val="18"/>
-              </w:rPr>
-              <w:t>658</w:t>
-            </w:r>
-          </w:p>
-        </w:tc>
-        <w:tc>
-          <w:tcPr>
-            <w:tcW w:type="dxa" w:w="1728"/>
-          </w:tcPr>
-          <w:p>
-            <w:r>
-              <w:rPr>
-                <w:sz w:val="18"/>
-              </w:rPr>
-              <w:t>0.678</w:t>
-            </w:r>
-          </w:p>
-        </w:tc>
-        <w:tc>
-          <w:tcPr>
-            <w:tcW w:type="dxa" w:w="1728"/>
-          </w:tcPr>
-          <w:p>
-            <w:r>
-              <w:rPr>
-                <w:sz w:val="18"/>
-              </w:rPr>
-              <w:t>0.663 to 0.692</w:t>
-            </w:r>
-          </w:p>
-        </w:tc>
-        <w:tc>
-          <w:tcPr>
-            <w:tcW w:type="dxa" w:w="1728"/>
-          </w:tcPr>
-          <w:p>
-            <w:r>
-              <w:rPr>
-                <w:sz w:val="18"/>
-              </w:rPr>
-              <w:t>0.922</w:t>
+              <w:t>0.171</w:t>
             </w:r>
           </w:p>
         </w:tc>

--- a/manuscript/submission/supplementary.docx
+++ b/manuscript/submission/supplementary.docx
@@ -23,7 +23,7 @@
           <w:b/>
           <w:sz w:val="26"/>
         </w:rPr>
-        <w:t>Protein AI Model Disagreement Tracks AlphaFold Structural Confidence</w:t>
+        <w:t>Model Disagreement as a Scientific Observable: Structure and Boundaries of Protein AI Divergence</w:t>
       </w:r>
     </w:p>
     <w:p>
